--- a/11-变流电路/01-整流电路/倍压整流电路/倍压整流电路.docx
+++ b/11-变流电路/01-整流电路/倍压整流电路/倍压整流电路.docx
@@ -2913,6 +2913,20 @@
     </w:p>
     <w:bookmarkEnd w:id="26"/>
     <w:bookmarkEnd w:id="27"/>
+    <w:p>
+      <w:pPr>
+        <w:spacing w:before="360"/>
+        <w:jc w:val="center"/>
+      </w:pPr>
+      <w:r>
+        <w:rPr>
+          <w:rFonts w:ascii="Times New Roman" w:hAnsi="Times New Roman"/>
+          <w:color w:val="555555"/>
+          <w:sz w:val="21"/>
+        </w:rPr>
+        <w:t>材料收集者：杜文杰</w:t>
+      </w:r>
+    </w:p>
     <w:sectPr>
       <w:headerReference r:id="rId9" w:type="default"/>
       <w:footerReference r:id="rId10" w:type="default"/>

--- a/11-变流电路/01-整流电路/倍压整流电路/倍压整流电路.docx
+++ b/11-变流电路/01-整流电路/倍压整流电路/倍压整流电路.docx
@@ -1,6 +1,6 @@
 
 <file path=word/document.xml><?xml version="1.0" encoding="utf-8"?>
-<w:document xmlns:w="http://schemas.openxmlformats.org/wordprocessingml/2006/main" xmlns:m="http://schemas.openxmlformats.org/officeDocument/2006/math" xmlns:r="http://schemas.openxmlformats.org/officeDocument/2006/relationships" xmlns:o="urn:schemas-microsoft-com:office:office" xmlns:v="urn:schemas-microsoft-com:vml" xmlns:w10="urn:schemas-microsoft-com:office:word" xmlns:a="http://schemas.openxmlformats.org/drawingml/2006/main" xmlns:pic="http://schemas.openxmlformats.org/drawingml/2006/picture" xmlns:wp="http://schemas.openxmlformats.org/drawingml/2006/wordprocessingDrawing">
+<w:document xmlns:m="http://schemas.openxmlformats.org/officeDocument/2006/math" xmlns:r="http://schemas.openxmlformats.org/officeDocument/2006/relationships" xmlns:w="http://schemas.openxmlformats.org/wordprocessingml/2006/main" xmlns:o="urn:schemas-microsoft-com:office:office" xmlns:v="urn:schemas-microsoft-com:vml" xmlns:w10="urn:schemas-microsoft-com:office:word" xmlns:a="http://schemas.openxmlformats.org/drawingml/2006/main" xmlns:pic="http://schemas.openxmlformats.org/drawingml/2006/picture" xmlns:wp="http://schemas.openxmlformats.org/drawingml/2006/wordprocessingDrawing">
   <w:body>
     <w:bookmarkStart w:id="27" w:name="倍压整流电路"/>
     <w:p>
@@ -9,7 +9,7 @@
       </w:pPr>
       <w:r>
         <w:rPr>
-          <w:rFonts w:hint="eastAsia"/>
+          <w:rFonts w:hint="eastAsia" w:eastAsia="黑体"/>
         </w:rPr>
         <w:t xml:space="preserve">倍压整流电路</w:t>
       </w:r>
@@ -21,7 +21,7 @@
       </w:pPr>
       <w:r>
         <w:rPr>
-          <w:rFonts w:hint="eastAsia"/>
+          <w:rFonts w:hint="eastAsia" w:eastAsia="黑体"/>
         </w:rPr>
         <w:t xml:space="preserve">拓扑描述</w:t>
       </w:r>
@@ -32,16 +32,19 @@
       </w:pPr>
       <w:r>
         <w:rPr>
-          <w:rFonts w:hint="eastAsia"/>
+          <w:rFonts w:hint="eastAsia" w:eastAsia="黑体"/>
         </w:rPr>
         <w:t xml:space="preserve">由</w:t>
       </w:r>
       <w:r>
+        <w:rPr>
+          <w:rFonts w:eastAsia="黑体"/>
+        </w:rPr>
         <w:t xml:space="preserve"> </w:t>
       </w:r>
       <w:r>
         <w:rPr>
-          <w:rFonts w:hint="eastAsia"/>
+          <w:rFonts w:hint="eastAsia" w:eastAsia="黑体"/>
           <w:b/>
           <w:bCs/>
         </w:rPr>
@@ -49,6 +52,7 @@
       </w:r>
       <w:r>
         <w:rPr>
+          <w:rFonts w:eastAsia="黑体"/>
           <w:b/>
           <w:bCs/>
         </w:rPr>
@@ -88,6 +92,7 @@
       </m:oMath>
       <w:r>
         <w:rPr>
+          <w:rFonts w:eastAsia="黑体"/>
           <w:b/>
           <w:bCs/>
         </w:rPr>
@@ -95,7 +100,7 @@
       </w:r>
       <w:r>
         <w:rPr>
-          <w:rFonts w:hint="eastAsia"/>
+          <w:rFonts w:hint="eastAsia" w:eastAsia="黑体"/>
           <w:b/>
           <w:bCs/>
         </w:rPr>
@@ -103,6 +108,7 @@
       </w:r>
       <w:r>
         <w:rPr>
+          <w:rFonts w:eastAsia="黑体"/>
           <w:b/>
           <w:bCs/>
         </w:rPr>
@@ -141,44 +147,56 @@
         </m:sSub>
       </m:oMath>
       <w:r>
+        <w:rPr>
+          <w:rFonts w:eastAsia="黑体"/>
+        </w:rPr>
         <w:t xml:space="preserve"> </w:t>
       </w:r>
       <w:r>
         <w:rPr>
-          <w:rFonts w:hint="eastAsia"/>
+          <w:rFonts w:hint="eastAsia" w:eastAsia="黑体"/>
         </w:rPr>
         <w:t xml:space="preserve">交替级联组成的二倍压网络（Cockcroft–Walton</w:t>
       </w:r>
       <w:r>
+        <w:rPr>
+          <w:rFonts w:eastAsia="黑体"/>
+        </w:rPr>
         <w:t xml:space="preserve"> </w:t>
       </w:r>
       <w:r>
         <w:rPr>
-          <w:rFonts w:hint="eastAsia"/>
+          <w:rFonts w:hint="eastAsia" w:eastAsia="黑体"/>
         </w:rPr>
         <w:t xml:space="preserve">型，可逐级扩展为</w:t>
       </w:r>
       <w:r>
+        <w:rPr>
+          <w:rFonts w:eastAsia="黑体"/>
+        </w:rPr>
         <w:t xml:space="preserve"> 3 </w:t>
       </w:r>
       <w:r>
         <w:rPr>
-          <w:rFonts w:hint="eastAsia"/>
+          <w:rFonts w:hint="eastAsia" w:eastAsia="黑体"/>
         </w:rPr>
         <w:t xml:space="preserve">倍、4</w:t>
       </w:r>
       <w:r>
+        <w:rPr>
+          <w:rFonts w:eastAsia="黑体"/>
+        </w:rPr>
         <w:t xml:space="preserve"> </w:t>
       </w:r>
       <w:r>
         <w:rPr>
-          <w:rFonts w:hint="eastAsia"/>
+          <w:rFonts w:hint="eastAsia" w:eastAsia="黑体"/>
         </w:rPr>
         <w:t xml:space="preserve">倍乃至更高）。电路关键节点：</w:t>
       </w:r>
       <w:r>
         <w:rPr>
-          <w:rFonts w:hint="eastAsia"/>
+          <w:rFonts w:hint="eastAsia" w:eastAsia="黑体"/>
           <w:b/>
           <w:bCs/>
         </w:rPr>
@@ -186,6 +204,7 @@
       </w:r>
       <w:r>
         <w:rPr>
+          <w:rFonts w:eastAsia="黑体"/>
           <w:b/>
           <w:bCs/>
         </w:rPr>
@@ -193,7 +212,7 @@
       </w:r>
       <w:r>
         <w:rPr>
-          <w:rFonts w:hint="eastAsia"/>
+          <w:rFonts w:hint="eastAsia" w:eastAsia="黑体"/>
           <w:b/>
           <w:bCs/>
         </w:rPr>
@@ -201,6 +220,7 @@
       </w:r>
       <w:r>
         <w:rPr>
+          <w:rFonts w:eastAsia="黑体"/>
           <w:b/>
           <w:bCs/>
         </w:rPr>
@@ -213,13 +233,13 @@
       </m:oMath>
       <w:r>
         <w:rPr>
-          <w:rFonts w:hint="eastAsia"/>
+          <w:rFonts w:hint="eastAsia" w:eastAsia="黑体"/>
         </w:rPr>
         <w:t xml:space="preserve">（交流电源一端）；</w:t>
       </w:r>
       <w:r>
         <w:rPr>
-          <w:rFonts w:hint="eastAsia"/>
+          <w:rFonts w:hint="eastAsia" w:eastAsia="黑体"/>
           <w:b/>
           <w:bCs/>
         </w:rPr>
@@ -227,6 +247,7 @@
       </w:r>
       <w:r>
         <w:rPr>
+          <w:rFonts w:eastAsia="黑体"/>
           <w:b/>
           <w:bCs/>
         </w:rPr>
@@ -234,7 +255,7 @@
       </w:r>
       <w:r>
         <w:rPr>
-          <w:rFonts w:hint="eastAsia"/>
+          <w:rFonts w:hint="eastAsia" w:eastAsia="黑体"/>
           <w:b/>
           <w:bCs/>
         </w:rPr>
@@ -242,6 +263,7 @@
       </w:r>
       <w:r>
         <w:rPr>
+          <w:rFonts w:eastAsia="黑体"/>
           <w:b/>
           <w:bCs/>
         </w:rPr>
@@ -254,13 +276,13 @@
       </m:oMath>
       <w:r>
         <w:rPr>
-          <w:rFonts w:hint="eastAsia"/>
+          <w:rFonts w:hint="eastAsia" w:eastAsia="黑体"/>
         </w:rPr>
         <w:t xml:space="preserve">（GND，交流电源另一端/回线）；</w:t>
       </w:r>
       <w:r>
         <w:rPr>
-          <w:rFonts w:hint="eastAsia"/>
+          <w:rFonts w:hint="eastAsia" w:eastAsia="黑体"/>
           <w:b/>
           <w:bCs/>
         </w:rPr>
@@ -268,6 +290,7 @@
       </w:r>
       <w:r>
         <w:rPr>
+          <w:rFonts w:eastAsia="黑体"/>
           <w:b/>
           <w:bCs/>
         </w:rPr>
@@ -275,7 +298,7 @@
       </w:r>
       <w:r>
         <w:rPr>
-          <w:rFonts w:hint="eastAsia"/>
+          <w:rFonts w:hint="eastAsia" w:eastAsia="黑体"/>
           <w:b/>
           <w:bCs/>
         </w:rPr>
@@ -283,6 +306,7 @@
       </w:r>
       <w:r>
         <w:rPr>
+          <w:rFonts w:eastAsia="黑体"/>
           <w:b/>
           <w:bCs/>
         </w:rPr>
@@ -295,7 +319,7 @@
       </m:oMath>
       <w:r>
         <w:rPr>
-          <w:rFonts w:hint="eastAsia"/>
+          <w:rFonts w:hint="eastAsia" w:eastAsia="黑体"/>
         </w:rPr>
         <w:t xml:space="preserve">（</w:t>
       </w:r>
@@ -314,15 +338,21 @@
         </m:sSub>
       </m:oMath>
       <w:r>
+        <w:rPr>
+          <w:rFonts w:eastAsia="黑体"/>
+        </w:rPr>
         <w:t xml:space="preserve"> </w:t>
       </w:r>
       <w:r>
         <w:rPr>
-          <w:rFonts w:hint="eastAsia"/>
+          <w:rFonts w:hint="eastAsia" w:eastAsia="黑体"/>
         </w:rPr>
         <w:t xml:space="preserve">与</w:t>
       </w:r>
       <w:r>
+        <w:rPr>
+          <w:rFonts w:eastAsia="黑体"/>
+        </w:rPr>
         <w:t xml:space="preserve"> </w:t>
       </w:r>
       <m:oMath>
@@ -340,11 +370,14 @@
         </m:sSub>
       </m:oMath>
       <w:r>
+        <w:rPr>
+          <w:rFonts w:eastAsia="黑体"/>
+        </w:rPr>
         <w:t xml:space="preserve"> </w:t>
       </w:r>
       <w:r>
         <w:rPr>
-          <w:rFonts w:hint="eastAsia"/>
+          <w:rFonts w:hint="eastAsia" w:eastAsia="黑体"/>
         </w:rPr>
         <w:t xml:space="preserve">阴极、</w:t>
       </w:r>
@@ -363,17 +396,20 @@
         </m:sSub>
       </m:oMath>
       <w:r>
+        <w:rPr>
+          <w:rFonts w:eastAsia="黑体"/>
+        </w:rPr>
         <w:t xml:space="preserve"> </w:t>
       </w:r>
       <w:r>
         <w:rPr>
-          <w:rFonts w:hint="eastAsia"/>
+          <w:rFonts w:hint="eastAsia" w:eastAsia="黑体"/>
         </w:rPr>
         <w:t xml:space="preserve">阳极的公共点）；</w:t>
       </w:r>
       <w:r>
         <w:rPr>
-          <w:rFonts w:hint="eastAsia"/>
+          <w:rFonts w:hint="eastAsia" w:eastAsia="黑体"/>
           <w:b/>
           <w:bCs/>
         </w:rPr>
@@ -381,6 +417,7 @@
       </w:r>
       <w:r>
         <w:rPr>
+          <w:rFonts w:eastAsia="黑体"/>
           <w:b/>
           <w:bCs/>
         </w:rPr>
@@ -388,7 +425,7 @@
       </w:r>
       <w:r>
         <w:rPr>
-          <w:rFonts w:hint="eastAsia"/>
+          <w:rFonts w:hint="eastAsia" w:eastAsia="黑体"/>
           <w:b/>
           <w:bCs/>
         </w:rPr>
@@ -396,6 +433,7 @@
       </w:r>
       <w:r>
         <w:rPr>
+          <w:rFonts w:eastAsia="黑体"/>
           <w:b/>
           <w:bCs/>
         </w:rPr>
@@ -408,7 +446,7 @@
       </m:oMath>
       <w:r>
         <w:rPr>
-          <w:rFonts w:hint="eastAsia"/>
+          <w:rFonts w:hint="eastAsia" w:eastAsia="黑体"/>
         </w:rPr>
         <w:t xml:space="preserve">（</w:t>
       </w:r>
@@ -427,15 +465,21 @@
         </m:sSub>
       </m:oMath>
       <w:r>
+        <w:rPr>
+          <w:rFonts w:eastAsia="黑体"/>
+        </w:rPr>
         <w:t xml:space="preserve"> </w:t>
       </w:r>
       <w:r>
         <w:rPr>
-          <w:rFonts w:hint="eastAsia"/>
+          <w:rFonts w:hint="eastAsia" w:eastAsia="黑体"/>
         </w:rPr>
         <w:t xml:space="preserve">阴极与</w:t>
       </w:r>
       <w:r>
+        <w:rPr>
+          <w:rFonts w:eastAsia="黑体"/>
+        </w:rPr>
         <w:t xml:space="preserve"> </w:t>
       </w:r>
       <m:oMath>
@@ -453,11 +497,14 @@
         </m:sSub>
       </m:oMath>
       <w:r>
+        <w:rPr>
+          <w:rFonts w:eastAsia="黑体"/>
+        </w:rPr>
         <w:t xml:space="preserve"> </w:t>
       </w:r>
       <w:r>
         <w:rPr>
-          <w:rFonts w:hint="eastAsia"/>
+          <w:rFonts w:hint="eastAsia" w:eastAsia="黑体"/>
         </w:rPr>
         <w:t xml:space="preserve">上端的公共点）。</w:t>
       </w:r>
@@ -466,7 +513,7 @@
       <w:pPr/>
       <w:r>
         <w:rPr>
-          <w:rFonts w:hint="eastAsia"/>
+          <w:rFonts w:hint="eastAsia" w:eastAsia="黑体"/>
         </w:rPr>
         <w:t xml:space="preserve">各元件管脚连接：</w:t>
       </w:r>
@@ -485,15 +532,21 @@
         </m:sSub>
       </m:oMath>
       <w:r>
+        <w:rPr>
+          <w:rFonts w:eastAsia="黑体"/>
+        </w:rPr>
         <w:t xml:space="preserve"> </w:t>
       </w:r>
       <w:r>
         <w:rPr>
-          <w:rFonts w:hint="eastAsia"/>
+          <w:rFonts w:hint="eastAsia" w:eastAsia="黑体"/>
         </w:rPr>
         <w:t xml:space="preserve">一端接交流热端</w:t>
       </w:r>
       <w:r>
+        <w:rPr>
+          <w:rFonts w:eastAsia="黑体"/>
+        </w:rPr>
         <w:t xml:space="preserve"> </w:t>
       </w:r>
       <m:oMath>
@@ -503,11 +556,14 @@
       </m:oMath>
       <w:r>
         <w:rPr>
-          <w:rFonts w:hint="eastAsia"/>
+          <w:rFonts w:hint="eastAsia" w:eastAsia="黑体"/>
         </w:rPr>
         <w:t xml:space="preserve">、另一端接节点</w:t>
       </w:r>
       <w:r>
+        <w:rPr>
+          <w:rFonts w:eastAsia="黑体"/>
+        </w:rPr>
         <w:t xml:space="preserve"> </w:t>
       </w:r>
       <m:oMath>
@@ -517,7 +573,7 @@
       </m:oMath>
       <w:r>
         <w:rPr>
-          <w:rFonts w:hint="eastAsia"/>
+          <w:rFonts w:hint="eastAsia" w:eastAsia="黑体"/>
         </w:rPr>
         <w:t xml:space="preserve">；</w:t>
       </w:r>
@@ -536,15 +592,21 @@
         </m:sSub>
       </m:oMath>
       <w:r>
+        <w:rPr>
+          <w:rFonts w:eastAsia="黑体"/>
+        </w:rPr>
         <w:t xml:space="preserve"> </w:t>
       </w:r>
       <w:r>
         <w:rPr>
-          <w:rFonts w:hint="eastAsia"/>
+          <w:rFonts w:hint="eastAsia" w:eastAsia="黑体"/>
         </w:rPr>
         <w:t xml:space="preserve">阳极接参考节点</w:t>
       </w:r>
       <w:r>
+        <w:rPr>
+          <w:rFonts w:eastAsia="黑体"/>
+        </w:rPr>
         <w:t xml:space="preserve"> </w:t>
       </w:r>
       <m:oMath>
@@ -554,11 +616,14 @@
       </m:oMath>
       <w:r>
         <w:rPr>
-          <w:rFonts w:hint="eastAsia"/>
+          <w:rFonts w:hint="eastAsia" w:eastAsia="黑体"/>
         </w:rPr>
         <w:t xml:space="preserve">、阴极接节点</w:t>
       </w:r>
       <w:r>
+        <w:rPr>
+          <w:rFonts w:eastAsia="黑体"/>
+        </w:rPr>
         <w:t xml:space="preserve"> </w:t>
       </w:r>
       <m:oMath>
@@ -568,7 +633,7 @@
       </m:oMath>
       <w:r>
         <w:rPr>
-          <w:rFonts w:hint="eastAsia"/>
+          <w:rFonts w:hint="eastAsia" w:eastAsia="黑体"/>
         </w:rPr>
         <w:t xml:space="preserve">；</w:t>
       </w:r>
@@ -587,15 +652,21 @@
         </m:sSub>
       </m:oMath>
       <w:r>
+        <w:rPr>
+          <w:rFonts w:eastAsia="黑体"/>
+        </w:rPr>
         <w:t xml:space="preserve"> </w:t>
       </w:r>
       <w:r>
         <w:rPr>
-          <w:rFonts w:hint="eastAsia"/>
+          <w:rFonts w:hint="eastAsia" w:eastAsia="黑体"/>
         </w:rPr>
         <w:t xml:space="preserve">阳极接节点</w:t>
       </w:r>
       <w:r>
+        <w:rPr>
+          <w:rFonts w:eastAsia="黑体"/>
+        </w:rPr>
         <w:t xml:space="preserve"> </w:t>
       </w:r>
       <m:oMath>
@@ -605,11 +676,14 @@
       </m:oMath>
       <w:r>
         <w:rPr>
-          <w:rFonts w:hint="eastAsia"/>
+          <w:rFonts w:hint="eastAsia" w:eastAsia="黑体"/>
         </w:rPr>
         <w:t xml:space="preserve">、阴极接输出节点</w:t>
       </w:r>
       <w:r>
+        <w:rPr>
+          <w:rFonts w:eastAsia="黑体"/>
+        </w:rPr>
         <w:t xml:space="preserve"> </w:t>
       </w:r>
       <m:oMath>
@@ -619,7 +693,7 @@
       </m:oMath>
       <w:r>
         <w:rPr>
-          <w:rFonts w:hint="eastAsia"/>
+          <w:rFonts w:hint="eastAsia" w:eastAsia="黑体"/>
         </w:rPr>
         <w:t xml:space="preserve">；</w:t>
       </w:r>
@@ -638,15 +712,21 @@
         </m:sSub>
       </m:oMath>
       <w:r>
+        <w:rPr>
+          <w:rFonts w:eastAsia="黑体"/>
+        </w:rPr>
         <w:t xml:space="preserve"> </w:t>
       </w:r>
       <w:r>
         <w:rPr>
-          <w:rFonts w:hint="eastAsia"/>
+          <w:rFonts w:hint="eastAsia" w:eastAsia="黑体"/>
         </w:rPr>
         <w:t xml:space="preserve">一端接输出节点</w:t>
       </w:r>
       <w:r>
+        <w:rPr>
+          <w:rFonts w:eastAsia="黑体"/>
+        </w:rPr>
         <w:t xml:space="preserve"> </w:t>
       </w:r>
       <m:oMath>
@@ -656,11 +736,14 @@
       </m:oMath>
       <w:r>
         <w:rPr>
-          <w:rFonts w:hint="eastAsia"/>
+          <w:rFonts w:hint="eastAsia" w:eastAsia="黑体"/>
         </w:rPr>
         <w:t xml:space="preserve">、另一端接参考节点</w:t>
       </w:r>
       <w:r>
+        <w:rPr>
+          <w:rFonts w:eastAsia="黑体"/>
+        </w:rPr>
         <w:t xml:space="preserve"> </w:t>
       </w:r>
       <m:oMath>
@@ -670,11 +753,14 @@
       </m:oMath>
       <w:r>
         <w:rPr>
-          <w:rFonts w:hint="eastAsia"/>
+          <w:rFonts w:hint="eastAsia" w:eastAsia="黑体"/>
         </w:rPr>
         <w:t xml:space="preserve">。输出电压取自</w:t>
       </w:r>
       <w:r>
+        <w:rPr>
+          <w:rFonts w:eastAsia="黑体"/>
+        </w:rPr>
         <w:t xml:space="preserve"> </w:t>
       </w:r>
       <m:oMath>
@@ -683,15 +769,21 @@
         </m:r>
       </m:oMath>
       <w:r>
+        <w:rPr>
+          <w:rFonts w:eastAsia="黑体"/>
+        </w:rPr>
         <w:t xml:space="preserve"> </w:t>
       </w:r>
       <w:r>
         <w:rPr>
-          <w:rFonts w:hint="eastAsia"/>
+          <w:rFonts w:hint="eastAsia" w:eastAsia="黑体"/>
         </w:rPr>
         <w:t xml:space="preserve">与</w:t>
       </w:r>
       <w:r>
+        <w:rPr>
+          <w:rFonts w:eastAsia="黑体"/>
+        </w:rPr>
         <w:t xml:space="preserve"> </w:t>
       </w:r>
       <m:oMath>
@@ -700,20 +792,26 @@
         </m:r>
       </m:oMath>
       <w:r>
+        <w:rPr>
+          <w:rFonts w:eastAsia="黑体"/>
+        </w:rPr>
         <w:t xml:space="preserve"> </w:t>
       </w:r>
       <w:r>
         <w:rPr>
-          <w:rFonts w:hint="eastAsia"/>
+          <w:rFonts w:hint="eastAsia" w:eastAsia="黑体"/>
         </w:rPr>
         <w:t xml:space="preserve">之间；若再串联更多”二极管</w:t>
       </w:r>
       <w:r>
+        <w:rPr>
+          <w:rFonts w:eastAsia="黑体"/>
+        </w:rPr>
         <w:t xml:space="preserve"> + </w:t>
       </w:r>
       <w:r>
         <w:rPr>
-          <w:rFonts w:hint="eastAsia"/>
+          <w:rFonts w:hint="eastAsia" w:eastAsia="黑体"/>
         </w:rPr>
         <w:t xml:space="preserve">电容”单元，可把输出逐级再升高。</w:t>
       </w:r>
@@ -722,20 +820,26 @@
       <w:pPr/>
       <w:r>
         <w:rPr>
-          <w:rFonts w:hint="eastAsia"/>
+          <w:rFonts w:hint="eastAsia" w:eastAsia="黑体"/>
         </w:rPr>
         <w:t xml:space="preserve">由此构成”二极管与电容交替级联、正负半周分别对两电容充电并叠加”的二倍压整流组态，输出直流电压约等于输入峰值的</w:t>
       </w:r>
       <w:r>
+        <w:rPr>
+          <w:rFonts w:eastAsia="黑体"/>
+        </w:rPr>
         <w:t xml:space="preserve"> 2 </w:t>
       </w:r>
       <w:r>
         <w:rPr>
-          <w:rFonts w:hint="eastAsia"/>
+          <w:rFonts w:hint="eastAsia" w:eastAsia="黑体"/>
         </w:rPr>
         <w:t xml:space="preserve">倍（理想</w:t>
       </w:r>
       <w:r>
+        <w:rPr>
+          <w:rFonts w:eastAsia="黑体"/>
+        </w:rPr>
         <w:t xml:space="preserve"> </w:t>
       </w:r>
       <m:oMath>
@@ -781,11 +885,14 @@
       </m:oMath>
       <w:r>
         <w:rPr>
-          <w:rFonts w:hint="eastAsia"/>
+          <w:rFonts w:hint="eastAsia" w:eastAsia="黑体"/>
         </w:rPr>
         <w:t xml:space="preserve">，级联</w:t>
       </w:r>
       <w:r>
+        <w:rPr>
+          <w:rFonts w:eastAsia="黑体"/>
+        </w:rPr>
         <w:t xml:space="preserve"> </w:t>
       </w:r>
       <m:oMath>
@@ -794,15 +901,21 @@
         </m:r>
       </m:oMath>
       <w:r>
+        <w:rPr>
+          <w:rFonts w:eastAsia="黑体"/>
+        </w:rPr>
         <w:t xml:space="preserve"> </w:t>
       </w:r>
       <w:r>
         <w:rPr>
-          <w:rFonts w:hint="eastAsia"/>
+          <w:rFonts w:hint="eastAsia" w:eastAsia="黑体"/>
         </w:rPr>
         <w:t xml:space="preserve">级为</w:t>
       </w:r>
       <w:r>
+        <w:rPr>
+          <w:rFonts w:eastAsia="黑体"/>
+        </w:rPr>
         <w:t xml:space="preserve"> </w:t>
       </w:r>
       <m:oMath>
@@ -824,7 +937,7 @@
       </m:oMath>
       <w:r>
         <w:rPr>
-          <w:rFonts w:hint="eastAsia"/>
+          <w:rFonts w:hint="eastAsia" w:eastAsia="黑体"/>
         </w:rPr>
         <w:t xml:space="preserve">）。</w:t>
       </w:r>
@@ -837,7 +950,7 @@
       </w:pPr>
       <w:r>
         <w:rPr>
-          <w:rFonts w:hint="eastAsia"/>
+          <w:rFonts w:hint="eastAsia" w:eastAsia="黑体"/>
         </w:rPr>
         <w:t xml:space="preserve">工作原理</w:t>
       </w:r>
@@ -848,11 +961,14 @@
       </w:pPr>
       <w:r>
         <w:rPr>
-          <w:rFonts w:hint="eastAsia"/>
+          <w:rFonts w:hint="eastAsia" w:eastAsia="黑体"/>
         </w:rPr>
         <w:t xml:space="preserve">交流正半周一个二极管导通给第一只电容充电到峰值电压；负半周另一只二极管导通，把交流峰值与第一个电容电压叠加后对第二只电容充电，使第二只电容端电压接近</w:t>
       </w:r>
       <w:r>
+        <w:rPr>
+          <w:rFonts w:eastAsia="黑体"/>
+        </w:rPr>
         <w:t xml:space="preserve"> </w:t>
       </w:r>
       <m:oMath>
@@ -874,7 +990,7 @@
       </m:oMath>
       <w:r>
         <w:rPr>
-          <w:rFonts w:hint="eastAsia"/>
+          <w:rFonts w:hint="eastAsia" w:eastAsia="黑体"/>
         </w:rPr>
         <w:t xml:space="preserve">。级联多个单元即可逐级叠加电压，将低压交流升压为高压直流。</w:t>
       </w:r>
@@ -887,7 +1003,7 @@
       </w:pPr>
       <w:r>
         <w:rPr>
-          <w:rFonts w:hint="eastAsia"/>
+          <w:rFonts w:hint="eastAsia" w:eastAsia="黑体"/>
         </w:rPr>
         <w:t xml:space="preserve">关键计算公式</w:t>
       </w:r>
@@ -900,11 +1016,14 @@
         </w:numPr>
       </w:pPr>
       <w:r>
+        <w:rPr>
+          <w:rFonts w:eastAsia="黑体"/>
+        </w:rPr>
         <w:t xml:space="preserve">n </w:t>
       </w:r>
       <w:r>
         <w:rPr>
-          <w:rFonts w:hint="eastAsia"/>
+          <w:rFonts w:hint="eastAsia" w:eastAsia="黑体"/>
         </w:rPr>
         <w:t xml:space="preserve">倍压电路理想输出电压：</w:t>
       </w:r>
@@ -970,7 +1089,7 @@
       </w:pPr>
       <w:r>
         <w:rPr>
-          <w:rFonts w:hint="eastAsia"/>
+          <w:rFonts w:hint="eastAsia" w:eastAsia="黑体"/>
         </w:rPr>
         <w:t xml:space="preserve">输入峰值电压：</w:t>
       </w:r>
@@ -1047,7 +1166,7 @@
       </w:pPr>
       <w:r>
         <w:rPr>
-          <w:rFonts w:hint="eastAsia"/>
+          <w:rFonts w:hint="eastAsia" w:eastAsia="黑体"/>
         </w:rPr>
         <w:t xml:space="preserve">理想二倍压输出：</w:t>
       </w:r>
@@ -1113,7 +1232,7 @@
       </w:pPr>
       <w:r>
         <w:rPr>
-          <w:rFonts w:hint="eastAsia"/>
+          <w:rFonts w:hint="eastAsia" w:eastAsia="黑体"/>
         </w:rPr>
         <w:t xml:space="preserve">带负载时输出纹波（二倍压近似）：</w:t>
       </w:r>
@@ -1191,7 +1310,7 @@
       </w:pPr>
       <w:r>
         <w:rPr>
-          <w:rFonts w:hint="eastAsia"/>
+          <w:rFonts w:hint="eastAsia" w:eastAsia="黑体"/>
         </w:rPr>
         <w:t xml:space="preserve">负载调整下的平均输出电压：</w:t>
       </w:r>
@@ -1376,7 +1495,7 @@
             </w:pPr>
             <w:r>
               <w:rPr>
-                <w:rFonts w:hint="eastAsia"/>
+                <w:rFonts w:hint="eastAsia" w:eastAsia="黑体"/>
               </w:rPr>
               <w:t xml:space="preserve">符号</w:t>
             </w:r>
@@ -1390,7 +1509,7 @@
             </w:pPr>
             <w:r>
               <w:rPr>
-                <w:rFonts w:hint="eastAsia"/>
+                <w:rFonts w:hint="eastAsia" w:eastAsia="黑体"/>
               </w:rPr>
               <w:t xml:space="preserve">含义</w:t>
             </w:r>
@@ -1404,7 +1523,7 @@
             </w:pPr>
             <w:r>
               <w:rPr>
-                <w:rFonts w:hint="eastAsia"/>
+                <w:rFonts w:hint="eastAsia" w:eastAsia="黑体"/>
               </w:rPr>
               <w:t xml:space="preserve">单位</w:t>
             </w:r>
@@ -1439,6 +1558,9 @@
               </m:sSub>
             </m:oMath>
             <w:r>
+              <w:rPr>
+                <w:rFonts w:eastAsia="黑体"/>
+              </w:rPr>
               <w:t xml:space="preserve">​</w:t>
             </w:r>
           </w:p>
@@ -1451,7 +1573,7 @@
             </w:pPr>
             <w:r>
               <w:rPr>
-                <w:rFonts w:hint="eastAsia"/>
+                <w:rFonts w:hint="eastAsia" w:eastAsia="黑体"/>
               </w:rPr>
               <w:t xml:space="preserve">输出直流电压</w:t>
             </w:r>
@@ -1464,6 +1586,9 @@
               <w:pStyle w:val="Compact"/>
             </w:pPr>
             <w:r>
+              <w:rPr>
+                <w:rFonts w:eastAsia="黑体"/>
+              </w:rPr>
               <w:t xml:space="preserve">V</w:t>
             </w:r>
           </w:p>
@@ -1491,6 +1616,9 @@
               </m:sSub>
             </m:oMath>
             <w:r>
+              <w:rPr>
+                <w:rFonts w:eastAsia="黑体"/>
+              </w:rPr>
               <w:t xml:space="preserve">​</w:t>
             </w:r>
           </w:p>
@@ -1503,7 +1631,7 @@
             </w:pPr>
             <w:r>
               <w:rPr>
-                <w:rFonts w:hint="eastAsia"/>
+                <w:rFonts w:hint="eastAsia" w:eastAsia="黑体"/>
               </w:rPr>
               <w:t xml:space="preserve">交流峰值电压</w:t>
             </w:r>
@@ -1516,6 +1644,9 @@
               <w:pStyle w:val="Compact"/>
             </w:pPr>
             <w:r>
+              <w:rPr>
+                <w:rFonts w:eastAsia="黑体"/>
+              </w:rPr>
               <w:t xml:space="preserve">V</w:t>
             </w:r>
           </w:p>
@@ -1549,6 +1680,9 @@
               </m:sSub>
             </m:oMath>
             <w:r>
+              <w:rPr>
+                <w:rFonts w:eastAsia="黑体"/>
+              </w:rPr>
               <w:t xml:space="preserve">​</w:t>
             </w:r>
           </w:p>
@@ -1561,7 +1695,7 @@
             </w:pPr>
             <w:r>
               <w:rPr>
-                <w:rFonts w:hint="eastAsia"/>
+                <w:rFonts w:hint="eastAsia" w:eastAsia="黑体"/>
               </w:rPr>
               <w:t xml:space="preserve">交流有效值</w:t>
             </w:r>
@@ -1574,6 +1708,9 @@
               <w:pStyle w:val="Compact"/>
             </w:pPr>
             <w:r>
+              <w:rPr>
+                <w:rFonts w:eastAsia="黑体"/>
+              </w:rPr>
               <w:t xml:space="preserve">V</w:t>
             </w:r>
           </w:p>
@@ -1592,6 +1729,9 @@
               </m:r>
             </m:oMath>
             <w:r>
+              <w:rPr>
+                <w:rFonts w:eastAsia="黑体"/>
+              </w:rPr>
               <w:t xml:space="preserve">​</w:t>
             </w:r>
           </w:p>
@@ -1604,7 +1744,7 @@
             </w:pPr>
             <w:r>
               <w:rPr>
-                <w:rFonts w:hint="eastAsia"/>
+                <w:rFonts w:hint="eastAsia" w:eastAsia="黑体"/>
               </w:rPr>
               <w:t xml:space="preserve">倍压级数</w:t>
             </w:r>
@@ -1617,6 +1757,9 @@
               <w:pStyle w:val="Compact"/>
             </w:pPr>
             <w:r>
+              <w:rPr>
+                <w:rFonts w:eastAsia="黑体"/>
+              </w:rPr>
               <w:t xml:space="preserve">—</w:t>
             </w:r>
           </w:p>
@@ -1653,6 +1796,9 @@
               </m:sSub>
             </m:oMath>
             <w:r>
+              <w:rPr>
+                <w:rFonts w:eastAsia="黑体"/>
+              </w:rPr>
               <w:t xml:space="preserve">​</w:t>
             </w:r>
           </w:p>
@@ -1665,7 +1811,7 @@
             </w:pPr>
             <w:r>
               <w:rPr>
-                <w:rFonts w:hint="eastAsia"/>
+                <w:rFonts w:hint="eastAsia" w:eastAsia="黑体"/>
               </w:rPr>
               <w:t xml:space="preserve">负载电流</w:t>
             </w:r>
@@ -1678,6 +1824,9 @@
               <w:pStyle w:val="Compact"/>
             </w:pPr>
             <w:r>
+              <w:rPr>
+                <w:rFonts w:eastAsia="黑体"/>
+              </w:rPr>
               <w:t xml:space="preserve">A</w:t>
             </w:r>
           </w:p>
@@ -1696,6 +1845,9 @@
               </m:r>
             </m:oMath>
             <w:r>
+              <w:rPr>
+                <w:rFonts w:eastAsia="黑体"/>
+              </w:rPr>
               <w:t xml:space="preserve">​</w:t>
             </w:r>
           </w:p>
@@ -1708,7 +1860,7 @@
             </w:pPr>
             <w:r>
               <w:rPr>
-                <w:rFonts w:hint="eastAsia"/>
+                <w:rFonts w:hint="eastAsia" w:eastAsia="黑体"/>
               </w:rPr>
               <w:t xml:space="preserve">交流频率</w:t>
             </w:r>
@@ -1721,6 +1873,9 @@
               <w:pStyle w:val="Compact"/>
             </w:pPr>
             <w:r>
+              <w:rPr>
+                <w:rFonts w:eastAsia="黑体"/>
+              </w:rPr>
               <w:t xml:space="preserve">Hz</w:t>
             </w:r>
           </w:p>
@@ -1739,6 +1894,9 @@
               </m:r>
             </m:oMath>
             <w:r>
+              <w:rPr>
+                <w:rFonts w:eastAsia="黑体"/>
+              </w:rPr>
               <w:t xml:space="preserve">​</w:t>
             </w:r>
           </w:p>
@@ -1751,7 +1909,7 @@
             </w:pPr>
             <w:r>
               <w:rPr>
-                <w:rFonts w:hint="eastAsia"/>
+                <w:rFonts w:hint="eastAsia" w:eastAsia="黑体"/>
               </w:rPr>
               <w:t xml:space="preserve">每级电容</w:t>
             </w:r>
@@ -1764,6 +1922,9 @@
               <w:pStyle w:val="Compact"/>
             </w:pPr>
             <w:r>
+              <w:rPr>
+                <w:rFonts w:eastAsia="黑体"/>
+              </w:rPr>
               <w:t xml:space="preserve">F</w:t>
             </w:r>
           </w:p>
@@ -1778,7 +1939,7 @@
       </w:pPr>
       <w:r>
         <w:rPr>
-          <w:rFonts w:hint="eastAsia"/>
+          <w:rFonts w:hint="eastAsia" w:eastAsia="黑体"/>
         </w:rPr>
         <w:t xml:space="preserve">元件调整影响</w:t>
       </w:r>
@@ -1793,7 +1954,7 @@
       </w:pPr>
       <w:r>
         <w:rPr>
-          <w:rFonts w:hint="eastAsia"/>
+          <w:rFonts w:hint="eastAsia" w:eastAsia="黑体"/>
           <w:b/>
           <w:bCs/>
         </w:rPr>
@@ -1801,6 +1962,7 @@
       </w:r>
       <w:r>
         <w:rPr>
+          <w:rFonts w:eastAsia="黑体"/>
           <w:b/>
           <w:bCs/>
         </w:rPr>
@@ -1808,21 +1970,27 @@
       </w:r>
       <w:r>
         <w:rPr>
-          <w:rFonts w:hint="eastAsia"/>
+          <w:rFonts w:hint="eastAsia" w:eastAsia="黑体"/>
           <w:b/>
           <w:bCs/>
         </w:rPr>
         <w:t xml:space="preserve">增多</w:t>
       </w:r>
       <w:r>
+        <w:rPr>
+          <w:rFonts w:eastAsia="黑体"/>
+        </w:rPr>
         <w:t xml:space="preserve"> </w:t>
       </w:r>
       <w:r>
+        <w:rPr>
+          <w:rFonts w:eastAsia="黑体"/>
+        </w:rPr>
         <w:t xml:space="preserve">→ </w:t>
       </w:r>
       <w:r>
         <w:rPr>
-          <w:rFonts w:hint="eastAsia"/>
+          <w:rFonts w:hint="eastAsia" w:eastAsia="黑体"/>
         </w:rPr>
         <w:t xml:space="preserve">输出电压倍率增大，但内阻、纹波与体积也随之增大。</w:t>
       </w:r>
@@ -1837,7 +2005,7 @@
       </w:pPr>
       <w:r>
         <w:rPr>
-          <w:rFonts w:hint="eastAsia"/>
+          <w:rFonts w:hint="eastAsia" w:eastAsia="黑体"/>
           <w:b/>
           <w:bCs/>
         </w:rPr>
@@ -1845,6 +2013,7 @@
       </w:r>
       <w:r>
         <w:rPr>
+          <w:rFonts w:eastAsia="黑体"/>
           <w:b/>
           <w:bCs/>
         </w:rPr>
@@ -1857,6 +2026,7 @@
       </m:oMath>
       <w:r>
         <w:rPr>
+          <w:rFonts w:eastAsia="黑体"/>
           <w:b/>
           <w:bCs/>
         </w:rPr>
@@ -1864,21 +2034,27 @@
       </w:r>
       <w:r>
         <w:rPr>
-          <w:rFonts w:hint="eastAsia"/>
+          <w:rFonts w:hint="eastAsia" w:eastAsia="黑体"/>
           <w:b/>
           <w:bCs/>
         </w:rPr>
         <w:t xml:space="preserve">增大</w:t>
       </w:r>
       <w:r>
+        <w:rPr>
+          <w:rFonts w:eastAsia="黑体"/>
+        </w:rPr>
         <w:t xml:space="preserve"> </w:t>
       </w:r>
       <w:r>
+        <w:rPr>
+          <w:rFonts w:eastAsia="黑体"/>
+        </w:rPr>
         <w:t xml:space="preserve">→ </w:t>
       </w:r>
       <w:r>
         <w:rPr>
-          <w:rFonts w:hint="eastAsia"/>
+          <w:rFonts w:hint="eastAsia" w:eastAsia="黑体"/>
         </w:rPr>
         <w:t xml:space="preserve">带载能力增强、纹波减小，但体积成本增大。</w:t>
       </w:r>
@@ -1893,7 +2069,7 @@
       </w:pPr>
       <w:r>
         <w:rPr>
-          <w:rFonts w:hint="eastAsia"/>
+          <w:rFonts w:hint="eastAsia" w:eastAsia="黑体"/>
           <w:b/>
           <w:bCs/>
         </w:rPr>
@@ -1901,6 +2077,7 @@
       </w:r>
       <w:r>
         <w:rPr>
+          <w:rFonts w:eastAsia="黑体"/>
           <w:b/>
           <w:bCs/>
         </w:rPr>
@@ -1931,6 +2108,7 @@
       </m:oMath>
       <w:r>
         <w:rPr>
+          <w:rFonts w:eastAsia="黑体"/>
           <w:b/>
           <w:bCs/>
         </w:rPr>
@@ -1938,21 +2116,27 @@
       </w:r>
       <w:r>
         <w:rPr>
-          <w:rFonts w:hint="eastAsia"/>
+          <w:rFonts w:hint="eastAsia" w:eastAsia="黑体"/>
           <w:b/>
           <w:bCs/>
         </w:rPr>
         <w:t xml:space="preserve">增大</w:t>
       </w:r>
       <w:r>
+        <w:rPr>
+          <w:rFonts w:eastAsia="黑体"/>
+        </w:rPr>
         <w:t xml:space="preserve"> </w:t>
       </w:r>
       <w:r>
+        <w:rPr>
+          <w:rFonts w:eastAsia="黑体"/>
+        </w:rPr>
         <w:t xml:space="preserve">→ </w:t>
       </w:r>
       <w:r>
         <w:rPr>
-          <w:rFonts w:hint="eastAsia"/>
+          <w:rFonts w:hint="eastAsia" w:eastAsia="黑体"/>
         </w:rPr>
         <w:t xml:space="preserve">输出电压下降明显、纹波增大（倍压电路带载能力弱）。</w:t>
       </w:r>
@@ -1967,7 +2151,7 @@
       </w:pPr>
       <w:r>
         <w:rPr>
-          <w:rFonts w:hint="eastAsia"/>
+          <w:rFonts w:hint="eastAsia" w:eastAsia="黑体"/>
           <w:b/>
           <w:bCs/>
         </w:rPr>
@@ -1975,6 +2159,7 @@
       </w:r>
       <w:r>
         <w:rPr>
+          <w:rFonts w:eastAsia="黑体"/>
           <w:b/>
           <w:bCs/>
         </w:rPr>
@@ -1986,14 +2171,20 @@
         </m:r>
       </m:oMath>
       <w:r>
+        <w:rPr>
+          <w:rFonts w:eastAsia="黑体"/>
+        </w:rPr>
         <w:t xml:space="preserve"> </w:t>
       </w:r>
       <w:r>
+        <w:rPr>
+          <w:rFonts w:eastAsia="黑体"/>
+        </w:rPr>
         <w:t xml:space="preserve">→ </w:t>
       </w:r>
       <w:r>
         <w:rPr>
-          <w:rFonts w:hint="eastAsia"/>
+          <w:rFonts w:hint="eastAsia" w:eastAsia="黑体"/>
         </w:rPr>
         <w:t xml:space="preserve">可用更小电容达到同样纹波，适合高频应用。</w:t>
       </w:r>
@@ -2008,21 +2199,27 @@
       </w:pPr>
       <w:r>
         <w:rPr>
-          <w:rFonts w:hint="eastAsia"/>
+          <w:rFonts w:hint="eastAsia" w:eastAsia="黑体"/>
           <w:b/>
           <w:bCs/>
         </w:rPr>
         <w:t xml:space="preserve">二极管耐压须逐级满足峰值叠加</w:t>
       </w:r>
       <w:r>
+        <w:rPr>
+          <w:rFonts w:eastAsia="黑体"/>
+        </w:rPr>
         <w:t xml:space="preserve"> </w:t>
       </w:r>
       <w:r>
+        <w:rPr>
+          <w:rFonts w:eastAsia="黑体"/>
+        </w:rPr>
         <w:t xml:space="preserve">→ </w:t>
       </w:r>
       <w:r>
         <w:rPr>
-          <w:rFonts w:hint="eastAsia"/>
+          <w:rFonts w:hint="eastAsia" w:eastAsia="黑体"/>
         </w:rPr>
         <w:t xml:space="preserve">越后级耐压要求越高。</w:t>
       </w:r>
@@ -2035,7 +2232,7 @@
       </w:pPr>
       <w:r>
         <w:rPr>
-          <w:rFonts w:hint="eastAsia"/>
+          <w:rFonts w:hint="eastAsia" w:eastAsia="黑体"/>
         </w:rPr>
         <w:t xml:space="preserve">典型参数示例</w:t>
       </w:r>
@@ -2050,11 +2247,14 @@
       </w:pPr>
       <w:r>
         <w:rPr>
-          <w:rFonts w:hint="eastAsia"/>
+          <w:rFonts w:hint="eastAsia" w:eastAsia="黑体"/>
         </w:rPr>
         <w:t xml:space="preserve">取</w:t>
       </w:r>
       <w:r>
+        <w:rPr>
+          <w:rFonts w:eastAsia="黑体"/>
+        </w:rPr>
         <w:t xml:space="preserve"> </w:t>
       </w:r>
       <m:oMath>
@@ -2097,6 +2297,9 @@
         </m:r>
       </m:oMath>
       <w:r>
+        <w:rPr>
+          <w:rFonts w:eastAsia="黑体"/>
+        </w:rPr>
         <w:t xml:space="preserve">、</w:t>
       </w:r>
       <m:oMath>
@@ -2154,7 +2357,7 @@
       </m:oMath>
       <w:r>
         <w:rPr>
-          <w:rFonts w:hint="eastAsia"/>
+          <w:rFonts w:hint="eastAsia" w:eastAsia="黑体"/>
         </w:rPr>
         <w:t xml:space="preserve">，二倍压：</w:t>
       </w:r>
@@ -2216,6 +2419,9 @@
         </m:r>
       </m:oMath>
       <w:r>
+        <w:rPr>
+          <w:rFonts w:eastAsia="黑体"/>
+        </w:rPr>
         <w:t xml:space="preserve">。</w:t>
       </w:r>
     </w:p>
@@ -2229,11 +2435,14 @@
       </w:pPr>
       <w:r>
         <w:rPr>
-          <w:rFonts w:hint="eastAsia"/>
+          <w:rFonts w:hint="eastAsia" w:eastAsia="黑体"/>
         </w:rPr>
         <w:t xml:space="preserve">取</w:t>
       </w:r>
       <w:r>
+        <w:rPr>
+          <w:rFonts w:eastAsia="黑体"/>
+        </w:rPr>
         <w:t xml:space="preserve"> </w:t>
       </w:r>
       <m:oMath>
@@ -2276,6 +2485,9 @@
         </m:r>
       </m:oMath>
       <w:r>
+        <w:rPr>
+          <w:rFonts w:eastAsia="黑体"/>
+        </w:rPr>
         <w:t xml:space="preserve">、</w:t>
       </w:r>
       <m:oMath>
@@ -2293,6 +2505,9 @@
         </m:r>
       </m:oMath>
       <w:r>
+        <w:rPr>
+          <w:rFonts w:eastAsia="黑体"/>
+        </w:rPr>
         <w:t xml:space="preserve">、</w:t>
       </w:r>
       <m:oMath>
@@ -2320,6 +2535,9 @@
         </m:r>
       </m:oMath>
       <w:r>
+        <w:rPr>
+          <w:rFonts w:eastAsia="黑体"/>
+        </w:rPr>
         <w:t xml:space="preserve">、</w:t>
       </w:r>
       <m:oMath>
@@ -2350,6 +2568,9 @@
         </m:r>
       </m:oMath>
       <w:r>
+        <w:rPr>
+          <w:rFonts w:eastAsia="黑体"/>
+        </w:rPr>
         <w:t xml:space="preserve">、</w:t>
       </w:r>
       <m:oMath>
@@ -2396,11 +2617,14 @@
       </m:oMath>
       <w:r>
         <w:rPr>
-          <w:rFonts w:hint="eastAsia"/>
+          <w:rFonts w:hint="eastAsia" w:eastAsia="黑体"/>
         </w:rPr>
         <w:t xml:space="preserve">：理想</w:t>
       </w:r>
       <w:r>
+        <w:rPr>
+          <w:rFonts w:eastAsia="黑体"/>
+        </w:rPr>
         <w:t xml:space="preserve"> </w:t>
       </w:r>
       <m:oMath>
@@ -2462,11 +2686,14 @@
       </m:oMath>
       <w:r>
         <w:rPr>
-          <w:rFonts w:hint="eastAsia"/>
+          <w:rFonts w:hint="eastAsia" w:eastAsia="黑体"/>
         </w:rPr>
         <w:t xml:space="preserve">，压降项</w:t>
       </w:r>
       <w:r>
+        <w:rPr>
+          <w:rFonts w:eastAsia="黑体"/>
+        </w:rPr>
         <w:t xml:space="preserve"> </w:t>
       </w:r>
       <m:oMath>
@@ -2607,11 +2834,14 @@
       </m:oMath>
       <w:r>
         <w:rPr>
-          <w:rFonts w:hint="eastAsia"/>
+          <w:rFonts w:hint="eastAsia" w:eastAsia="黑体"/>
         </w:rPr>
         <w:t xml:space="preserve">，实际约</w:t>
       </w:r>
       <w:r>
+        <w:rPr>
+          <w:rFonts w:eastAsia="黑体"/>
+        </w:rPr>
         <w:t xml:space="preserve"> </w:t>
       </w:r>
       <m:oMath>
@@ -2648,6 +2878,9 @@
         </m:r>
       </m:oMath>
       <w:r>
+        <w:rPr>
+          <w:rFonts w:eastAsia="黑体"/>
+        </w:rPr>
         <w:t xml:space="preserve">。</w:t>
       </w:r>
     </w:p>
@@ -2659,7 +2892,7 @@
       </w:pPr>
       <w:r>
         <w:rPr>
-          <w:rFonts w:hint="eastAsia"/>
+          <w:rFonts w:hint="eastAsia" w:eastAsia="黑体"/>
         </w:rPr>
         <w:t xml:space="preserve">常见器件型号</w:t>
       </w:r>
@@ -2674,16 +2907,19 @@
       </w:pPr>
       <w:r>
         <w:rPr>
-          <w:rFonts w:hint="eastAsia"/>
+          <w:rFonts w:hint="eastAsia" w:eastAsia="黑体"/>
         </w:rPr>
         <w:t xml:space="preserve">高压二极管：1N4007、BY255、HER</w:t>
       </w:r>
       <w:r>
+        <w:rPr>
+          <w:rFonts w:eastAsia="黑体"/>
+        </w:rPr>
         <w:t xml:space="preserve"> </w:t>
       </w:r>
       <w:r>
         <w:rPr>
-          <w:rFonts w:hint="eastAsia"/>
+          <w:rFonts w:hint="eastAsia" w:eastAsia="黑体"/>
         </w:rPr>
         <w:t xml:space="preserve">系列（快恢复）。</w:t>
       </w:r>
@@ -2698,16 +2934,19 @@
       </w:pPr>
       <w:r>
         <w:rPr>
-          <w:rFonts w:hint="eastAsia"/>
+          <w:rFonts w:hint="eastAsia" w:eastAsia="黑体"/>
         </w:rPr>
         <w:t xml:space="preserve">高压电容：电解电容（每级耐压</w:t>
       </w:r>
       <w:r>
+        <w:rPr>
+          <w:rFonts w:eastAsia="黑体"/>
+        </w:rPr>
         <w:t xml:space="preserve"> ≥ </w:t>
       </w:r>
       <w:r>
         <w:rPr>
-          <w:rFonts w:hint="eastAsia"/>
+          <w:rFonts w:hint="eastAsia" w:eastAsia="黑体"/>
         </w:rPr>
         <w:t xml:space="preserve">峰值）、高压薄膜电容。</w:t>
       </w:r>
@@ -2722,16 +2961,19 @@
       </w:pPr>
       <w:r>
         <w:rPr>
-          <w:rFonts w:hint="eastAsia"/>
+          <w:rFonts w:hint="eastAsia" w:eastAsia="黑体"/>
         </w:rPr>
         <w:t xml:space="preserve">二极管堆：2CL</w:t>
       </w:r>
       <w:r>
+        <w:rPr>
+          <w:rFonts w:eastAsia="黑体"/>
+        </w:rPr>
         <w:t xml:space="preserve"> </w:t>
       </w:r>
       <w:r>
         <w:rPr>
-          <w:rFonts w:hint="eastAsia"/>
+          <w:rFonts w:hint="eastAsia" w:eastAsia="黑体"/>
         </w:rPr>
         <w:t xml:space="preserve">系列高压硅堆。</w:t>
       </w:r>
@@ -2746,7 +2988,7 @@
       </w:pPr>
       <w:r>
         <w:rPr>
-          <w:rFonts w:hint="eastAsia"/>
+          <w:rFonts w:hint="eastAsia" w:eastAsia="黑体"/>
         </w:rPr>
         <w:t xml:space="preserve">常用：按需选型（高压场合选用专用高压硅堆）。</w:t>
       </w:r>
@@ -2759,7 +3001,7 @@
       </w:pPr>
       <w:r>
         <w:rPr>
-          <w:rFonts w:hint="eastAsia"/>
+          <w:rFonts w:hint="eastAsia" w:eastAsia="黑体"/>
         </w:rPr>
         <w:t xml:space="preserve">注意事项</w:t>
       </w:r>
@@ -2774,16 +3016,19 @@
       </w:pPr>
       <w:r>
         <w:rPr>
-          <w:rFonts w:hint="eastAsia"/>
+          <w:rFonts w:hint="eastAsia" w:eastAsia="黑体"/>
         </w:rPr>
         <w:t xml:space="preserve">倍压电路输出内阻高、带载能力弱，适合高电压小电流（如高压发生器、X</w:t>
       </w:r>
       <w:r>
+        <w:rPr>
+          <w:rFonts w:eastAsia="黑体"/>
+        </w:rPr>
         <w:t xml:space="preserve"> </w:t>
       </w:r>
       <w:r>
         <w:rPr>
-          <w:rFonts w:hint="eastAsia"/>
+          <w:rFonts w:hint="eastAsia" w:eastAsia="黑体"/>
         </w:rPr>
         <w:t xml:space="preserve">光电源预充）场合。</w:t>
       </w:r>
@@ -2798,11 +3043,14 @@
       </w:pPr>
       <w:r>
         <w:rPr>
-          <w:rFonts w:hint="eastAsia"/>
+          <w:rFonts w:hint="eastAsia" w:eastAsia="黑体"/>
         </w:rPr>
         <w:t xml:space="preserve">各级电容与二极管耐压必须逐级增加，后级接近</w:t>
       </w:r>
       <w:r>
+        <w:rPr>
+          <w:rFonts w:eastAsia="黑体"/>
+        </w:rPr>
         <w:t xml:space="preserve"> </w:t>
       </w:r>
       <m:oMath>
@@ -2824,7 +3072,7 @@
       </m:oMath>
       <w:r>
         <w:rPr>
-          <w:rFonts w:hint="eastAsia"/>
+          <w:rFonts w:hint="eastAsia" w:eastAsia="黑体"/>
         </w:rPr>
         <w:t xml:space="preserve">，需留足耐压裕量。</w:t>
       </w:r>
@@ -2839,7 +3087,7 @@
       </w:pPr>
       <w:r>
         <w:rPr>
-          <w:rFonts w:hint="eastAsia"/>
+          <w:rFonts w:hint="eastAsia" w:eastAsia="黑体"/>
         </w:rPr>
         <w:t xml:space="preserve">高压输出需做好绝缘与放电泄放，断电后电容残压危险。</w:t>
       </w:r>
@@ -2854,7 +3102,7 @@
       </w:pPr>
       <w:r>
         <w:rPr>
-          <w:rFonts w:hint="eastAsia"/>
+          <w:rFonts w:hint="eastAsia" w:eastAsia="黑体"/>
         </w:rPr>
         <w:t xml:space="preserve">纹波随负载和级数增大，需要低压纹波时需增大电容或加滤波。</w:t>
       </w:r>
@@ -2867,7 +3115,7 @@
       </w:pPr>
       <w:r>
         <w:rPr>
-          <w:rFonts w:hint="eastAsia"/>
+          <w:rFonts w:hint="eastAsia" w:eastAsia="黑体"/>
         </w:rPr>
         <w:t xml:space="preserve">参考资料</w:t>
       </w:r>
@@ -2881,6 +3129,9 @@
         </w:numPr>
       </w:pPr>
       <w:r>
+        <w:rPr>
+          <w:rFonts w:eastAsia="黑体"/>
+        </w:rPr>
         <w:t xml:space="preserve">Wikipedia: Voltage multiplier。</w:t>
       </w:r>
     </w:p>
@@ -2893,6 +3144,9 @@
         </w:numPr>
       </w:pPr>
       <w:r>
+        <w:rPr>
+          <w:rFonts w:eastAsia="黑体"/>
+        </w:rPr>
         <w:t xml:space="preserve">Wikipedia: Cockcroft–Walton generator。</w:t>
       </w:r>
     </w:p>
@@ -2906,7 +3160,7 @@
       </w:pPr>
       <w:r>
         <w:rPr>
-          <w:rFonts w:hint="eastAsia"/>
+          <w:rFonts w:hint="eastAsia" w:eastAsia="黑体"/>
         </w:rPr>
         <w:t xml:space="preserve">《电力电子技术》（王兆安、刘进军）。</w:t>
       </w:r>
@@ -2920,11 +3174,11 @@
       </w:pPr>
       <w:r>
         <w:rPr>
-          <w:rFonts w:ascii="Times New Roman" w:hAnsi="Times New Roman"/>
+          <w:rFonts w:ascii="Times New Roman" w:hAnsi="Times New Roman" w:eastAsia="黑体"/>
           <w:color w:val="555555"/>
           <w:sz w:val="21"/>
         </w:rPr>
-        <w:t>材料收集者：杜文杰</w:t>
+        <w:t>材料收集者：杜文杰，WX手机：19519196569，QQ:3478827729</w:t>
       </w:r>
     </w:p>
     <w:sectPr>
@@ -2944,7 +3198,7 @@
 </file>
 
 <file path=word/footer1.xml><?xml version="1.0" encoding="utf-8"?>
-<w:ftr xmlns:m="http://schemas.openxmlformats.org/officeDocument/2006/math" xmlns:mc="http://schemas.openxmlformats.org/markup-compatibility/2006" xmlns:mo="http://schemas.microsoft.com/office/mac/office/2008/main" xmlns:mv="urn:schemas-microsoft-com:mac:vml" xmlns:o="urn:schemas-microsoft-com:office:office" xmlns:r="http://schemas.openxmlformats.org/officeDocument/2006/relationships" xmlns:v="urn:schemas-microsoft-com:vml" xmlns:w10="urn:schemas-microsoft-com:office:word" xmlns:w14="http://schemas.microsoft.com/office/word/2010/wordml" xmlns:w="http://schemas.openxmlformats.org/wordprocessingml/2006/main" xmlns:wne="http://schemas.microsoft.com/office/word/2006/wordml" xmlns:wp14="http://schemas.microsoft.com/office/word/2010/wordprocessingDrawing" xmlns:wp="http://schemas.openxmlformats.org/drawingml/2006/wordprocessingDrawing" xmlns:wpc="http://schemas.microsoft.com/office/word/2010/wordprocessingCanvas" xmlns:wpg="http://schemas.microsoft.com/office/word/2010/wordprocessingGroup" xmlns:wpi="http://schemas.microsoft.com/office/word/2010/wordprocessingInk" xmlns:wps="http://schemas.microsoft.com/office/word/2010/wordprocessingShape" mc:Ignorable="w14 wp14">
+<w:ftr xmlns:mc="http://schemas.openxmlformats.org/markup-compatibility/2006" xmlns:w="http://schemas.openxmlformats.org/wordprocessingml/2006/main" xmlns:m="http://schemas.openxmlformats.org/officeDocument/2006/math" xmlns:mo="http://schemas.microsoft.com/office/mac/office/2008/main" xmlns:mv="urn:schemas-microsoft-com:mac:vml" xmlns:o="urn:schemas-microsoft-com:office:office" xmlns:r="http://schemas.openxmlformats.org/officeDocument/2006/relationships" xmlns:v="urn:schemas-microsoft-com:vml" xmlns:w10="urn:schemas-microsoft-com:office:word" xmlns:w14="http://schemas.microsoft.com/office/word/2010/wordml" xmlns:wne="http://schemas.microsoft.com/office/word/2006/wordml" xmlns:wp14="http://schemas.microsoft.com/office/word/2010/wordprocessingDrawing" xmlns:wp="http://schemas.openxmlformats.org/drawingml/2006/wordprocessingDrawing" xmlns:wpc="http://schemas.microsoft.com/office/word/2010/wordprocessingCanvas" xmlns:wpg="http://schemas.microsoft.com/office/word/2010/wordprocessingGroup" xmlns:wpi="http://schemas.microsoft.com/office/word/2010/wordprocessingInk" xmlns:wps="http://schemas.microsoft.com/office/word/2010/wordprocessingShape" mc:Ignorable="w14 wp14">
   <w:p>
     <w:pPr>
       <w:pStyle w:val="Footer"/>
@@ -2952,12 +3206,14 @@
     </w:pPr>
     <w:r>
       <w:rPr>
+        <w:rFonts w:eastAsia="黑体"/>
         <w:sz w:val="18"/>
       </w:rPr>
       <w:t xml:space="preserve">第 </w:t>
     </w:r>
     <w:r>
       <w:rPr>
+        <w:rFonts w:eastAsia="黑体"/>
         <w:sz w:val="18"/>
       </w:rPr>
       <w:fldChar w:fldCharType="begin"/>
@@ -2966,6 +3222,7 @@
     </w:r>
     <w:r>
       <w:rPr>
+        <w:rFonts w:eastAsia="黑体"/>
         <w:sz w:val="18"/>
       </w:rPr>
       <w:t xml:space="preserve"> 页</w:t>
@@ -2979,6 +3236,9 @@
   <w:footnote w:type="continuationSeparator" w:id="0">
     <w:p>
       <w:r>
+        <w:rPr>
+          <w:rFonts w:eastAsia="黑体"/>
+        </w:rPr>
         <w:continuationSeparator/>
       </w:r>
     </w:p>
@@ -2986,6 +3246,9 @@
   <w:footnote w:type="separator" w:id="-1">
     <w:p>
       <w:r>
+        <w:rPr>
+          <w:rFonts w:eastAsia="黑体"/>
+        </w:rPr>
         <w:separator/>
       </w:r>
     </w:p>
@@ -2994,7 +3257,7 @@
 </file>
 
 <file path=word/header1.xml><?xml version="1.0" encoding="utf-8"?>
-<w:hdr xmlns:m="http://schemas.openxmlformats.org/officeDocument/2006/math" xmlns:mc="http://schemas.openxmlformats.org/markup-compatibility/2006" xmlns:mo="http://schemas.microsoft.com/office/mac/office/2008/main" xmlns:mv="urn:schemas-microsoft-com:mac:vml" xmlns:o="urn:schemas-microsoft-com:office:office" xmlns:r="http://schemas.openxmlformats.org/officeDocument/2006/relationships" xmlns:v="urn:schemas-microsoft-com:vml" xmlns:w10="urn:schemas-microsoft-com:office:word" xmlns:w14="http://schemas.microsoft.com/office/word/2010/wordml" xmlns:w="http://schemas.openxmlformats.org/wordprocessingml/2006/main" xmlns:wne="http://schemas.microsoft.com/office/word/2006/wordml" xmlns:wp14="http://schemas.microsoft.com/office/word/2010/wordprocessingDrawing" xmlns:wp="http://schemas.openxmlformats.org/drawingml/2006/wordprocessingDrawing" xmlns:wpc="http://schemas.microsoft.com/office/word/2010/wordprocessingCanvas" xmlns:wpg="http://schemas.microsoft.com/office/word/2010/wordprocessingGroup" xmlns:wpi="http://schemas.microsoft.com/office/word/2010/wordprocessingInk" xmlns:wps="http://schemas.microsoft.com/office/word/2010/wordprocessingShape" mc:Ignorable="w14 wp14">
+<w:hdr xmlns:mc="http://schemas.openxmlformats.org/markup-compatibility/2006" xmlns:w="http://schemas.openxmlformats.org/wordprocessingml/2006/main" xmlns:m="http://schemas.openxmlformats.org/officeDocument/2006/math" xmlns:mo="http://schemas.microsoft.com/office/mac/office/2008/main" xmlns:mv="urn:schemas-microsoft-com:mac:vml" xmlns:o="urn:schemas-microsoft-com:office:office" xmlns:r="http://schemas.openxmlformats.org/officeDocument/2006/relationships" xmlns:v="urn:schemas-microsoft-com:vml" xmlns:w10="urn:schemas-microsoft-com:office:word" xmlns:w14="http://schemas.microsoft.com/office/word/2010/wordml" xmlns:wne="http://schemas.microsoft.com/office/word/2006/wordml" xmlns:wp14="http://schemas.microsoft.com/office/word/2010/wordprocessingDrawing" xmlns:wp="http://schemas.openxmlformats.org/drawingml/2006/wordprocessingDrawing" xmlns:wpc="http://schemas.microsoft.com/office/word/2010/wordprocessingCanvas" xmlns:wpg="http://schemas.microsoft.com/office/word/2010/wordprocessingGroup" xmlns:wpi="http://schemas.microsoft.com/office/word/2010/wordprocessingInk" xmlns:wps="http://schemas.microsoft.com/office/word/2010/wordprocessingShape" mc:Ignorable="w14 wp14">
   <w:p>
     <w:pPr>
       <w:pStyle w:val="Header"/>
@@ -3002,7 +3265,7 @@
     </w:pPr>
     <w:r>
       <w:rPr>
-        <w:rFonts w:ascii="Times New Roman" w:hAnsi="Times New Roman"/>
+        <w:rFonts w:ascii="Times New Roman" w:hAnsi="Times New Roman" w:eastAsia="黑体"/>
         <w:sz w:val="18"/>
         <w:rFonts w:eastAsia="黑体"/>
         <w:rFonts w:eastAsia="黑体"/>
@@ -3014,7 +3277,7 @@
 </file>
 
 <file path=word/numbering.xml><?xml version="1.0" encoding="utf-8"?>
-<w:numbering xmlns:m="http://schemas.openxmlformats.org/officeDocument/2006/math" xmlns:mc="http://schemas.openxmlformats.org/markup-compatibility/2006" xmlns:mo="http://schemas.microsoft.com/office/mac/office/2008/main" xmlns:mv="urn:schemas-microsoft-com:mac:vml" xmlns:o="urn:schemas-microsoft-com:office:office" xmlns:r="http://schemas.openxmlformats.org/officeDocument/2006/relationships" xmlns:v="urn:schemas-microsoft-com:vml" xmlns:w="http://schemas.openxmlformats.org/wordprocessingml/2006/main" xmlns:w10="urn:schemas-microsoft-com:office:word" xmlns:w14="http://schemas.microsoft.com/office/word/2010/wordml" xmlns:wne="http://schemas.microsoft.com/office/word/2006/wordml" xmlns:wp="http://schemas.openxmlformats.org/drawingml/2006/wordprocessingDrawing" xmlns:wp14="http://schemas.microsoft.com/office/word/2010/wordprocessingDrawing" xmlns:wpc="http://schemas.microsoft.com/office/word/2010/wordprocessingCanvas" xmlns:wpg="http://schemas.microsoft.com/office/word/2010/wordprocessingGroup" xmlns:wpi="http://schemas.microsoft.com/office/word/2010/wordprocessingInk" xmlns:wps="http://schemas.microsoft.com/office/word/2010/wordprocessingShape" mc:Ignorable="w14 wp14">
+<w:numbering xmlns:mc="http://schemas.openxmlformats.org/markup-compatibility/2006" xmlns:w="http://schemas.openxmlformats.org/wordprocessingml/2006/main" xmlns:m="http://schemas.openxmlformats.org/officeDocument/2006/math" xmlns:mo="http://schemas.microsoft.com/office/mac/office/2008/main" xmlns:mv="urn:schemas-microsoft-com:mac:vml" xmlns:o="urn:schemas-microsoft-com:office:office" xmlns:r="http://schemas.openxmlformats.org/officeDocument/2006/relationships" xmlns:v="urn:schemas-microsoft-com:vml" xmlns:w10="urn:schemas-microsoft-com:office:word" xmlns:w14="http://schemas.microsoft.com/office/word/2010/wordml" xmlns:wne="http://schemas.microsoft.com/office/word/2006/wordml" xmlns:wp="http://schemas.openxmlformats.org/drawingml/2006/wordprocessingDrawing" xmlns:wp14="http://schemas.microsoft.com/office/word/2010/wordprocessingDrawing" xmlns:wpc="http://schemas.microsoft.com/office/word/2010/wordprocessingCanvas" xmlns:wpg="http://schemas.microsoft.com/office/word/2010/wordprocessingGroup" xmlns:wpi="http://schemas.microsoft.com/office/word/2010/wordprocessingInk" xmlns:wps="http://schemas.microsoft.com/office/word/2010/wordprocessingShape" mc:Ignorable="w14 wp14">
   <w:abstractNum w:abstractNumId="0">
     <w:nsid w:val="FFFFFF7C"/>
     <w:multiLevelType w:val="singleLevel"/>
@@ -3101,7 +3364,7 @@
         <w:ind w:hanging="360" w:left="1440"/>
       </w:pPr>
       <w:rPr>
-        <w:rFonts w:ascii="Symbol" w:hAnsi="Symbol" w:hint="default"/>
+        <w:rFonts w:ascii="Symbol" w:hAnsi="Symbol" w:hint="default" w:eastAsia="黑体"/>
       </w:rPr>
     </w:lvl>
   </w:abstractNum>
@@ -3122,7 +3385,7 @@
         <w:ind w:hanging="360" w:left="1080"/>
       </w:pPr>
       <w:rPr>
-        <w:rFonts w:ascii="Symbol" w:hAnsi="Symbol" w:hint="default"/>
+        <w:rFonts w:ascii="Symbol" w:hAnsi="Symbol" w:hint="default" w:eastAsia="黑体"/>
       </w:rPr>
     </w:lvl>
   </w:abstractNum>
@@ -3143,7 +3406,7 @@
         <w:ind w:hanging="360" w:left="720"/>
       </w:pPr>
       <w:rPr>
-        <w:rFonts w:ascii="Symbol" w:hAnsi="Symbol" w:hint="default"/>
+        <w:rFonts w:ascii="Symbol" w:hAnsi="Symbol" w:hint="default" w:eastAsia="黑体"/>
       </w:rPr>
     </w:lvl>
   </w:abstractNum>
@@ -3182,7 +3445,7 @@
         <w:ind w:hanging="360" w:left="360"/>
       </w:pPr>
       <w:rPr>
-        <w:rFonts w:ascii="Symbol" w:hAnsi="Symbol" w:hint="default"/>
+        <w:rFonts w:ascii="Symbol" w:hAnsi="Symbol" w:hint="default" w:eastAsia="黑体"/>
       </w:rPr>
     </w:lvl>
   </w:abstractNum>
@@ -3273,7 +3536,7 @@
         <w:ind w:left="720" w:hanging="360"/>
       </w:pPr>
       <w:rPr>
-        <w:rFonts w:ascii="Symbol" w:hAnsi="Symbol" w:cs="Symbol" w:hint="default"/>
+        <w:rFonts w:ascii="Symbol" w:hAnsi="Symbol" w:cs="Symbol" w:hint="default" w:eastAsia="黑体"/>
       </w:rPr>
     </w:lvl>
     <w:lvl w:ilvl="1">
@@ -3284,7 +3547,7 @@
         <w:ind w:left="1440" w:hanging="360"/>
       </w:pPr>
       <w:rPr>
-        <w:rFonts w:ascii="Courier New" w:hAnsi="Courier New" w:cs="Courier New" w:hint="default"/>
+        <w:rFonts w:ascii="Courier New" w:hAnsi="Courier New" w:cs="Courier New" w:hint="default" w:eastAsia="黑体"/>
       </w:rPr>
     </w:lvl>
     <w:lvl w:ilvl="2">
@@ -3295,7 +3558,7 @@
         <w:ind w:left="2160" w:hanging="360"/>
       </w:pPr>
       <w:rPr>
-        <w:rFonts w:ascii="Wingdings" w:hAnsi="Wingdings" w:cs="Wingdings" w:hint="default"/>
+        <w:rFonts w:ascii="Wingdings" w:hAnsi="Wingdings" w:cs="Wingdings" w:hint="default" w:eastAsia="黑体"/>
       </w:rPr>
     </w:lvl>
     <w:lvl w:ilvl="3">
@@ -3306,7 +3569,7 @@
         <w:ind w:left="2880" w:hanging="360"/>
       </w:pPr>
       <w:rPr>
-        <w:rFonts w:ascii="Symbol" w:hAnsi="Symbol" w:cs="Symbol" w:hint="default"/>
+        <w:rFonts w:ascii="Symbol" w:hAnsi="Symbol" w:cs="Symbol" w:hint="default" w:eastAsia="黑体"/>
       </w:rPr>
     </w:lvl>
     <w:lvl w:ilvl="4">
@@ -3317,7 +3580,7 @@
         <w:ind w:left="3600" w:hanging="360"/>
       </w:pPr>
       <w:rPr>
-        <w:rFonts w:ascii="Courier New" w:hAnsi="Courier New" w:cs="Courier New" w:hint="default"/>
+        <w:rFonts w:ascii="Courier New" w:hAnsi="Courier New" w:cs="Courier New" w:hint="default" w:eastAsia="黑体"/>
       </w:rPr>
     </w:lvl>
     <w:lvl w:ilvl="5">
@@ -3328,7 +3591,7 @@
         <w:ind w:left="4320" w:hanging="360"/>
       </w:pPr>
       <w:rPr>
-        <w:rFonts w:ascii="Wingdings" w:hAnsi="Wingdings" w:cs="Wingdings" w:hint="default"/>
+        <w:rFonts w:ascii="Wingdings" w:hAnsi="Wingdings" w:cs="Wingdings" w:hint="default" w:eastAsia="黑体"/>
       </w:rPr>
     </w:lvl>
     <w:lvl w:ilvl="6">
@@ -3339,7 +3602,7 @@
         <w:ind w:left="5040" w:hanging="360"/>
       </w:pPr>
       <w:rPr>
-        <w:rFonts w:ascii="Symbol" w:hAnsi="Symbol" w:cs="Symbol" w:hint="default"/>
+        <w:rFonts w:ascii="Symbol" w:hAnsi="Symbol" w:cs="Symbol" w:hint="default" w:eastAsia="黑体"/>
       </w:rPr>
     </w:lvl>
     <w:lvl w:ilvl="7">
@@ -3350,7 +3613,7 @@
         <w:ind w:left="5760" w:hanging="360"/>
       </w:pPr>
       <w:rPr>
-        <w:rFonts w:ascii="Courier New" w:hAnsi="Courier New" w:cs="Courier New" w:hint="default"/>
+        <w:rFonts w:ascii="Courier New" w:hAnsi="Courier New" w:cs="Courier New" w:hint="default" w:eastAsia="黑体"/>
       </w:rPr>
     </w:lvl>
     <w:lvl w:ilvl="8">
@@ -3361,7 +3624,7 @@
         <w:ind w:left="6480" w:hanging="360"/>
       </w:pPr>
       <w:rPr>
-        <w:rFonts w:ascii="Wingdings" w:hAnsi="Wingdings" w:cs="Wingdings" w:hint="default"/>
+        <w:rFonts w:ascii="Wingdings" w:hAnsi="Wingdings" w:cs="Wingdings" w:hint="default" w:eastAsia="黑体"/>
       </w:rPr>
     </w:lvl>
   </w:abstractNum>
@@ -3417,11 +3680,11 @@
 </file>
 
 <file path=word/styles.xml><?xml version="1.0" encoding="utf-8"?>
-<w:styles xmlns:mc="http://schemas.openxmlformats.org/markup-compatibility/2006" xmlns:r="http://schemas.openxmlformats.org/officeDocument/2006/relationships" xmlns:w="http://schemas.openxmlformats.org/wordprocessingml/2006/main" xmlns:w14="http://schemas.microsoft.com/office/word/2010/wordml" mc:Ignorable="w14">
+<w:styles xmlns:mc="http://schemas.openxmlformats.org/markup-compatibility/2006" xmlns:w="http://schemas.openxmlformats.org/wordprocessingml/2006/main" xmlns:r="http://schemas.openxmlformats.org/officeDocument/2006/relationships" xmlns:w14="http://schemas.microsoft.com/office/word/2010/wordml" mc:Ignorable="w14">
   <w:docDefaults>
     <w:rPrDefault>
       <w:rPr>
-        <w:rFonts w:asciiTheme="minorHAnsi" w:cstheme="minorBidi" w:eastAsiaTheme="minorEastAsia" w:hAnsiTheme="minorHAnsi"/>
+        <w:rFonts w:asciiTheme="minorHAnsi" w:cstheme="minorBidi" w:hAnsiTheme="minorHAnsi" w:eastAsia="黑体"/>
         <w:sz w:val="22"/>
         <w:szCs w:val="22"/>
         <w:lang w:bidi="ar-SA" w:eastAsia="en-US" w:val="en-US"/>
@@ -3643,7 +3906,7 @@
       <w:outlineLvl w:val="0"/>
     </w:pPr>
     <w:rPr>
-      <w:rFonts w:ascii="Times New Roman" w:asciiTheme="majorHAnsi" w:cstheme="majorBidi" w:eastAsia="黑体" w:eastAsiaTheme="majorEastAsia" w:hAnsi="Times New Roman" w:hAnsiTheme="majorHAnsi"/>
+      <w:rFonts w:ascii="Times New Roman" w:asciiTheme="majorHAnsi" w:cstheme="majorBidi" w:eastAsia="黑体" w:hAnsi="Times New Roman" w:hAnsiTheme="majorHAnsi"/>
       <w:b/>
       <w:bCs/>
       <w:color w:val="1F3864"/>
@@ -3667,7 +3930,7 @@
       <w:outlineLvl w:val="1"/>
     </w:pPr>
     <w:rPr>
-      <w:rFonts w:ascii="Times New Roman" w:asciiTheme="majorHAnsi" w:cstheme="majorBidi" w:eastAsia="黑体" w:eastAsiaTheme="majorEastAsia" w:hAnsi="Times New Roman" w:hAnsiTheme="majorHAnsi"/>
+      <w:rFonts w:ascii="Times New Roman" w:asciiTheme="majorHAnsi" w:cstheme="majorBidi" w:eastAsia="黑体" w:hAnsi="Times New Roman" w:hAnsiTheme="majorHAnsi"/>
       <w:b/>
       <w:bCs/>
       <w:color w:val="2E4E7E"/>
@@ -3691,7 +3954,7 @@
       <w:outlineLvl w:val="2"/>
     </w:pPr>
     <w:rPr>
-      <w:rFonts w:ascii="Times New Roman" w:asciiTheme="majorHAnsi" w:cstheme="majorBidi" w:eastAsia="黑体" w:eastAsiaTheme="majorEastAsia" w:hAnsi="Times New Roman" w:hAnsiTheme="majorHAnsi"/>
+      <w:rFonts w:ascii="Times New Roman" w:asciiTheme="majorHAnsi" w:cstheme="majorBidi" w:eastAsia="黑体" w:hAnsi="Times New Roman" w:hAnsiTheme="majorHAnsi"/>
       <w:b/>
       <w:bCs/>
       <w:color w:val="2E4E7E"/>
@@ -3715,7 +3978,7 @@
       <w:outlineLvl w:val="3"/>
     </w:pPr>
     <w:rPr>
-      <w:rFonts w:ascii="Times New Roman" w:asciiTheme="majorHAnsi" w:cstheme="majorBidi" w:eastAsia="黑体" w:eastAsiaTheme="majorEastAsia" w:hAnsi="Times New Roman" w:hAnsiTheme="majorHAnsi"/>
+      <w:rFonts w:ascii="Times New Roman" w:asciiTheme="majorHAnsi" w:cstheme="majorBidi" w:eastAsia="黑体" w:hAnsi="Times New Roman" w:hAnsiTheme="majorHAnsi"/>
       <w:b/>
       <w:bCs/>
       <w:i/>
@@ -3741,7 +4004,7 @@
       <w:outlineLvl w:val="4"/>
     </w:pPr>
     <w:rPr>
-      <w:rFonts w:ascii="Times New Roman" w:asciiTheme="majorHAnsi" w:cstheme="majorBidi" w:eastAsia="黑体" w:eastAsiaTheme="majorEastAsia" w:hAnsi="Times New Roman" w:hAnsiTheme="majorHAnsi"/>
+      <w:rFonts w:ascii="Times New Roman" w:asciiTheme="majorHAnsi" w:cstheme="majorBidi" w:eastAsia="黑体" w:hAnsi="Times New Roman" w:hAnsiTheme="majorHAnsi"/>
       <w:b/>
       <w:color w:val="333333"/>
       <w:sz w:val="22"/>
@@ -3764,7 +4027,7 @@
       <w:outlineLvl w:val="5"/>
     </w:pPr>
     <w:rPr>
-      <w:rFonts w:asciiTheme="majorHAnsi" w:cstheme="majorBidi" w:eastAsiaTheme="majorEastAsia" w:hAnsiTheme="majorHAnsi"/>
+      <w:rFonts w:asciiTheme="majorHAnsi" w:cstheme="majorBidi" w:hAnsiTheme="majorHAnsi" w:eastAsia="黑体"/>
       <w:i/>
       <w:iCs/>
       <w:color w:themeColor="accent1" w:themeShade="7F" w:val="243F60"/>
@@ -3787,7 +4050,7 @@
       <w:outlineLvl w:val="6"/>
     </w:pPr>
     <w:rPr>
-      <w:rFonts w:asciiTheme="majorHAnsi" w:cstheme="majorBidi" w:eastAsiaTheme="majorEastAsia" w:hAnsiTheme="majorHAnsi"/>
+      <w:rFonts w:asciiTheme="majorHAnsi" w:cstheme="majorBidi" w:hAnsiTheme="majorHAnsi" w:eastAsia="黑体"/>
       <w:i/>
       <w:iCs/>
       <w:color w:themeColor="text1" w:themeTint="BF" w:val="404040"/>
@@ -3810,7 +4073,7 @@
       <w:outlineLvl w:val="7"/>
     </w:pPr>
     <w:rPr>
-      <w:rFonts w:asciiTheme="majorHAnsi" w:cstheme="majorBidi" w:eastAsiaTheme="majorEastAsia" w:hAnsiTheme="majorHAnsi"/>
+      <w:rFonts w:asciiTheme="majorHAnsi" w:cstheme="majorBidi" w:hAnsiTheme="majorHAnsi" w:eastAsia="黑体"/>
       <w:color w:themeColor="accent1" w:val="4F81BD"/>
       <w:sz w:val="20"/>
       <w:szCs w:val="20"/>
@@ -3833,7 +4096,7 @@
       <w:outlineLvl w:val="8"/>
     </w:pPr>
     <w:rPr>
-      <w:rFonts w:asciiTheme="majorHAnsi" w:cstheme="majorBidi" w:eastAsiaTheme="majorEastAsia" w:hAnsiTheme="majorHAnsi"/>
+      <w:rFonts w:asciiTheme="majorHAnsi" w:cstheme="majorBidi" w:hAnsiTheme="majorHAnsi" w:eastAsia="黑体"/>
       <w:i/>
       <w:iCs/>
       <w:color w:themeColor="text1" w:themeTint="BF" w:val="404040"/>
@@ -3884,7 +4147,7 @@
     <w:uiPriority w:val="9"/>
     <w:rsid w:val="00FC693F"/>
     <w:rPr>
-      <w:rFonts w:asciiTheme="majorHAnsi" w:cstheme="majorBidi" w:eastAsiaTheme="majorEastAsia" w:hAnsiTheme="majorHAnsi"/>
+      <w:rFonts w:asciiTheme="majorHAnsi" w:cstheme="majorBidi" w:hAnsiTheme="majorHAnsi" w:eastAsia="黑体"/>
       <w:b/>
       <w:bCs/>
       <w:color w:themeColor="accent1" w:themeShade="BF" w:val="365F91"/>
@@ -3899,7 +4162,7 @@
     <w:uiPriority w:val="9"/>
     <w:rsid w:val="00FC693F"/>
     <w:rPr>
-      <w:rFonts w:asciiTheme="majorHAnsi" w:cstheme="majorBidi" w:eastAsiaTheme="majorEastAsia" w:hAnsiTheme="majorHAnsi"/>
+      <w:rFonts w:asciiTheme="majorHAnsi" w:cstheme="majorBidi" w:hAnsiTheme="majorHAnsi" w:eastAsia="黑体"/>
       <w:b/>
       <w:bCs/>
       <w:color w:themeColor="accent1" w:val="4F81BD"/>
@@ -3914,7 +4177,7 @@
     <w:uiPriority w:val="9"/>
     <w:rsid w:val="00FC693F"/>
     <w:rPr>
-      <w:rFonts w:asciiTheme="majorHAnsi" w:cstheme="majorBidi" w:eastAsiaTheme="majorEastAsia" w:hAnsiTheme="majorHAnsi"/>
+      <w:rFonts w:asciiTheme="majorHAnsi" w:cstheme="majorBidi" w:hAnsiTheme="majorHAnsi" w:eastAsia="黑体"/>
       <w:b/>
       <w:bCs/>
       <w:color w:themeColor="accent1" w:val="4F81BD"/>
@@ -3937,7 +4200,7 @@
       <w:contextualSpacing/>
     </w:pPr>
     <w:rPr>
-      <w:rFonts w:ascii="Times New Roman" w:asciiTheme="majorHAnsi" w:cstheme="majorBidi" w:eastAsia="黑体" w:eastAsiaTheme="majorEastAsia" w:hAnsi="Times New Roman" w:hAnsiTheme="majorHAnsi"/>
+      <w:rFonts w:ascii="Times New Roman" w:asciiTheme="majorHAnsi" w:cstheme="majorBidi" w:eastAsia="黑体" w:hAnsi="Times New Roman" w:hAnsiTheme="majorHAnsi"/>
       <w:b/>
       <w:color w:val="1F3864"/>
       <w:spacing w:val="5"/>
@@ -3953,7 +4216,7 @@
     <w:uiPriority w:val="10"/>
     <w:rsid w:val="00FC693F"/>
     <w:rPr>
-      <w:rFonts w:asciiTheme="majorHAnsi" w:cstheme="majorBidi" w:eastAsiaTheme="majorEastAsia" w:hAnsiTheme="majorHAnsi"/>
+      <w:rFonts w:asciiTheme="majorHAnsi" w:cstheme="majorBidi" w:hAnsiTheme="majorHAnsi" w:eastAsia="黑体"/>
       <w:color w:themeColor="text2" w:themeShade="BF" w:val="17365D"/>
       <w:spacing w:val="5"/>
       <w:kern w:val="28"/>
@@ -3975,7 +4238,7 @@
       </w:numPr>
     </w:pPr>
     <w:rPr>
-      <w:rFonts w:asciiTheme="majorHAnsi" w:cstheme="majorBidi" w:eastAsiaTheme="majorEastAsia" w:hAnsiTheme="majorHAnsi"/>
+      <w:rFonts w:asciiTheme="majorHAnsi" w:cstheme="majorBidi" w:hAnsiTheme="majorHAnsi" w:eastAsia="黑体"/>
       <w:i/>
       <w:iCs/>
       <w:color w:themeColor="accent1" w:val="4F81BD"/>
@@ -3991,7 +4254,7 @@
     <w:uiPriority w:val="11"/>
     <w:rsid w:val="00FC693F"/>
     <w:rPr>
-      <w:rFonts w:asciiTheme="majorHAnsi" w:cstheme="majorBidi" w:eastAsiaTheme="majorEastAsia" w:hAnsiTheme="majorHAnsi"/>
+      <w:rFonts w:asciiTheme="majorHAnsi" w:cstheme="majorBidi" w:hAnsiTheme="majorHAnsi" w:eastAsia="黑体"/>
       <w:i/>
       <w:iCs/>
       <w:color w:themeColor="accent1" w:val="4F81BD"/>
@@ -4058,6 +4321,7 @@
       <w:spacing w:after="120"/>
     </w:pPr>
     <w:rPr>
+      <w:rFonts w:eastAsia="黑体"/>
       <w:sz w:val="16"/>
       <w:szCs w:val="16"/>
     </w:rPr>
@@ -4069,6 +4333,7 @@
     <w:uiPriority w:val="99"/>
     <w:rsid w:val="00AA1D8D"/>
     <w:rPr>
+      <w:rFonts w:eastAsia="黑体"/>
       <w:sz w:val="16"/>
       <w:szCs w:val="16"/>
     </w:rPr>
@@ -4238,7 +4503,7 @@
       </w:tabs>
     </w:pPr>
     <w:rPr>
-      <w:rFonts w:ascii="Courier" w:hAnsi="Courier"/>
+      <w:rFonts w:ascii="Courier" w:hAnsi="Courier" w:eastAsia="黑体"/>
       <w:sz w:val="20"/>
       <w:szCs w:val="20"/>
     </w:rPr>
@@ -4250,7 +4515,7 @@
     <w:uiPriority w:val="99"/>
     <w:rsid w:val="0029639D"/>
     <w:rPr>
-      <w:rFonts w:ascii="Courier" w:hAnsi="Courier"/>
+      <w:rFonts w:ascii="Courier" w:hAnsi="Courier" w:eastAsia="黑体"/>
       <w:sz w:val="20"/>
       <w:szCs w:val="20"/>
     </w:rPr>
@@ -4286,6 +4551,7 @@
     <w:uiPriority w:val="29"/>
     <w:rsid w:val="00FC693F"/>
     <w:rPr>
+      <w:rFonts w:eastAsia="黑体"/>
       <w:i/>
       <w:iCs/>
       <w:color w:themeColor="text1" w:val="000000"/>
@@ -4299,7 +4565,7 @@
     <w:semiHidden/>
     <w:rsid w:val="00FC693F"/>
     <w:rPr>
-      <w:rFonts w:asciiTheme="majorHAnsi" w:cstheme="majorBidi" w:eastAsiaTheme="majorEastAsia" w:hAnsiTheme="majorHAnsi"/>
+      <w:rFonts w:asciiTheme="majorHAnsi" w:cstheme="majorBidi" w:hAnsiTheme="majorHAnsi" w:eastAsia="黑体"/>
       <w:b/>
       <w:bCs/>
       <w:i/>
@@ -4315,7 +4581,7 @@
     <w:semiHidden/>
     <w:rsid w:val="00FC693F"/>
     <w:rPr>
-      <w:rFonts w:asciiTheme="majorHAnsi" w:cstheme="majorBidi" w:eastAsiaTheme="majorEastAsia" w:hAnsiTheme="majorHAnsi"/>
+      <w:rFonts w:asciiTheme="majorHAnsi" w:cstheme="majorBidi" w:hAnsiTheme="majorHAnsi" w:eastAsia="黑体"/>
       <w:color w:themeColor="accent1" w:themeShade="7F" w:val="243F60"/>
     </w:rPr>
   </w:style>
@@ -4327,7 +4593,7 @@
     <w:semiHidden/>
     <w:rsid w:val="00FC693F"/>
     <w:rPr>
-      <w:rFonts w:asciiTheme="majorHAnsi" w:cstheme="majorBidi" w:eastAsiaTheme="majorEastAsia" w:hAnsiTheme="majorHAnsi"/>
+      <w:rFonts w:asciiTheme="majorHAnsi" w:cstheme="majorBidi" w:hAnsiTheme="majorHAnsi" w:eastAsia="黑体"/>
       <w:i/>
       <w:iCs/>
       <w:color w:themeColor="accent1" w:themeShade="7F" w:val="243F60"/>
@@ -4341,7 +4607,7 @@
     <w:semiHidden/>
     <w:rsid w:val="00FC693F"/>
     <w:rPr>
-      <w:rFonts w:asciiTheme="majorHAnsi" w:cstheme="majorBidi" w:eastAsiaTheme="majorEastAsia" w:hAnsiTheme="majorHAnsi"/>
+      <w:rFonts w:asciiTheme="majorHAnsi" w:cstheme="majorBidi" w:hAnsiTheme="majorHAnsi" w:eastAsia="黑体"/>
       <w:i/>
       <w:iCs/>
       <w:color w:themeColor="text1" w:themeTint="BF" w:val="404040"/>
@@ -4355,7 +4621,7 @@
     <w:semiHidden/>
     <w:rsid w:val="00FC693F"/>
     <w:rPr>
-      <w:rFonts w:asciiTheme="majorHAnsi" w:cstheme="majorBidi" w:eastAsiaTheme="majorEastAsia" w:hAnsiTheme="majorHAnsi"/>
+      <w:rFonts w:asciiTheme="majorHAnsi" w:cstheme="majorBidi" w:hAnsiTheme="majorHAnsi" w:eastAsia="黑体"/>
       <w:color w:themeColor="accent1" w:val="4F81BD"/>
       <w:sz w:val="20"/>
       <w:szCs w:val="20"/>
@@ -4369,7 +4635,7 @@
     <w:semiHidden/>
     <w:rsid w:val="00FC693F"/>
     <w:rPr>
-      <w:rFonts w:asciiTheme="majorHAnsi" w:cstheme="majorBidi" w:eastAsiaTheme="majorEastAsia" w:hAnsiTheme="majorHAnsi"/>
+      <w:rFonts w:asciiTheme="majorHAnsi" w:cstheme="majorBidi" w:hAnsiTheme="majorHAnsi" w:eastAsia="黑体"/>
       <w:i/>
       <w:iCs/>
       <w:color w:themeColor="text1" w:themeTint="BF" w:val="404040"/>
@@ -4390,6 +4656,7 @@
       <w:spacing w:line="240" w:lineRule="auto"/>
     </w:pPr>
     <w:rPr>
+      <w:rFonts w:eastAsia="黑体"/>
       <w:b/>
       <w:bCs/>
       <w:color w:themeColor="accent1" w:val="4F81BD"/>
@@ -4404,6 +4671,7 @@
     <w:qFormat/>
     <w:rsid w:val="00FC693F"/>
     <w:rPr>
+      <w:rFonts w:eastAsia="黑体"/>
       <w:b/>
       <w:bCs/>
     </w:rPr>
@@ -4415,6 +4683,7 @@
     <w:qFormat/>
     <w:rsid w:val="00FC693F"/>
     <w:rPr>
+      <w:rFonts w:eastAsia="黑体"/>
       <w:i/>
       <w:iCs/>
     </w:rPr>
@@ -4435,6 +4704,7 @@
       <w:ind w:left="936" w:right="936"/>
     </w:pPr>
     <w:rPr>
+      <w:rFonts w:eastAsia="黑体"/>
       <w:b/>
       <w:bCs/>
       <w:i/>
@@ -4449,6 +4719,7 @@
     <w:uiPriority w:val="30"/>
     <w:rsid w:val="00FC693F"/>
     <w:rPr>
+      <w:rFonts w:eastAsia="黑体"/>
       <w:b/>
       <w:bCs/>
       <w:i/>
@@ -4463,6 +4734,7 @@
     <w:qFormat/>
     <w:rsid w:val="00FC693F"/>
     <w:rPr>
+      <w:rFonts w:eastAsia="黑体"/>
       <w:i/>
       <w:iCs/>
       <w:color w:themeColor="text1" w:themeTint="7F" w:val="808080"/>
@@ -4475,6 +4747,7 @@
     <w:qFormat/>
     <w:rsid w:val="00FC693F"/>
     <w:rPr>
+      <w:rFonts w:eastAsia="黑体"/>
       <w:b/>
       <w:bCs/>
       <w:i/>
@@ -4489,6 +4762,7 @@
     <w:qFormat/>
     <w:rsid w:val="00FC693F"/>
     <w:rPr>
+      <w:rFonts w:eastAsia="黑体"/>
       <w:smallCaps/>
       <w:color w:themeColor="accent2" w:val="C0504D"/>
       <w:u w:val="single"/>
@@ -4501,6 +4775,7 @@
     <w:qFormat/>
     <w:rsid w:val="00FC693F"/>
     <w:rPr>
+      <w:rFonts w:eastAsia="黑体"/>
       <w:b/>
       <w:bCs/>
       <w:smallCaps/>
@@ -4516,6 +4791,7 @@
     <w:qFormat/>
     <w:rsid w:val="00FC693F"/>
     <w:rPr>
+      <w:rFonts w:eastAsia="黑体"/>
       <w:b/>
       <w:bCs/>
       <w:smallCaps/>
@@ -4570,6 +4846,7 @@
       <w:spacing w:after="0" w:line="240" w:lineRule="auto"/>
     </w:pPr>
     <w:rPr>
+      <w:rFonts w:eastAsia="黑体"/>
       <w:color w:themeColor="text1" w:themeShade="BF" w:val="000000"/>
     </w:rPr>
     <w:tblPr>
@@ -4592,6 +4869,7 @@
         <w:spacing w:after="0" w:before="0" w:line="240" w:lineRule="auto"/>
       </w:pPr>
       <w:rPr>
+        <w:rFonts w:eastAsia="黑体"/>
         <w:b/>
         <w:bCs/>
       </w:rPr>
@@ -4612,6 +4890,7 @@
         <w:spacing w:after="0" w:before="0" w:line="240" w:lineRule="auto"/>
       </w:pPr>
       <w:rPr>
+        <w:rFonts w:eastAsia="黑体"/>
         <w:b/>
         <w:bCs/>
       </w:rPr>
@@ -4629,12 +4908,14 @@
     </w:tblStylePr>
     <w:tblStylePr w:type="firstCol">
       <w:rPr>
+        <w:rFonts w:eastAsia="黑体"/>
         <w:b/>
         <w:bCs/>
       </w:rPr>
     </w:tblStylePr>
     <w:tblStylePr w:type="lastCol">
       <w:rPr>
+        <w:rFonts w:eastAsia="黑体"/>
         <w:b/>
         <w:bCs/>
       </w:rPr>
@@ -4673,6 +4954,7 @@
       <w:spacing w:after="0" w:line="240" w:lineRule="auto"/>
     </w:pPr>
     <w:rPr>
+      <w:rFonts w:eastAsia="黑体"/>
       <w:color w:themeColor="accent1" w:themeShade="BF" w:val="365F91"/>
     </w:rPr>
     <w:tblPr>
@@ -4695,6 +4977,7 @@
         <w:spacing w:after="0" w:before="0" w:line="240" w:lineRule="auto"/>
       </w:pPr>
       <w:rPr>
+        <w:rFonts w:eastAsia="黑体"/>
         <w:b/>
         <w:bCs/>
       </w:rPr>
@@ -4715,6 +4998,7 @@
         <w:spacing w:after="0" w:before="0" w:line="240" w:lineRule="auto"/>
       </w:pPr>
       <w:rPr>
+        <w:rFonts w:eastAsia="黑体"/>
         <w:b/>
         <w:bCs/>
       </w:rPr>
@@ -4732,12 +5016,14 @@
     </w:tblStylePr>
     <w:tblStylePr w:type="firstCol">
       <w:rPr>
+        <w:rFonts w:eastAsia="黑体"/>
         <w:b/>
         <w:bCs/>
       </w:rPr>
     </w:tblStylePr>
     <w:tblStylePr w:type="lastCol">
       <w:rPr>
+        <w:rFonts w:eastAsia="黑体"/>
         <w:b/>
         <w:bCs/>
       </w:rPr>
@@ -4776,6 +5062,7 @@
       <w:spacing w:after="0" w:line="240" w:lineRule="auto"/>
     </w:pPr>
     <w:rPr>
+      <w:rFonts w:eastAsia="黑体"/>
       <w:color w:themeColor="accent2" w:themeShade="BF" w:val="943634"/>
     </w:rPr>
     <w:tblPr>
@@ -4798,6 +5085,7 @@
         <w:spacing w:after="0" w:before="0" w:line="240" w:lineRule="auto"/>
       </w:pPr>
       <w:rPr>
+        <w:rFonts w:eastAsia="黑体"/>
         <w:b/>
         <w:bCs/>
       </w:rPr>
@@ -4818,6 +5106,7 @@
         <w:spacing w:after="0" w:before="0" w:line="240" w:lineRule="auto"/>
       </w:pPr>
       <w:rPr>
+        <w:rFonts w:eastAsia="黑体"/>
         <w:b/>
         <w:bCs/>
       </w:rPr>
@@ -4835,12 +5124,14 @@
     </w:tblStylePr>
     <w:tblStylePr w:type="firstCol">
       <w:rPr>
+        <w:rFonts w:eastAsia="黑体"/>
         <w:b/>
         <w:bCs/>
       </w:rPr>
     </w:tblStylePr>
     <w:tblStylePr w:type="lastCol">
       <w:rPr>
+        <w:rFonts w:eastAsia="黑体"/>
         <w:b/>
         <w:bCs/>
       </w:rPr>
@@ -4879,6 +5170,7 @@
       <w:spacing w:after="0" w:line="240" w:lineRule="auto"/>
     </w:pPr>
     <w:rPr>
+      <w:rFonts w:eastAsia="黑体"/>
       <w:color w:themeColor="accent3" w:themeShade="BF" w:val="76923C"/>
     </w:rPr>
     <w:tblPr>
@@ -4901,6 +5193,7 @@
         <w:spacing w:after="0" w:before="0" w:line="240" w:lineRule="auto"/>
       </w:pPr>
       <w:rPr>
+        <w:rFonts w:eastAsia="黑体"/>
         <w:b/>
         <w:bCs/>
       </w:rPr>
@@ -4921,6 +5214,7 @@
         <w:spacing w:after="0" w:before="0" w:line="240" w:lineRule="auto"/>
       </w:pPr>
       <w:rPr>
+        <w:rFonts w:eastAsia="黑体"/>
         <w:b/>
         <w:bCs/>
       </w:rPr>
@@ -4938,12 +5232,14 @@
     </w:tblStylePr>
     <w:tblStylePr w:type="firstCol">
       <w:rPr>
+        <w:rFonts w:eastAsia="黑体"/>
         <w:b/>
         <w:bCs/>
       </w:rPr>
     </w:tblStylePr>
     <w:tblStylePr w:type="lastCol">
       <w:rPr>
+        <w:rFonts w:eastAsia="黑体"/>
         <w:b/>
         <w:bCs/>
       </w:rPr>
@@ -4982,6 +5278,7 @@
       <w:spacing w:after="0" w:line="240" w:lineRule="auto"/>
     </w:pPr>
     <w:rPr>
+      <w:rFonts w:eastAsia="黑体"/>
       <w:color w:themeColor="accent4" w:themeShade="BF" w:val="5F497A"/>
     </w:rPr>
     <w:tblPr>
@@ -5004,6 +5301,7 @@
         <w:spacing w:after="0" w:before="0" w:line="240" w:lineRule="auto"/>
       </w:pPr>
       <w:rPr>
+        <w:rFonts w:eastAsia="黑体"/>
         <w:b/>
         <w:bCs/>
       </w:rPr>
@@ -5024,6 +5322,7 @@
         <w:spacing w:after="0" w:before="0" w:line="240" w:lineRule="auto"/>
       </w:pPr>
       <w:rPr>
+        <w:rFonts w:eastAsia="黑体"/>
         <w:b/>
         <w:bCs/>
       </w:rPr>
@@ -5041,12 +5340,14 @@
     </w:tblStylePr>
     <w:tblStylePr w:type="firstCol">
       <w:rPr>
+        <w:rFonts w:eastAsia="黑体"/>
         <w:b/>
         <w:bCs/>
       </w:rPr>
     </w:tblStylePr>
     <w:tblStylePr w:type="lastCol">
       <w:rPr>
+        <w:rFonts w:eastAsia="黑体"/>
         <w:b/>
         <w:bCs/>
       </w:rPr>
@@ -5085,6 +5386,7 @@
       <w:spacing w:after="0" w:line="240" w:lineRule="auto"/>
     </w:pPr>
     <w:rPr>
+      <w:rFonts w:eastAsia="黑体"/>
       <w:color w:themeColor="accent5" w:themeShade="BF" w:val="31849B"/>
     </w:rPr>
     <w:tblPr>
@@ -5107,6 +5409,7 @@
         <w:spacing w:after="0" w:before="0" w:line="240" w:lineRule="auto"/>
       </w:pPr>
       <w:rPr>
+        <w:rFonts w:eastAsia="黑体"/>
         <w:b/>
         <w:bCs/>
       </w:rPr>
@@ -5127,6 +5430,7 @@
         <w:spacing w:after="0" w:before="0" w:line="240" w:lineRule="auto"/>
       </w:pPr>
       <w:rPr>
+        <w:rFonts w:eastAsia="黑体"/>
         <w:b/>
         <w:bCs/>
       </w:rPr>
@@ -5144,12 +5448,14 @@
     </w:tblStylePr>
     <w:tblStylePr w:type="firstCol">
       <w:rPr>
+        <w:rFonts w:eastAsia="黑体"/>
         <w:b/>
         <w:bCs/>
       </w:rPr>
     </w:tblStylePr>
     <w:tblStylePr w:type="lastCol">
       <w:rPr>
+        <w:rFonts w:eastAsia="黑体"/>
         <w:b/>
         <w:bCs/>
       </w:rPr>
@@ -5188,6 +5494,7 @@
       <w:spacing w:after="0" w:line="240" w:lineRule="auto"/>
     </w:pPr>
     <w:rPr>
+      <w:rFonts w:eastAsia="黑体"/>
       <w:color w:themeColor="accent6" w:themeShade="BF" w:val="E36C0A"/>
     </w:rPr>
     <w:tblPr>
@@ -5210,6 +5517,7 @@
         <w:spacing w:after="0" w:before="0" w:line="240" w:lineRule="auto"/>
       </w:pPr>
       <w:rPr>
+        <w:rFonts w:eastAsia="黑体"/>
         <w:b/>
         <w:bCs/>
       </w:rPr>
@@ -5230,6 +5538,7 @@
         <w:spacing w:after="0" w:before="0" w:line="240" w:lineRule="auto"/>
       </w:pPr>
       <w:rPr>
+        <w:rFonts w:eastAsia="黑体"/>
         <w:b/>
         <w:bCs/>
       </w:rPr>
@@ -5247,12 +5556,14 @@
     </w:tblStylePr>
     <w:tblStylePr w:type="firstCol">
       <w:rPr>
+        <w:rFonts w:eastAsia="黑体"/>
         <w:b/>
         <w:bCs/>
       </w:rPr>
     </w:tblStylePr>
     <w:tblStylePr w:type="lastCol">
       <w:rPr>
+        <w:rFonts w:eastAsia="黑体"/>
         <w:b/>
         <w:bCs/>
       </w:rPr>
@@ -5312,6 +5623,7 @@
         <w:spacing w:after="0" w:before="0" w:line="240" w:lineRule="auto"/>
       </w:pPr>
       <w:rPr>
+        <w:rFonts w:eastAsia="黑体"/>
         <w:b/>
         <w:bCs/>
         <w:color w:themeColor="background1" w:val="FFFFFF"/>
@@ -5326,6 +5638,7 @@
         <w:spacing w:after="0" w:before="0" w:line="240" w:lineRule="auto"/>
       </w:pPr>
       <w:rPr>
+        <w:rFonts w:eastAsia="黑体"/>
         <w:b/>
         <w:bCs/>
       </w:rPr>
@@ -5341,12 +5654,14 @@
     </w:tblStylePr>
     <w:tblStylePr w:type="firstCol">
       <w:rPr>
+        <w:rFonts w:eastAsia="黑体"/>
         <w:b/>
         <w:bCs/>
       </w:rPr>
     </w:tblStylePr>
     <w:tblStylePr w:type="lastCol">
       <w:rPr>
+        <w:rFonts w:eastAsia="黑体"/>
         <w:b/>
         <w:bCs/>
       </w:rPr>
@@ -5404,6 +5719,7 @@
         <w:spacing w:after="0" w:before="0" w:line="240" w:lineRule="auto"/>
       </w:pPr>
       <w:rPr>
+        <w:rFonts w:eastAsia="黑体"/>
         <w:b/>
         <w:bCs/>
         <w:color w:themeColor="background1" w:val="FFFFFF"/>
@@ -5418,6 +5734,7 @@
         <w:spacing w:after="0" w:before="0" w:line="240" w:lineRule="auto"/>
       </w:pPr>
       <w:rPr>
+        <w:rFonts w:eastAsia="黑体"/>
         <w:b/>
         <w:bCs/>
       </w:rPr>
@@ -5433,12 +5750,14 @@
     </w:tblStylePr>
     <w:tblStylePr w:type="firstCol">
       <w:rPr>
+        <w:rFonts w:eastAsia="黑体"/>
         <w:b/>
         <w:bCs/>
       </w:rPr>
     </w:tblStylePr>
     <w:tblStylePr w:type="lastCol">
       <w:rPr>
+        <w:rFonts w:eastAsia="黑体"/>
         <w:b/>
         <w:bCs/>
       </w:rPr>
@@ -5496,6 +5815,7 @@
         <w:spacing w:after="0" w:before="0" w:line="240" w:lineRule="auto"/>
       </w:pPr>
       <w:rPr>
+        <w:rFonts w:eastAsia="黑体"/>
         <w:b/>
         <w:bCs/>
         <w:color w:themeColor="background1" w:val="FFFFFF"/>
@@ -5510,6 +5830,7 @@
         <w:spacing w:after="0" w:before="0" w:line="240" w:lineRule="auto"/>
       </w:pPr>
       <w:rPr>
+        <w:rFonts w:eastAsia="黑体"/>
         <w:b/>
         <w:bCs/>
       </w:rPr>
@@ -5525,12 +5846,14 @@
     </w:tblStylePr>
     <w:tblStylePr w:type="firstCol">
       <w:rPr>
+        <w:rFonts w:eastAsia="黑体"/>
         <w:b/>
         <w:bCs/>
       </w:rPr>
     </w:tblStylePr>
     <w:tblStylePr w:type="lastCol">
       <w:rPr>
+        <w:rFonts w:eastAsia="黑体"/>
         <w:b/>
         <w:bCs/>
       </w:rPr>
@@ -5588,6 +5911,7 @@
         <w:spacing w:after="0" w:before="0" w:line="240" w:lineRule="auto"/>
       </w:pPr>
       <w:rPr>
+        <w:rFonts w:eastAsia="黑体"/>
         <w:b/>
         <w:bCs/>
         <w:color w:themeColor="background1" w:val="FFFFFF"/>
@@ -5602,6 +5926,7 @@
         <w:spacing w:after="0" w:before="0" w:line="240" w:lineRule="auto"/>
       </w:pPr>
       <w:rPr>
+        <w:rFonts w:eastAsia="黑体"/>
         <w:b/>
         <w:bCs/>
       </w:rPr>
@@ -5617,12 +5942,14 @@
     </w:tblStylePr>
     <w:tblStylePr w:type="firstCol">
       <w:rPr>
+        <w:rFonts w:eastAsia="黑体"/>
         <w:b/>
         <w:bCs/>
       </w:rPr>
     </w:tblStylePr>
     <w:tblStylePr w:type="lastCol">
       <w:rPr>
+        <w:rFonts w:eastAsia="黑体"/>
         <w:b/>
         <w:bCs/>
       </w:rPr>
@@ -5680,6 +6007,7 @@
         <w:spacing w:after="0" w:before="0" w:line="240" w:lineRule="auto"/>
       </w:pPr>
       <w:rPr>
+        <w:rFonts w:eastAsia="黑体"/>
         <w:b/>
         <w:bCs/>
         <w:color w:themeColor="background1" w:val="FFFFFF"/>
@@ -5694,6 +6022,7 @@
         <w:spacing w:after="0" w:before="0" w:line="240" w:lineRule="auto"/>
       </w:pPr>
       <w:rPr>
+        <w:rFonts w:eastAsia="黑体"/>
         <w:b/>
         <w:bCs/>
       </w:rPr>
@@ -5709,12 +6038,14 @@
     </w:tblStylePr>
     <w:tblStylePr w:type="firstCol">
       <w:rPr>
+        <w:rFonts w:eastAsia="黑体"/>
         <w:b/>
         <w:bCs/>
       </w:rPr>
     </w:tblStylePr>
     <w:tblStylePr w:type="lastCol">
       <w:rPr>
+        <w:rFonts w:eastAsia="黑体"/>
         <w:b/>
         <w:bCs/>
       </w:rPr>
@@ -5772,6 +6103,7 @@
         <w:spacing w:after="0" w:before="0" w:line="240" w:lineRule="auto"/>
       </w:pPr>
       <w:rPr>
+        <w:rFonts w:eastAsia="黑体"/>
         <w:b/>
         <w:bCs/>
         <w:color w:themeColor="background1" w:val="FFFFFF"/>
@@ -5786,6 +6118,7 @@
         <w:spacing w:after="0" w:before="0" w:line="240" w:lineRule="auto"/>
       </w:pPr>
       <w:rPr>
+        <w:rFonts w:eastAsia="黑体"/>
         <w:b/>
         <w:bCs/>
       </w:rPr>
@@ -5801,12 +6134,14 @@
     </w:tblStylePr>
     <w:tblStylePr w:type="firstCol">
       <w:rPr>
+        <w:rFonts w:eastAsia="黑体"/>
         <w:b/>
         <w:bCs/>
       </w:rPr>
     </w:tblStylePr>
     <w:tblStylePr w:type="lastCol">
       <w:rPr>
+        <w:rFonts w:eastAsia="黑体"/>
         <w:b/>
         <w:bCs/>
       </w:rPr>
@@ -5864,6 +6199,7 @@
         <w:spacing w:after="0" w:before="0" w:line="240" w:lineRule="auto"/>
       </w:pPr>
       <w:rPr>
+        <w:rFonts w:eastAsia="黑体"/>
         <w:b/>
         <w:bCs/>
         <w:color w:themeColor="background1" w:val="FFFFFF"/>
@@ -5878,6 +6214,7 @@
         <w:spacing w:after="0" w:before="0" w:line="240" w:lineRule="auto"/>
       </w:pPr>
       <w:rPr>
+        <w:rFonts w:eastAsia="黑体"/>
         <w:b/>
         <w:bCs/>
       </w:rPr>
@@ -5893,12 +6230,14 @@
     </w:tblStylePr>
     <w:tblStylePr w:type="firstCol">
       <w:rPr>
+        <w:rFonts w:eastAsia="黑体"/>
         <w:b/>
         <w:bCs/>
       </w:rPr>
     </w:tblStylePr>
     <w:tblStylePr w:type="lastCol">
       <w:rPr>
+        <w:rFonts w:eastAsia="黑体"/>
         <w:b/>
         <w:bCs/>
       </w:rPr>
@@ -5958,7 +6297,7 @@
         <w:spacing w:after="0" w:before="0" w:line="240" w:lineRule="auto"/>
       </w:pPr>
       <w:rPr>
-        <w:rFonts w:asciiTheme="majorHAnsi" w:cstheme="majorBidi" w:eastAsiaTheme="majorEastAsia" w:hAnsiTheme="majorHAnsi"/>
+        <w:rFonts w:asciiTheme="majorHAnsi" w:cstheme="majorBidi" w:hAnsiTheme="majorHAnsi" w:eastAsia="黑体"/>
         <w:b/>
         <w:bCs/>
       </w:rPr>
@@ -5979,7 +6318,7 @@
         <w:spacing w:after="0" w:before="0" w:line="240" w:lineRule="auto"/>
       </w:pPr>
       <w:rPr>
-        <w:rFonts w:asciiTheme="majorHAnsi" w:cstheme="majorBidi" w:eastAsiaTheme="majorEastAsia" w:hAnsiTheme="majorHAnsi"/>
+        <w:rFonts w:asciiTheme="majorHAnsi" w:cstheme="majorBidi" w:hAnsiTheme="majorHAnsi" w:eastAsia="黑体"/>
         <w:b/>
         <w:bCs/>
       </w:rPr>
@@ -5997,14 +6336,14 @@
     </w:tblStylePr>
     <w:tblStylePr w:type="firstCol">
       <w:rPr>
-        <w:rFonts w:asciiTheme="majorHAnsi" w:cstheme="majorBidi" w:eastAsiaTheme="majorEastAsia" w:hAnsiTheme="majorHAnsi"/>
+        <w:rFonts w:asciiTheme="majorHAnsi" w:cstheme="majorBidi" w:hAnsiTheme="majorHAnsi" w:eastAsia="黑体"/>
         <w:b/>
         <w:bCs/>
       </w:rPr>
     </w:tblStylePr>
     <w:tblStylePr w:type="lastCol">
       <w:rPr>
-        <w:rFonts w:asciiTheme="majorHAnsi" w:cstheme="majorBidi" w:eastAsiaTheme="majorEastAsia" w:hAnsiTheme="majorHAnsi"/>
+        <w:rFonts w:asciiTheme="majorHAnsi" w:cstheme="majorBidi" w:hAnsiTheme="majorHAnsi" w:eastAsia="黑体"/>
         <w:b/>
         <w:bCs/>
       </w:rPr>
@@ -6088,7 +6427,7 @@
         <w:spacing w:after="0" w:before="0" w:line="240" w:lineRule="auto"/>
       </w:pPr>
       <w:rPr>
-        <w:rFonts w:asciiTheme="majorHAnsi" w:cstheme="majorBidi" w:eastAsiaTheme="majorEastAsia" w:hAnsiTheme="majorHAnsi"/>
+        <w:rFonts w:asciiTheme="majorHAnsi" w:cstheme="majorBidi" w:hAnsiTheme="majorHAnsi" w:eastAsia="黑体"/>
         <w:b/>
         <w:bCs/>
       </w:rPr>
@@ -6109,7 +6448,7 @@
         <w:spacing w:after="0" w:before="0" w:line="240" w:lineRule="auto"/>
       </w:pPr>
       <w:rPr>
-        <w:rFonts w:asciiTheme="majorHAnsi" w:cstheme="majorBidi" w:eastAsiaTheme="majorEastAsia" w:hAnsiTheme="majorHAnsi"/>
+        <w:rFonts w:asciiTheme="majorHAnsi" w:cstheme="majorBidi" w:hAnsiTheme="majorHAnsi" w:eastAsia="黑体"/>
         <w:b/>
         <w:bCs/>
       </w:rPr>
@@ -6127,14 +6466,14 @@
     </w:tblStylePr>
     <w:tblStylePr w:type="firstCol">
       <w:rPr>
-        <w:rFonts w:asciiTheme="majorHAnsi" w:cstheme="majorBidi" w:eastAsiaTheme="majorEastAsia" w:hAnsiTheme="majorHAnsi"/>
+        <w:rFonts w:asciiTheme="majorHAnsi" w:cstheme="majorBidi" w:hAnsiTheme="majorHAnsi" w:eastAsia="黑体"/>
         <w:b/>
         <w:bCs/>
       </w:rPr>
     </w:tblStylePr>
     <w:tblStylePr w:type="lastCol">
       <w:rPr>
-        <w:rFonts w:asciiTheme="majorHAnsi" w:cstheme="majorBidi" w:eastAsiaTheme="majorEastAsia" w:hAnsiTheme="majorHAnsi"/>
+        <w:rFonts w:asciiTheme="majorHAnsi" w:cstheme="majorBidi" w:hAnsiTheme="majorHAnsi" w:eastAsia="黑体"/>
         <w:b/>
         <w:bCs/>
       </w:rPr>
@@ -6218,7 +6557,7 @@
         <w:spacing w:after="0" w:before="0" w:line="240" w:lineRule="auto"/>
       </w:pPr>
       <w:rPr>
-        <w:rFonts w:asciiTheme="majorHAnsi" w:cstheme="majorBidi" w:eastAsiaTheme="majorEastAsia" w:hAnsiTheme="majorHAnsi"/>
+        <w:rFonts w:asciiTheme="majorHAnsi" w:cstheme="majorBidi" w:hAnsiTheme="majorHAnsi" w:eastAsia="黑体"/>
         <w:b/>
         <w:bCs/>
       </w:rPr>
@@ -6239,7 +6578,7 @@
         <w:spacing w:after="0" w:before="0" w:line="240" w:lineRule="auto"/>
       </w:pPr>
       <w:rPr>
-        <w:rFonts w:asciiTheme="majorHAnsi" w:cstheme="majorBidi" w:eastAsiaTheme="majorEastAsia" w:hAnsiTheme="majorHAnsi"/>
+        <w:rFonts w:asciiTheme="majorHAnsi" w:cstheme="majorBidi" w:hAnsiTheme="majorHAnsi" w:eastAsia="黑体"/>
         <w:b/>
         <w:bCs/>
       </w:rPr>
@@ -6257,14 +6596,14 @@
     </w:tblStylePr>
     <w:tblStylePr w:type="firstCol">
       <w:rPr>
-        <w:rFonts w:asciiTheme="majorHAnsi" w:cstheme="majorBidi" w:eastAsiaTheme="majorEastAsia" w:hAnsiTheme="majorHAnsi"/>
+        <w:rFonts w:asciiTheme="majorHAnsi" w:cstheme="majorBidi" w:hAnsiTheme="majorHAnsi" w:eastAsia="黑体"/>
         <w:b/>
         <w:bCs/>
       </w:rPr>
     </w:tblStylePr>
     <w:tblStylePr w:type="lastCol">
       <w:rPr>
-        <w:rFonts w:asciiTheme="majorHAnsi" w:cstheme="majorBidi" w:eastAsiaTheme="majorEastAsia" w:hAnsiTheme="majorHAnsi"/>
+        <w:rFonts w:asciiTheme="majorHAnsi" w:cstheme="majorBidi" w:hAnsiTheme="majorHAnsi" w:eastAsia="黑体"/>
         <w:b/>
         <w:bCs/>
       </w:rPr>
@@ -6348,7 +6687,7 @@
         <w:spacing w:after="0" w:before="0" w:line="240" w:lineRule="auto"/>
       </w:pPr>
       <w:rPr>
-        <w:rFonts w:asciiTheme="majorHAnsi" w:cstheme="majorBidi" w:eastAsiaTheme="majorEastAsia" w:hAnsiTheme="majorHAnsi"/>
+        <w:rFonts w:asciiTheme="majorHAnsi" w:cstheme="majorBidi" w:hAnsiTheme="majorHAnsi" w:eastAsia="黑体"/>
         <w:b/>
         <w:bCs/>
       </w:rPr>
@@ -6369,7 +6708,7 @@
         <w:spacing w:after="0" w:before="0" w:line="240" w:lineRule="auto"/>
       </w:pPr>
       <w:rPr>
-        <w:rFonts w:asciiTheme="majorHAnsi" w:cstheme="majorBidi" w:eastAsiaTheme="majorEastAsia" w:hAnsiTheme="majorHAnsi"/>
+        <w:rFonts w:asciiTheme="majorHAnsi" w:cstheme="majorBidi" w:hAnsiTheme="majorHAnsi" w:eastAsia="黑体"/>
         <w:b/>
         <w:bCs/>
       </w:rPr>
@@ -6387,14 +6726,14 @@
     </w:tblStylePr>
     <w:tblStylePr w:type="firstCol">
       <w:rPr>
-        <w:rFonts w:asciiTheme="majorHAnsi" w:cstheme="majorBidi" w:eastAsiaTheme="majorEastAsia" w:hAnsiTheme="majorHAnsi"/>
+        <w:rFonts w:asciiTheme="majorHAnsi" w:cstheme="majorBidi" w:hAnsiTheme="majorHAnsi" w:eastAsia="黑体"/>
         <w:b/>
         <w:bCs/>
       </w:rPr>
     </w:tblStylePr>
     <w:tblStylePr w:type="lastCol">
       <w:rPr>
-        <w:rFonts w:asciiTheme="majorHAnsi" w:cstheme="majorBidi" w:eastAsiaTheme="majorEastAsia" w:hAnsiTheme="majorHAnsi"/>
+        <w:rFonts w:asciiTheme="majorHAnsi" w:cstheme="majorBidi" w:hAnsiTheme="majorHAnsi" w:eastAsia="黑体"/>
         <w:b/>
         <w:bCs/>
       </w:rPr>
@@ -6478,7 +6817,7 @@
         <w:spacing w:after="0" w:before="0" w:line="240" w:lineRule="auto"/>
       </w:pPr>
       <w:rPr>
-        <w:rFonts w:asciiTheme="majorHAnsi" w:cstheme="majorBidi" w:eastAsiaTheme="majorEastAsia" w:hAnsiTheme="majorHAnsi"/>
+        <w:rFonts w:asciiTheme="majorHAnsi" w:cstheme="majorBidi" w:hAnsiTheme="majorHAnsi" w:eastAsia="黑体"/>
         <w:b/>
         <w:bCs/>
       </w:rPr>
@@ -6499,7 +6838,7 @@
         <w:spacing w:after="0" w:before="0" w:line="240" w:lineRule="auto"/>
       </w:pPr>
       <w:rPr>
-        <w:rFonts w:asciiTheme="majorHAnsi" w:cstheme="majorBidi" w:eastAsiaTheme="majorEastAsia" w:hAnsiTheme="majorHAnsi"/>
+        <w:rFonts w:asciiTheme="majorHAnsi" w:cstheme="majorBidi" w:hAnsiTheme="majorHAnsi" w:eastAsia="黑体"/>
         <w:b/>
         <w:bCs/>
       </w:rPr>
@@ -6517,14 +6856,14 @@
     </w:tblStylePr>
     <w:tblStylePr w:type="firstCol">
       <w:rPr>
-        <w:rFonts w:asciiTheme="majorHAnsi" w:cstheme="majorBidi" w:eastAsiaTheme="majorEastAsia" w:hAnsiTheme="majorHAnsi"/>
+        <w:rFonts w:asciiTheme="majorHAnsi" w:cstheme="majorBidi" w:hAnsiTheme="majorHAnsi" w:eastAsia="黑体"/>
         <w:b/>
         <w:bCs/>
       </w:rPr>
     </w:tblStylePr>
     <w:tblStylePr w:type="lastCol">
       <w:rPr>
-        <w:rFonts w:asciiTheme="majorHAnsi" w:cstheme="majorBidi" w:eastAsiaTheme="majorEastAsia" w:hAnsiTheme="majorHAnsi"/>
+        <w:rFonts w:asciiTheme="majorHAnsi" w:cstheme="majorBidi" w:hAnsiTheme="majorHAnsi" w:eastAsia="黑体"/>
         <w:b/>
         <w:bCs/>
       </w:rPr>
@@ -6608,7 +6947,7 @@
         <w:spacing w:after="0" w:before="0" w:line="240" w:lineRule="auto"/>
       </w:pPr>
       <w:rPr>
-        <w:rFonts w:asciiTheme="majorHAnsi" w:cstheme="majorBidi" w:eastAsiaTheme="majorEastAsia" w:hAnsiTheme="majorHAnsi"/>
+        <w:rFonts w:asciiTheme="majorHAnsi" w:cstheme="majorBidi" w:hAnsiTheme="majorHAnsi" w:eastAsia="黑体"/>
         <w:b/>
         <w:bCs/>
       </w:rPr>
@@ -6629,7 +6968,7 @@
         <w:spacing w:after="0" w:before="0" w:line="240" w:lineRule="auto"/>
       </w:pPr>
       <w:rPr>
-        <w:rFonts w:asciiTheme="majorHAnsi" w:cstheme="majorBidi" w:eastAsiaTheme="majorEastAsia" w:hAnsiTheme="majorHAnsi"/>
+        <w:rFonts w:asciiTheme="majorHAnsi" w:cstheme="majorBidi" w:hAnsiTheme="majorHAnsi" w:eastAsia="黑体"/>
         <w:b/>
         <w:bCs/>
       </w:rPr>
@@ -6647,14 +6986,14 @@
     </w:tblStylePr>
     <w:tblStylePr w:type="firstCol">
       <w:rPr>
-        <w:rFonts w:asciiTheme="majorHAnsi" w:cstheme="majorBidi" w:eastAsiaTheme="majorEastAsia" w:hAnsiTheme="majorHAnsi"/>
+        <w:rFonts w:asciiTheme="majorHAnsi" w:cstheme="majorBidi" w:hAnsiTheme="majorHAnsi" w:eastAsia="黑体"/>
         <w:b/>
         <w:bCs/>
       </w:rPr>
     </w:tblStylePr>
     <w:tblStylePr w:type="lastCol">
       <w:rPr>
-        <w:rFonts w:asciiTheme="majorHAnsi" w:cstheme="majorBidi" w:eastAsiaTheme="majorEastAsia" w:hAnsiTheme="majorHAnsi"/>
+        <w:rFonts w:asciiTheme="majorHAnsi" w:cstheme="majorBidi" w:hAnsiTheme="majorHAnsi" w:eastAsia="黑体"/>
         <w:b/>
         <w:bCs/>
       </w:rPr>
@@ -6738,7 +7077,7 @@
         <w:spacing w:after="0" w:before="0" w:line="240" w:lineRule="auto"/>
       </w:pPr>
       <w:rPr>
-        <w:rFonts w:asciiTheme="majorHAnsi" w:cstheme="majorBidi" w:eastAsiaTheme="majorEastAsia" w:hAnsiTheme="majorHAnsi"/>
+        <w:rFonts w:asciiTheme="majorHAnsi" w:cstheme="majorBidi" w:hAnsiTheme="majorHAnsi" w:eastAsia="黑体"/>
         <w:b/>
         <w:bCs/>
       </w:rPr>
@@ -6759,7 +7098,7 @@
         <w:spacing w:after="0" w:before="0" w:line="240" w:lineRule="auto"/>
       </w:pPr>
       <w:rPr>
-        <w:rFonts w:asciiTheme="majorHAnsi" w:cstheme="majorBidi" w:eastAsiaTheme="majorEastAsia" w:hAnsiTheme="majorHAnsi"/>
+        <w:rFonts w:asciiTheme="majorHAnsi" w:cstheme="majorBidi" w:hAnsiTheme="majorHAnsi" w:eastAsia="黑体"/>
         <w:b/>
         <w:bCs/>
       </w:rPr>
@@ -6777,14 +7116,14 @@
     </w:tblStylePr>
     <w:tblStylePr w:type="firstCol">
       <w:rPr>
-        <w:rFonts w:asciiTheme="majorHAnsi" w:cstheme="majorBidi" w:eastAsiaTheme="majorEastAsia" w:hAnsiTheme="majorHAnsi"/>
+        <w:rFonts w:asciiTheme="majorHAnsi" w:cstheme="majorBidi" w:hAnsiTheme="majorHAnsi" w:eastAsia="黑体"/>
         <w:b/>
         <w:bCs/>
       </w:rPr>
     </w:tblStylePr>
     <w:tblStylePr w:type="lastCol">
       <w:rPr>
-        <w:rFonts w:asciiTheme="majorHAnsi" w:cstheme="majorBidi" w:eastAsiaTheme="majorEastAsia" w:hAnsiTheme="majorHAnsi"/>
+        <w:rFonts w:asciiTheme="majorHAnsi" w:cstheme="majorBidi" w:hAnsiTheme="majorHAnsi" w:eastAsia="黑体"/>
         <w:b/>
         <w:bCs/>
       </w:rPr>
@@ -6867,6 +7206,7 @@
         <w:spacing w:after="0" w:before="0" w:line="240" w:lineRule="auto"/>
       </w:pPr>
       <w:rPr>
+        <w:rFonts w:eastAsia="黑体"/>
         <w:b/>
         <w:bCs/>
         <w:color w:themeColor="background1" w:val="FFFFFF"/>
@@ -6889,6 +7229,7 @@
         <w:spacing w:after="0" w:before="0" w:line="240" w:lineRule="auto"/>
       </w:pPr>
       <w:rPr>
+        <w:rFonts w:eastAsia="黑体"/>
         <w:b/>
         <w:bCs/>
       </w:rPr>
@@ -6906,12 +7247,14 @@
     </w:tblStylePr>
     <w:tblStylePr w:type="firstCol">
       <w:rPr>
+        <w:rFonts w:eastAsia="黑体"/>
         <w:b/>
         <w:bCs/>
       </w:rPr>
     </w:tblStylePr>
     <w:tblStylePr w:type="lastCol">
       <w:rPr>
+        <w:rFonts w:eastAsia="黑体"/>
         <w:b/>
         <w:bCs/>
       </w:rPr>
@@ -6973,6 +7316,7 @@
         <w:spacing w:after="0" w:before="0" w:line="240" w:lineRule="auto"/>
       </w:pPr>
       <w:rPr>
+        <w:rFonts w:eastAsia="黑体"/>
         <w:b/>
         <w:bCs/>
         <w:color w:themeColor="background1" w:val="FFFFFF"/>
@@ -6995,6 +7339,7 @@
         <w:spacing w:after="0" w:before="0" w:line="240" w:lineRule="auto"/>
       </w:pPr>
       <w:rPr>
+        <w:rFonts w:eastAsia="黑体"/>
         <w:b/>
         <w:bCs/>
       </w:rPr>
@@ -7012,12 +7357,14 @@
     </w:tblStylePr>
     <w:tblStylePr w:type="firstCol">
       <w:rPr>
+        <w:rFonts w:eastAsia="黑体"/>
         <w:b/>
         <w:bCs/>
       </w:rPr>
     </w:tblStylePr>
     <w:tblStylePr w:type="lastCol">
       <w:rPr>
+        <w:rFonts w:eastAsia="黑体"/>
         <w:b/>
         <w:bCs/>
       </w:rPr>
@@ -7079,6 +7426,7 @@
         <w:spacing w:after="0" w:before="0" w:line="240" w:lineRule="auto"/>
       </w:pPr>
       <w:rPr>
+        <w:rFonts w:eastAsia="黑体"/>
         <w:b/>
         <w:bCs/>
         <w:color w:themeColor="background1" w:val="FFFFFF"/>
@@ -7101,6 +7449,7 @@
         <w:spacing w:after="0" w:before="0" w:line="240" w:lineRule="auto"/>
       </w:pPr>
       <w:rPr>
+        <w:rFonts w:eastAsia="黑体"/>
         <w:b/>
         <w:bCs/>
       </w:rPr>
@@ -7118,12 +7467,14 @@
     </w:tblStylePr>
     <w:tblStylePr w:type="firstCol">
       <w:rPr>
+        <w:rFonts w:eastAsia="黑体"/>
         <w:b/>
         <w:bCs/>
       </w:rPr>
     </w:tblStylePr>
     <w:tblStylePr w:type="lastCol">
       <w:rPr>
+        <w:rFonts w:eastAsia="黑体"/>
         <w:b/>
         <w:bCs/>
       </w:rPr>
@@ -7185,6 +7536,7 @@
         <w:spacing w:after="0" w:before="0" w:line="240" w:lineRule="auto"/>
       </w:pPr>
       <w:rPr>
+        <w:rFonts w:eastAsia="黑体"/>
         <w:b/>
         <w:bCs/>
         <w:color w:themeColor="background1" w:val="FFFFFF"/>
@@ -7207,6 +7559,7 @@
         <w:spacing w:after="0" w:before="0" w:line="240" w:lineRule="auto"/>
       </w:pPr>
       <w:rPr>
+        <w:rFonts w:eastAsia="黑体"/>
         <w:b/>
         <w:bCs/>
       </w:rPr>
@@ -7224,12 +7577,14 @@
     </w:tblStylePr>
     <w:tblStylePr w:type="firstCol">
       <w:rPr>
+        <w:rFonts w:eastAsia="黑体"/>
         <w:b/>
         <w:bCs/>
       </w:rPr>
     </w:tblStylePr>
     <w:tblStylePr w:type="lastCol">
       <w:rPr>
+        <w:rFonts w:eastAsia="黑体"/>
         <w:b/>
         <w:bCs/>
       </w:rPr>
@@ -7291,6 +7646,7 @@
         <w:spacing w:after="0" w:before="0" w:line="240" w:lineRule="auto"/>
       </w:pPr>
       <w:rPr>
+        <w:rFonts w:eastAsia="黑体"/>
         <w:b/>
         <w:bCs/>
         <w:color w:themeColor="background1" w:val="FFFFFF"/>
@@ -7313,6 +7669,7 @@
         <w:spacing w:after="0" w:before="0" w:line="240" w:lineRule="auto"/>
       </w:pPr>
       <w:rPr>
+        <w:rFonts w:eastAsia="黑体"/>
         <w:b/>
         <w:bCs/>
       </w:rPr>
@@ -7330,12 +7687,14 @@
     </w:tblStylePr>
     <w:tblStylePr w:type="firstCol">
       <w:rPr>
+        <w:rFonts w:eastAsia="黑体"/>
         <w:b/>
         <w:bCs/>
       </w:rPr>
     </w:tblStylePr>
     <w:tblStylePr w:type="lastCol">
       <w:rPr>
+        <w:rFonts w:eastAsia="黑体"/>
         <w:b/>
         <w:bCs/>
       </w:rPr>
@@ -7397,6 +7756,7 @@
         <w:spacing w:after="0" w:before="0" w:line="240" w:lineRule="auto"/>
       </w:pPr>
       <w:rPr>
+        <w:rFonts w:eastAsia="黑体"/>
         <w:b/>
         <w:bCs/>
         <w:color w:themeColor="background1" w:val="FFFFFF"/>
@@ -7419,6 +7779,7 @@
         <w:spacing w:after="0" w:before="0" w:line="240" w:lineRule="auto"/>
       </w:pPr>
       <w:rPr>
+        <w:rFonts w:eastAsia="黑体"/>
         <w:b/>
         <w:bCs/>
       </w:rPr>
@@ -7436,12 +7797,14 @@
     </w:tblStylePr>
     <w:tblStylePr w:type="firstCol">
       <w:rPr>
+        <w:rFonts w:eastAsia="黑体"/>
         <w:b/>
         <w:bCs/>
       </w:rPr>
     </w:tblStylePr>
     <w:tblStylePr w:type="lastCol">
       <w:rPr>
+        <w:rFonts w:eastAsia="黑体"/>
         <w:b/>
         <w:bCs/>
       </w:rPr>
@@ -7503,6 +7866,7 @@
         <w:spacing w:after="0" w:before="0" w:line="240" w:lineRule="auto"/>
       </w:pPr>
       <w:rPr>
+        <w:rFonts w:eastAsia="黑体"/>
         <w:b/>
         <w:bCs/>
         <w:color w:themeColor="background1" w:val="FFFFFF"/>
@@ -7525,6 +7889,7 @@
         <w:spacing w:after="0" w:before="0" w:line="240" w:lineRule="auto"/>
       </w:pPr>
       <w:rPr>
+        <w:rFonts w:eastAsia="黑体"/>
         <w:b/>
         <w:bCs/>
       </w:rPr>
@@ -7542,12 +7907,14 @@
     </w:tblStylePr>
     <w:tblStylePr w:type="firstCol">
       <w:rPr>
+        <w:rFonts w:eastAsia="黑体"/>
         <w:b/>
         <w:bCs/>
       </w:rPr>
     </w:tblStylePr>
     <w:tblStylePr w:type="lastCol">
       <w:rPr>
+        <w:rFonts w:eastAsia="黑体"/>
         <w:b/>
         <w:bCs/>
       </w:rPr>
@@ -7606,6 +7973,7 @@
         <w:spacing w:after="0" w:before="0" w:line="240" w:lineRule="auto"/>
       </w:pPr>
       <w:rPr>
+        <w:rFonts w:eastAsia="黑体"/>
         <w:b/>
         <w:bCs/>
         <w:color w:themeColor="background1" w:val="FFFFFF"/>
@@ -7628,6 +7996,7 @@
         <w:spacing w:after="0" w:before="0" w:line="240" w:lineRule="auto"/>
       </w:pPr>
       <w:rPr>
+        <w:rFonts w:eastAsia="黑体"/>
         <w:color w:val="auto"/>
       </w:rPr>
       <w:tblPr/>
@@ -7645,6 +8014,7 @@
     </w:tblStylePr>
     <w:tblStylePr w:type="firstCol">
       <w:rPr>
+        <w:rFonts w:eastAsia="黑体"/>
         <w:b/>
         <w:bCs/>
         <w:color w:themeColor="background1" w:val="FFFFFF"/>
@@ -7664,6 +8034,7 @@
     </w:tblStylePr>
     <w:tblStylePr w:type="lastCol">
       <w:rPr>
+        <w:rFonts w:eastAsia="黑体"/>
         <w:b/>
         <w:bCs/>
         <w:color w:themeColor="background1" w:val="FFFFFF"/>
@@ -7712,6 +8083,7 @@
     </w:tblStylePr>
     <w:tblStylePr w:type="nwCell">
       <w:rPr>
+        <w:rFonts w:eastAsia="黑体"/>
         <w:color w:themeColor="background1" w:val="FFFFFF"/>
       </w:rPr>
       <w:tblPr/>
@@ -7755,6 +8127,7 @@
         <w:spacing w:after="0" w:before="0" w:line="240" w:lineRule="auto"/>
       </w:pPr>
       <w:rPr>
+        <w:rFonts w:eastAsia="黑体"/>
         <w:b/>
         <w:bCs/>
         <w:color w:themeColor="background1" w:val="FFFFFF"/>
@@ -7777,6 +8150,7 @@
         <w:spacing w:after="0" w:before="0" w:line="240" w:lineRule="auto"/>
       </w:pPr>
       <w:rPr>
+        <w:rFonts w:eastAsia="黑体"/>
         <w:color w:val="auto"/>
       </w:rPr>
       <w:tblPr/>
@@ -7794,6 +8168,7 @@
     </w:tblStylePr>
     <w:tblStylePr w:type="firstCol">
       <w:rPr>
+        <w:rFonts w:eastAsia="黑体"/>
         <w:b/>
         <w:bCs/>
         <w:color w:themeColor="background1" w:val="FFFFFF"/>
@@ -7813,6 +8188,7 @@
     </w:tblStylePr>
     <w:tblStylePr w:type="lastCol">
       <w:rPr>
+        <w:rFonts w:eastAsia="黑体"/>
         <w:b/>
         <w:bCs/>
         <w:color w:themeColor="background1" w:val="FFFFFF"/>
@@ -7861,6 +8237,7 @@
     </w:tblStylePr>
     <w:tblStylePr w:type="nwCell">
       <w:rPr>
+        <w:rFonts w:eastAsia="黑体"/>
         <w:color w:themeColor="background1" w:val="FFFFFF"/>
       </w:rPr>
       <w:tblPr/>
@@ -7904,6 +8281,7 @@
         <w:spacing w:after="0" w:before="0" w:line="240" w:lineRule="auto"/>
       </w:pPr>
       <w:rPr>
+        <w:rFonts w:eastAsia="黑体"/>
         <w:b/>
         <w:bCs/>
         <w:color w:themeColor="background1" w:val="FFFFFF"/>
@@ -7926,6 +8304,7 @@
         <w:spacing w:after="0" w:before="0" w:line="240" w:lineRule="auto"/>
       </w:pPr>
       <w:rPr>
+        <w:rFonts w:eastAsia="黑体"/>
         <w:color w:val="auto"/>
       </w:rPr>
       <w:tblPr/>
@@ -7943,6 +8322,7 @@
     </w:tblStylePr>
     <w:tblStylePr w:type="firstCol">
       <w:rPr>
+        <w:rFonts w:eastAsia="黑体"/>
         <w:b/>
         <w:bCs/>
         <w:color w:themeColor="background1" w:val="FFFFFF"/>
@@ -7962,6 +8342,7 @@
     </w:tblStylePr>
     <w:tblStylePr w:type="lastCol">
       <w:rPr>
+        <w:rFonts w:eastAsia="黑体"/>
         <w:b/>
         <w:bCs/>
         <w:color w:themeColor="background1" w:val="FFFFFF"/>
@@ -8010,6 +8391,7 @@
     </w:tblStylePr>
     <w:tblStylePr w:type="nwCell">
       <w:rPr>
+        <w:rFonts w:eastAsia="黑体"/>
         <w:color w:themeColor="background1" w:val="FFFFFF"/>
       </w:rPr>
       <w:tblPr/>
@@ -8053,6 +8435,7 @@
         <w:spacing w:after="0" w:before="0" w:line="240" w:lineRule="auto"/>
       </w:pPr>
       <w:rPr>
+        <w:rFonts w:eastAsia="黑体"/>
         <w:b/>
         <w:bCs/>
         <w:color w:themeColor="background1" w:val="FFFFFF"/>
@@ -8075,6 +8458,7 @@
         <w:spacing w:after="0" w:before="0" w:line="240" w:lineRule="auto"/>
       </w:pPr>
       <w:rPr>
+        <w:rFonts w:eastAsia="黑体"/>
         <w:color w:val="auto"/>
       </w:rPr>
       <w:tblPr/>
@@ -8092,6 +8476,7 @@
     </w:tblStylePr>
     <w:tblStylePr w:type="firstCol">
       <w:rPr>
+        <w:rFonts w:eastAsia="黑体"/>
         <w:b/>
         <w:bCs/>
         <w:color w:themeColor="background1" w:val="FFFFFF"/>
@@ -8111,6 +8496,7 @@
     </w:tblStylePr>
     <w:tblStylePr w:type="lastCol">
       <w:rPr>
+        <w:rFonts w:eastAsia="黑体"/>
         <w:b/>
         <w:bCs/>
         <w:color w:themeColor="background1" w:val="FFFFFF"/>
@@ -8159,6 +8545,7 @@
     </w:tblStylePr>
     <w:tblStylePr w:type="nwCell">
       <w:rPr>
+        <w:rFonts w:eastAsia="黑体"/>
         <w:color w:themeColor="background1" w:val="FFFFFF"/>
       </w:rPr>
       <w:tblPr/>
@@ -8202,6 +8589,7 @@
         <w:spacing w:after="0" w:before="0" w:line="240" w:lineRule="auto"/>
       </w:pPr>
       <w:rPr>
+        <w:rFonts w:eastAsia="黑体"/>
         <w:b/>
         <w:bCs/>
         <w:color w:themeColor="background1" w:val="FFFFFF"/>
@@ -8224,6 +8612,7 @@
         <w:spacing w:after="0" w:before="0" w:line="240" w:lineRule="auto"/>
       </w:pPr>
       <w:rPr>
+        <w:rFonts w:eastAsia="黑体"/>
         <w:color w:val="auto"/>
       </w:rPr>
       <w:tblPr/>
@@ -8241,6 +8630,7 @@
     </w:tblStylePr>
     <w:tblStylePr w:type="firstCol">
       <w:rPr>
+        <w:rFonts w:eastAsia="黑体"/>
         <w:b/>
         <w:bCs/>
         <w:color w:themeColor="background1" w:val="FFFFFF"/>
@@ -8260,6 +8650,7 @@
     </w:tblStylePr>
     <w:tblStylePr w:type="lastCol">
       <w:rPr>
+        <w:rFonts w:eastAsia="黑体"/>
         <w:b/>
         <w:bCs/>
         <w:color w:themeColor="background1" w:val="FFFFFF"/>
@@ -8308,6 +8699,7 @@
     </w:tblStylePr>
     <w:tblStylePr w:type="nwCell">
       <w:rPr>
+        <w:rFonts w:eastAsia="黑体"/>
         <w:color w:themeColor="background1" w:val="FFFFFF"/>
       </w:rPr>
       <w:tblPr/>
@@ -8351,6 +8743,7 @@
         <w:spacing w:after="0" w:before="0" w:line="240" w:lineRule="auto"/>
       </w:pPr>
       <w:rPr>
+        <w:rFonts w:eastAsia="黑体"/>
         <w:b/>
         <w:bCs/>
         <w:color w:themeColor="background1" w:val="FFFFFF"/>
@@ -8373,6 +8766,7 @@
         <w:spacing w:after="0" w:before="0" w:line="240" w:lineRule="auto"/>
       </w:pPr>
       <w:rPr>
+        <w:rFonts w:eastAsia="黑体"/>
         <w:color w:val="auto"/>
       </w:rPr>
       <w:tblPr/>
@@ -8390,6 +8784,7 @@
     </w:tblStylePr>
     <w:tblStylePr w:type="firstCol">
       <w:rPr>
+        <w:rFonts w:eastAsia="黑体"/>
         <w:b/>
         <w:bCs/>
         <w:color w:themeColor="background1" w:val="FFFFFF"/>
@@ -8409,6 +8804,7 @@
     </w:tblStylePr>
     <w:tblStylePr w:type="lastCol">
       <w:rPr>
+        <w:rFonts w:eastAsia="黑体"/>
         <w:b/>
         <w:bCs/>
         <w:color w:themeColor="background1" w:val="FFFFFF"/>
@@ -8457,6 +8853,7 @@
     </w:tblStylePr>
     <w:tblStylePr w:type="nwCell">
       <w:rPr>
+        <w:rFonts w:eastAsia="黑体"/>
         <w:color w:themeColor="background1" w:val="FFFFFF"/>
       </w:rPr>
       <w:tblPr/>
@@ -8500,6 +8897,7 @@
         <w:spacing w:after="0" w:before="0" w:line="240" w:lineRule="auto"/>
       </w:pPr>
       <w:rPr>
+        <w:rFonts w:eastAsia="黑体"/>
         <w:b/>
         <w:bCs/>
         <w:color w:themeColor="background1" w:val="FFFFFF"/>
@@ -8522,6 +8920,7 @@
         <w:spacing w:after="0" w:before="0" w:line="240" w:lineRule="auto"/>
       </w:pPr>
       <w:rPr>
+        <w:rFonts w:eastAsia="黑体"/>
         <w:color w:val="auto"/>
       </w:rPr>
       <w:tblPr/>
@@ -8539,6 +8938,7 @@
     </w:tblStylePr>
     <w:tblStylePr w:type="firstCol">
       <w:rPr>
+        <w:rFonts w:eastAsia="黑体"/>
         <w:b/>
         <w:bCs/>
         <w:color w:themeColor="background1" w:val="FFFFFF"/>
@@ -8558,6 +8958,7 @@
     </w:tblStylePr>
     <w:tblStylePr w:type="lastCol">
       <w:rPr>
+        <w:rFonts w:eastAsia="黑体"/>
         <w:b/>
         <w:bCs/>
         <w:color w:themeColor="background1" w:val="FFFFFF"/>
@@ -8606,6 +9007,7 @@
     </w:tblStylePr>
     <w:tblStylePr w:type="nwCell">
       <w:rPr>
+        <w:rFonts w:eastAsia="黑体"/>
         <w:color w:themeColor="background1" w:val="FFFFFF"/>
       </w:rPr>
       <w:tblPr/>
@@ -8630,6 +9032,7 @@
       <w:spacing w:after="0" w:line="240" w:lineRule="auto"/>
     </w:pPr>
     <w:rPr>
+      <w:rFonts w:eastAsia="黑体"/>
       <w:color w:themeColor="text1" w:val="000000"/>
     </w:rPr>
     <w:tblPr>
@@ -8649,7 +9052,7 @@
     </w:tblPr>
     <w:tblStylePr w:type="firstRow">
       <w:rPr>
-        <w:rFonts w:asciiTheme="majorHAnsi" w:cstheme="majorBidi" w:eastAsiaTheme="majorEastAsia" w:hAnsiTheme="majorHAnsi"/>
+        <w:rFonts w:asciiTheme="majorHAnsi" w:cstheme="majorBidi" w:hAnsiTheme="majorHAnsi" w:eastAsia="黑体"/>
       </w:rPr>
       <w:tblPr/>
       <w:tcPr>
@@ -8661,6 +9064,7 @@
     </w:tblStylePr>
     <w:tblStylePr w:type="lastRow">
       <w:rPr>
+        <w:rFonts w:eastAsia="黑体"/>
         <w:b/>
         <w:bCs/>
         <w:color w:themeColor="text2" w:val="1F497D"/>
@@ -8675,12 +9079,14 @@
     </w:tblStylePr>
     <w:tblStylePr w:type="firstCol">
       <w:rPr>
+        <w:rFonts w:eastAsia="黑体"/>
         <w:b/>
         <w:bCs/>
       </w:rPr>
     </w:tblStylePr>
     <w:tblStylePr w:type="lastCol">
       <w:rPr>
+        <w:rFonts w:eastAsia="黑体"/>
         <w:b/>
         <w:bCs/>
       </w:rPr>
@@ -8714,6 +9120,7 @@
       <w:spacing w:after="0" w:line="240" w:lineRule="auto"/>
     </w:pPr>
     <w:rPr>
+      <w:rFonts w:eastAsia="黑体"/>
       <w:color w:themeColor="text1" w:val="000000"/>
     </w:rPr>
     <w:tblPr>
@@ -8733,7 +9140,7 @@
     </w:tblPr>
     <w:tblStylePr w:type="firstRow">
       <w:rPr>
-        <w:rFonts w:asciiTheme="majorHAnsi" w:cstheme="majorBidi" w:eastAsiaTheme="majorEastAsia" w:hAnsiTheme="majorHAnsi"/>
+        <w:rFonts w:asciiTheme="majorHAnsi" w:cstheme="majorBidi" w:hAnsiTheme="majorHAnsi" w:eastAsia="黑体"/>
       </w:rPr>
       <w:tblPr/>
       <w:tcPr>
@@ -8745,6 +9152,7 @@
     </w:tblStylePr>
     <w:tblStylePr w:type="lastRow">
       <w:rPr>
+        <w:rFonts w:eastAsia="黑体"/>
         <w:b/>
         <w:bCs/>
         <w:color w:themeColor="text2" w:val="1F497D"/>
@@ -8759,12 +9167,14 @@
     </w:tblStylePr>
     <w:tblStylePr w:type="firstCol">
       <w:rPr>
+        <w:rFonts w:eastAsia="黑体"/>
         <w:b/>
         <w:bCs/>
       </w:rPr>
     </w:tblStylePr>
     <w:tblStylePr w:type="lastCol">
       <w:rPr>
+        <w:rFonts w:eastAsia="黑体"/>
         <w:b/>
         <w:bCs/>
       </w:rPr>
@@ -8798,6 +9208,7 @@
       <w:spacing w:after="0" w:line="240" w:lineRule="auto"/>
     </w:pPr>
     <w:rPr>
+      <w:rFonts w:eastAsia="黑体"/>
       <w:color w:themeColor="text1" w:val="000000"/>
     </w:rPr>
     <w:tblPr>
@@ -8817,7 +9228,7 @@
     </w:tblPr>
     <w:tblStylePr w:type="firstRow">
       <w:rPr>
-        <w:rFonts w:asciiTheme="majorHAnsi" w:cstheme="majorBidi" w:eastAsiaTheme="majorEastAsia" w:hAnsiTheme="majorHAnsi"/>
+        <w:rFonts w:asciiTheme="majorHAnsi" w:cstheme="majorBidi" w:hAnsiTheme="majorHAnsi" w:eastAsia="黑体"/>
       </w:rPr>
       <w:tblPr/>
       <w:tcPr>
@@ -8829,6 +9240,7 @@
     </w:tblStylePr>
     <w:tblStylePr w:type="lastRow">
       <w:rPr>
+        <w:rFonts w:eastAsia="黑体"/>
         <w:b/>
         <w:bCs/>
         <w:color w:themeColor="text2" w:val="1F497D"/>
@@ -8843,12 +9255,14 @@
     </w:tblStylePr>
     <w:tblStylePr w:type="firstCol">
       <w:rPr>
+        <w:rFonts w:eastAsia="黑体"/>
         <w:b/>
         <w:bCs/>
       </w:rPr>
     </w:tblStylePr>
     <w:tblStylePr w:type="lastCol">
       <w:rPr>
+        <w:rFonts w:eastAsia="黑体"/>
         <w:b/>
         <w:bCs/>
       </w:rPr>
@@ -8882,6 +9296,7 @@
       <w:spacing w:after="0" w:line="240" w:lineRule="auto"/>
     </w:pPr>
     <w:rPr>
+      <w:rFonts w:eastAsia="黑体"/>
       <w:color w:themeColor="text1" w:val="000000"/>
     </w:rPr>
     <w:tblPr>
@@ -8901,7 +9316,7 @@
     </w:tblPr>
     <w:tblStylePr w:type="firstRow">
       <w:rPr>
-        <w:rFonts w:asciiTheme="majorHAnsi" w:cstheme="majorBidi" w:eastAsiaTheme="majorEastAsia" w:hAnsiTheme="majorHAnsi"/>
+        <w:rFonts w:asciiTheme="majorHAnsi" w:cstheme="majorBidi" w:hAnsiTheme="majorHAnsi" w:eastAsia="黑体"/>
       </w:rPr>
       <w:tblPr/>
       <w:tcPr>
@@ -8913,6 +9328,7 @@
     </w:tblStylePr>
     <w:tblStylePr w:type="lastRow">
       <w:rPr>
+        <w:rFonts w:eastAsia="黑体"/>
         <w:b/>
         <w:bCs/>
         <w:color w:themeColor="text2" w:val="1F497D"/>
@@ -8927,12 +9343,14 @@
     </w:tblStylePr>
     <w:tblStylePr w:type="firstCol">
       <w:rPr>
+        <w:rFonts w:eastAsia="黑体"/>
         <w:b/>
         <w:bCs/>
       </w:rPr>
     </w:tblStylePr>
     <w:tblStylePr w:type="lastCol">
       <w:rPr>
+        <w:rFonts w:eastAsia="黑体"/>
         <w:b/>
         <w:bCs/>
       </w:rPr>
@@ -8966,6 +9384,7 @@
       <w:spacing w:after="0" w:line="240" w:lineRule="auto"/>
     </w:pPr>
     <w:rPr>
+      <w:rFonts w:eastAsia="黑体"/>
       <w:color w:themeColor="text1" w:val="000000"/>
     </w:rPr>
     <w:tblPr>
@@ -8985,7 +9404,7 @@
     </w:tblPr>
     <w:tblStylePr w:type="firstRow">
       <w:rPr>
-        <w:rFonts w:asciiTheme="majorHAnsi" w:cstheme="majorBidi" w:eastAsiaTheme="majorEastAsia" w:hAnsiTheme="majorHAnsi"/>
+        <w:rFonts w:asciiTheme="majorHAnsi" w:cstheme="majorBidi" w:hAnsiTheme="majorHAnsi" w:eastAsia="黑体"/>
       </w:rPr>
       <w:tblPr/>
       <w:tcPr>
@@ -8997,6 +9416,7 @@
     </w:tblStylePr>
     <w:tblStylePr w:type="lastRow">
       <w:rPr>
+        <w:rFonts w:eastAsia="黑体"/>
         <w:b/>
         <w:bCs/>
         <w:color w:themeColor="text2" w:val="1F497D"/>
@@ -9011,12 +9431,14 @@
     </w:tblStylePr>
     <w:tblStylePr w:type="firstCol">
       <w:rPr>
+        <w:rFonts w:eastAsia="黑体"/>
         <w:b/>
         <w:bCs/>
       </w:rPr>
     </w:tblStylePr>
     <w:tblStylePr w:type="lastCol">
       <w:rPr>
+        <w:rFonts w:eastAsia="黑体"/>
         <w:b/>
         <w:bCs/>
       </w:rPr>
@@ -9050,6 +9472,7 @@
       <w:spacing w:after="0" w:line="240" w:lineRule="auto"/>
     </w:pPr>
     <w:rPr>
+      <w:rFonts w:eastAsia="黑体"/>
       <w:color w:themeColor="text1" w:val="000000"/>
     </w:rPr>
     <w:tblPr>
@@ -9069,7 +9492,7 @@
     </w:tblPr>
     <w:tblStylePr w:type="firstRow">
       <w:rPr>
-        <w:rFonts w:asciiTheme="majorHAnsi" w:cstheme="majorBidi" w:eastAsiaTheme="majorEastAsia" w:hAnsiTheme="majorHAnsi"/>
+        <w:rFonts w:asciiTheme="majorHAnsi" w:cstheme="majorBidi" w:hAnsiTheme="majorHAnsi" w:eastAsia="黑体"/>
       </w:rPr>
       <w:tblPr/>
       <w:tcPr>
@@ -9081,6 +9504,7 @@
     </w:tblStylePr>
     <w:tblStylePr w:type="lastRow">
       <w:rPr>
+        <w:rFonts w:eastAsia="黑体"/>
         <w:b/>
         <w:bCs/>
         <w:color w:themeColor="text2" w:val="1F497D"/>
@@ -9095,12 +9519,14 @@
     </w:tblStylePr>
     <w:tblStylePr w:type="firstCol">
       <w:rPr>
+        <w:rFonts w:eastAsia="黑体"/>
         <w:b/>
         <w:bCs/>
       </w:rPr>
     </w:tblStylePr>
     <w:tblStylePr w:type="lastCol">
       <w:rPr>
+        <w:rFonts w:eastAsia="黑体"/>
         <w:b/>
         <w:bCs/>
       </w:rPr>
@@ -9134,6 +9560,7 @@
       <w:spacing w:after="0" w:line="240" w:lineRule="auto"/>
     </w:pPr>
     <w:rPr>
+      <w:rFonts w:eastAsia="黑体"/>
       <w:color w:themeColor="text1" w:val="000000"/>
     </w:rPr>
     <w:tblPr>
@@ -9153,7 +9580,7 @@
     </w:tblPr>
     <w:tblStylePr w:type="firstRow">
       <w:rPr>
-        <w:rFonts w:asciiTheme="majorHAnsi" w:cstheme="majorBidi" w:eastAsiaTheme="majorEastAsia" w:hAnsiTheme="majorHAnsi"/>
+        <w:rFonts w:asciiTheme="majorHAnsi" w:cstheme="majorBidi" w:hAnsiTheme="majorHAnsi" w:eastAsia="黑体"/>
       </w:rPr>
       <w:tblPr/>
       <w:tcPr>
@@ -9165,6 +9592,7 @@
     </w:tblStylePr>
     <w:tblStylePr w:type="lastRow">
       <w:rPr>
+        <w:rFonts w:eastAsia="黑体"/>
         <w:b/>
         <w:bCs/>
         <w:color w:themeColor="text2" w:val="1F497D"/>
@@ -9179,12 +9607,14 @@
     </w:tblStylePr>
     <w:tblStylePr w:type="firstCol">
       <w:rPr>
+        <w:rFonts w:eastAsia="黑体"/>
         <w:b/>
         <w:bCs/>
       </w:rPr>
     </w:tblStylePr>
     <w:tblStylePr w:type="lastCol">
       <w:rPr>
+        <w:rFonts w:eastAsia="黑体"/>
         <w:b/>
         <w:bCs/>
       </w:rPr>
@@ -9218,7 +9648,7 @@
       <w:spacing w:after="0" w:line="240" w:lineRule="auto"/>
     </w:pPr>
     <w:rPr>
-      <w:rFonts w:asciiTheme="majorHAnsi" w:cstheme="majorBidi" w:eastAsiaTheme="majorEastAsia" w:hAnsiTheme="majorHAnsi"/>
+      <w:rFonts w:asciiTheme="majorHAnsi" w:cstheme="majorBidi" w:hAnsiTheme="majorHAnsi" w:eastAsia="黑体"/>
       <w:color w:themeColor="text1" w:val="000000"/>
     </w:rPr>
     <w:tblPr>
@@ -9240,6 +9670,7 @@
     </w:tblPr>
     <w:tblStylePr w:type="firstRow">
       <w:rPr>
+        <w:rFonts w:eastAsia="黑体"/>
         <w:sz w:val="24"/>
         <w:szCs w:val="24"/>
       </w:rPr>
@@ -9346,7 +9777,7 @@
       <w:spacing w:after="0" w:line="240" w:lineRule="auto"/>
     </w:pPr>
     <w:rPr>
-      <w:rFonts w:asciiTheme="majorHAnsi" w:cstheme="majorBidi" w:eastAsiaTheme="majorEastAsia" w:hAnsiTheme="majorHAnsi"/>
+      <w:rFonts w:asciiTheme="majorHAnsi" w:cstheme="majorBidi" w:hAnsiTheme="majorHAnsi" w:eastAsia="黑体"/>
       <w:color w:themeColor="text1" w:val="000000"/>
     </w:rPr>
     <w:tblPr>
@@ -9368,6 +9799,7 @@
     </w:tblPr>
     <w:tblStylePr w:type="firstRow">
       <w:rPr>
+        <w:rFonts w:eastAsia="黑体"/>
         <w:sz w:val="24"/>
         <w:szCs w:val="24"/>
       </w:rPr>
@@ -9474,7 +9906,7 @@
       <w:spacing w:after="0" w:line="240" w:lineRule="auto"/>
     </w:pPr>
     <w:rPr>
-      <w:rFonts w:asciiTheme="majorHAnsi" w:cstheme="majorBidi" w:eastAsiaTheme="majorEastAsia" w:hAnsiTheme="majorHAnsi"/>
+      <w:rFonts w:asciiTheme="majorHAnsi" w:cstheme="majorBidi" w:hAnsiTheme="majorHAnsi" w:eastAsia="黑体"/>
       <w:color w:themeColor="text1" w:val="000000"/>
     </w:rPr>
     <w:tblPr>
@@ -9496,6 +9928,7 @@
     </w:tblPr>
     <w:tblStylePr w:type="firstRow">
       <w:rPr>
+        <w:rFonts w:eastAsia="黑体"/>
         <w:sz w:val="24"/>
         <w:szCs w:val="24"/>
       </w:rPr>
@@ -9602,7 +10035,7 @@
       <w:spacing w:after="0" w:line="240" w:lineRule="auto"/>
     </w:pPr>
     <w:rPr>
-      <w:rFonts w:asciiTheme="majorHAnsi" w:cstheme="majorBidi" w:eastAsiaTheme="majorEastAsia" w:hAnsiTheme="majorHAnsi"/>
+      <w:rFonts w:asciiTheme="majorHAnsi" w:cstheme="majorBidi" w:hAnsiTheme="majorHAnsi" w:eastAsia="黑体"/>
       <w:color w:themeColor="text1" w:val="000000"/>
     </w:rPr>
     <w:tblPr>
@@ -9624,6 +10057,7 @@
     </w:tblPr>
     <w:tblStylePr w:type="firstRow">
       <w:rPr>
+        <w:rFonts w:eastAsia="黑体"/>
         <w:sz w:val="24"/>
         <w:szCs w:val="24"/>
       </w:rPr>
@@ -9730,7 +10164,7 @@
       <w:spacing w:after="0" w:line="240" w:lineRule="auto"/>
     </w:pPr>
     <w:rPr>
-      <w:rFonts w:asciiTheme="majorHAnsi" w:cstheme="majorBidi" w:eastAsiaTheme="majorEastAsia" w:hAnsiTheme="majorHAnsi"/>
+      <w:rFonts w:asciiTheme="majorHAnsi" w:cstheme="majorBidi" w:hAnsiTheme="majorHAnsi" w:eastAsia="黑体"/>
       <w:color w:themeColor="text1" w:val="000000"/>
     </w:rPr>
     <w:tblPr>
@@ -9752,6 +10186,7 @@
     </w:tblPr>
     <w:tblStylePr w:type="firstRow">
       <w:rPr>
+        <w:rFonts w:eastAsia="黑体"/>
         <w:sz w:val="24"/>
         <w:szCs w:val="24"/>
       </w:rPr>
@@ -9858,7 +10293,7 @@
       <w:spacing w:after="0" w:line="240" w:lineRule="auto"/>
     </w:pPr>
     <w:rPr>
-      <w:rFonts w:asciiTheme="majorHAnsi" w:cstheme="majorBidi" w:eastAsiaTheme="majorEastAsia" w:hAnsiTheme="majorHAnsi"/>
+      <w:rFonts w:asciiTheme="majorHAnsi" w:cstheme="majorBidi" w:hAnsiTheme="majorHAnsi" w:eastAsia="黑体"/>
       <w:color w:themeColor="text1" w:val="000000"/>
     </w:rPr>
     <w:tblPr>
@@ -9880,6 +10315,7 @@
     </w:tblPr>
     <w:tblStylePr w:type="firstRow">
       <w:rPr>
+        <w:rFonts w:eastAsia="黑体"/>
         <w:sz w:val="24"/>
         <w:szCs w:val="24"/>
       </w:rPr>
@@ -9986,7 +10422,7 @@
       <w:spacing w:after="0" w:line="240" w:lineRule="auto"/>
     </w:pPr>
     <w:rPr>
-      <w:rFonts w:asciiTheme="majorHAnsi" w:cstheme="majorBidi" w:eastAsiaTheme="majorEastAsia" w:hAnsiTheme="majorHAnsi"/>
+      <w:rFonts w:asciiTheme="majorHAnsi" w:cstheme="majorBidi" w:hAnsiTheme="majorHAnsi" w:eastAsia="黑体"/>
       <w:color w:themeColor="text1" w:val="000000"/>
     </w:rPr>
     <w:tblPr>
@@ -10008,6 +10444,7 @@
     </w:tblPr>
     <w:tblStylePr w:type="firstRow">
       <w:rPr>
+        <w:rFonts w:eastAsia="黑体"/>
         <w:sz w:val="24"/>
         <w:szCs w:val="24"/>
       </w:rPr>
@@ -10137,12 +10574,14 @@
     </w:tcPr>
     <w:tblStylePr w:type="firstRow">
       <w:rPr>
+        <w:rFonts w:eastAsia="黑体"/>
         <w:b/>
         <w:bCs/>
       </w:rPr>
     </w:tblStylePr>
     <w:tblStylePr w:type="lastRow">
       <w:rPr>
+        <w:rFonts w:eastAsia="黑体"/>
         <w:b/>
         <w:bCs/>
       </w:rPr>
@@ -10155,12 +10594,14 @@
     </w:tblStylePr>
     <w:tblStylePr w:type="firstCol">
       <w:rPr>
+        <w:rFonts w:eastAsia="黑体"/>
         <w:b/>
         <w:bCs/>
       </w:rPr>
     </w:tblStylePr>
     <w:tblStylePr w:type="lastCol">
       <w:rPr>
+        <w:rFonts w:eastAsia="黑体"/>
         <w:b/>
         <w:bCs/>
       </w:rPr>
@@ -10210,12 +10651,14 @@
     </w:tcPr>
     <w:tblStylePr w:type="firstRow">
       <w:rPr>
+        <w:rFonts w:eastAsia="黑体"/>
         <w:b/>
         <w:bCs/>
       </w:rPr>
     </w:tblStylePr>
     <w:tblStylePr w:type="lastRow">
       <w:rPr>
+        <w:rFonts w:eastAsia="黑体"/>
         <w:b/>
         <w:bCs/>
       </w:rPr>
@@ -10228,12 +10671,14 @@
     </w:tblStylePr>
     <w:tblStylePr w:type="firstCol">
       <w:rPr>
+        <w:rFonts w:eastAsia="黑体"/>
         <w:b/>
         <w:bCs/>
       </w:rPr>
     </w:tblStylePr>
     <w:tblStylePr w:type="lastCol">
       <w:rPr>
+        <w:rFonts w:eastAsia="黑体"/>
         <w:b/>
         <w:bCs/>
       </w:rPr>
@@ -10283,12 +10728,14 @@
     </w:tcPr>
     <w:tblStylePr w:type="firstRow">
       <w:rPr>
+        <w:rFonts w:eastAsia="黑体"/>
         <w:b/>
         <w:bCs/>
       </w:rPr>
     </w:tblStylePr>
     <w:tblStylePr w:type="lastRow">
       <w:rPr>
+        <w:rFonts w:eastAsia="黑体"/>
         <w:b/>
         <w:bCs/>
       </w:rPr>
@@ -10301,12 +10748,14 @@
     </w:tblStylePr>
     <w:tblStylePr w:type="firstCol">
       <w:rPr>
+        <w:rFonts w:eastAsia="黑体"/>
         <w:b/>
         <w:bCs/>
       </w:rPr>
     </w:tblStylePr>
     <w:tblStylePr w:type="lastCol">
       <w:rPr>
+        <w:rFonts w:eastAsia="黑体"/>
         <w:b/>
         <w:bCs/>
       </w:rPr>
@@ -10356,12 +10805,14 @@
     </w:tcPr>
     <w:tblStylePr w:type="firstRow">
       <w:rPr>
+        <w:rFonts w:eastAsia="黑体"/>
         <w:b/>
         <w:bCs/>
       </w:rPr>
     </w:tblStylePr>
     <w:tblStylePr w:type="lastRow">
       <w:rPr>
+        <w:rFonts w:eastAsia="黑体"/>
         <w:b/>
         <w:bCs/>
       </w:rPr>
@@ -10374,12 +10825,14 @@
     </w:tblStylePr>
     <w:tblStylePr w:type="firstCol">
       <w:rPr>
+        <w:rFonts w:eastAsia="黑体"/>
         <w:b/>
         <w:bCs/>
       </w:rPr>
     </w:tblStylePr>
     <w:tblStylePr w:type="lastCol">
       <w:rPr>
+        <w:rFonts w:eastAsia="黑体"/>
         <w:b/>
         <w:bCs/>
       </w:rPr>
@@ -10429,12 +10882,14 @@
     </w:tcPr>
     <w:tblStylePr w:type="firstRow">
       <w:rPr>
+        <w:rFonts w:eastAsia="黑体"/>
         <w:b/>
         <w:bCs/>
       </w:rPr>
     </w:tblStylePr>
     <w:tblStylePr w:type="lastRow">
       <w:rPr>
+        <w:rFonts w:eastAsia="黑体"/>
         <w:b/>
         <w:bCs/>
       </w:rPr>
@@ -10447,12 +10902,14 @@
     </w:tblStylePr>
     <w:tblStylePr w:type="firstCol">
       <w:rPr>
+        <w:rFonts w:eastAsia="黑体"/>
         <w:b/>
         <w:bCs/>
       </w:rPr>
     </w:tblStylePr>
     <w:tblStylePr w:type="lastCol">
       <w:rPr>
+        <w:rFonts w:eastAsia="黑体"/>
         <w:b/>
         <w:bCs/>
       </w:rPr>
@@ -10502,12 +10959,14 @@
     </w:tcPr>
     <w:tblStylePr w:type="firstRow">
       <w:rPr>
+        <w:rFonts w:eastAsia="黑体"/>
         <w:b/>
         <w:bCs/>
       </w:rPr>
     </w:tblStylePr>
     <w:tblStylePr w:type="lastRow">
       <w:rPr>
+        <w:rFonts w:eastAsia="黑体"/>
         <w:b/>
         <w:bCs/>
       </w:rPr>
@@ -10520,12 +10979,14 @@
     </w:tblStylePr>
     <w:tblStylePr w:type="firstCol">
       <w:rPr>
+        <w:rFonts w:eastAsia="黑体"/>
         <w:b/>
         <w:bCs/>
       </w:rPr>
     </w:tblStylePr>
     <w:tblStylePr w:type="lastCol">
       <w:rPr>
+        <w:rFonts w:eastAsia="黑体"/>
         <w:b/>
         <w:bCs/>
       </w:rPr>
@@ -10575,12 +11036,14 @@
     </w:tcPr>
     <w:tblStylePr w:type="firstRow">
       <w:rPr>
+        <w:rFonts w:eastAsia="黑体"/>
         <w:b/>
         <w:bCs/>
       </w:rPr>
     </w:tblStylePr>
     <w:tblStylePr w:type="lastRow">
       <w:rPr>
+        <w:rFonts w:eastAsia="黑体"/>
         <w:b/>
         <w:bCs/>
       </w:rPr>
@@ -10593,12 +11056,14 @@
     </w:tblStylePr>
     <w:tblStylePr w:type="firstCol">
       <w:rPr>
+        <w:rFonts w:eastAsia="黑体"/>
         <w:b/>
         <w:bCs/>
       </w:rPr>
     </w:tblStylePr>
     <w:tblStylePr w:type="lastCol">
       <w:rPr>
+        <w:rFonts w:eastAsia="黑体"/>
         <w:b/>
         <w:bCs/>
       </w:rPr>
@@ -10625,7 +11090,7 @@
       <w:spacing w:after="0" w:line="240" w:lineRule="auto"/>
     </w:pPr>
     <w:rPr>
-      <w:rFonts w:asciiTheme="majorHAnsi" w:cstheme="majorBidi" w:eastAsiaTheme="majorEastAsia" w:hAnsiTheme="majorHAnsi"/>
+      <w:rFonts w:asciiTheme="majorHAnsi" w:cstheme="majorBidi" w:hAnsiTheme="majorHAnsi" w:eastAsia="黑体"/>
       <w:color w:themeColor="text1" w:val="000000"/>
     </w:rPr>
     <w:tblPr>
@@ -10652,6 +11117,7 @@
     </w:tcPr>
     <w:tblStylePr w:type="firstRow">
       <w:rPr>
+        <w:rFonts w:eastAsia="黑体"/>
         <w:b/>
         <w:bCs/>
         <w:color w:themeColor="text1" w:val="000000"/>
@@ -10663,6 +11129,7 @@
     </w:tblStylePr>
     <w:tblStylePr w:type="lastRow">
       <w:rPr>
+        <w:rFonts w:eastAsia="黑体"/>
         <w:b/>
         <w:bCs/>
         <w:color w:themeColor="text1" w:val="000000"/>
@@ -10682,6 +11149,7 @@
     </w:tblStylePr>
     <w:tblStylePr w:type="firstCol">
       <w:rPr>
+        <w:rFonts w:eastAsia="黑体"/>
         <w:b/>
         <w:bCs/>
         <w:color w:themeColor="text1" w:val="000000"/>
@@ -10701,6 +11169,7 @@
     </w:tblStylePr>
     <w:tblStylePr w:type="lastCol">
       <w:rPr>
+        <w:rFonts w:eastAsia="黑体"/>
         <w:b w:val="0"/>
         <w:bCs w:val="0"/>
         <w:color w:themeColor="text1" w:val="000000"/>
@@ -10750,7 +11219,7 @@
       <w:spacing w:after="0" w:line="240" w:lineRule="auto"/>
     </w:pPr>
     <w:rPr>
-      <w:rFonts w:asciiTheme="majorHAnsi" w:cstheme="majorBidi" w:eastAsiaTheme="majorEastAsia" w:hAnsiTheme="majorHAnsi"/>
+      <w:rFonts w:asciiTheme="majorHAnsi" w:cstheme="majorBidi" w:hAnsiTheme="majorHAnsi" w:eastAsia="黑体"/>
       <w:color w:themeColor="text1" w:val="000000"/>
     </w:rPr>
     <w:tblPr>
@@ -10777,6 +11246,7 @@
     </w:tcPr>
     <w:tblStylePr w:type="firstRow">
       <w:rPr>
+        <w:rFonts w:eastAsia="黑体"/>
         <w:b/>
         <w:bCs/>
         <w:color w:themeColor="text1" w:val="000000"/>
@@ -10788,6 +11258,7 @@
     </w:tblStylePr>
     <w:tblStylePr w:type="lastRow">
       <w:rPr>
+        <w:rFonts w:eastAsia="黑体"/>
         <w:b/>
         <w:bCs/>
         <w:color w:themeColor="text1" w:val="000000"/>
@@ -10807,6 +11278,7 @@
     </w:tblStylePr>
     <w:tblStylePr w:type="firstCol">
       <w:rPr>
+        <w:rFonts w:eastAsia="黑体"/>
         <w:b/>
         <w:bCs/>
         <w:color w:themeColor="text1" w:val="000000"/>
@@ -10826,6 +11298,7 @@
     </w:tblStylePr>
     <w:tblStylePr w:type="lastCol">
       <w:rPr>
+        <w:rFonts w:eastAsia="黑体"/>
         <w:b w:val="0"/>
         <w:bCs w:val="0"/>
         <w:color w:themeColor="text1" w:val="000000"/>
@@ -10875,7 +11348,7 @@
       <w:spacing w:after="0" w:line="240" w:lineRule="auto"/>
     </w:pPr>
     <w:rPr>
-      <w:rFonts w:asciiTheme="majorHAnsi" w:cstheme="majorBidi" w:eastAsiaTheme="majorEastAsia" w:hAnsiTheme="majorHAnsi"/>
+      <w:rFonts w:asciiTheme="majorHAnsi" w:cstheme="majorBidi" w:hAnsiTheme="majorHAnsi" w:eastAsia="黑体"/>
       <w:color w:themeColor="text1" w:val="000000"/>
     </w:rPr>
     <w:tblPr>
@@ -10902,6 +11375,7 @@
     </w:tcPr>
     <w:tblStylePr w:type="firstRow">
       <w:rPr>
+        <w:rFonts w:eastAsia="黑体"/>
         <w:b/>
         <w:bCs/>
         <w:color w:themeColor="text1" w:val="000000"/>
@@ -10913,6 +11387,7 @@
     </w:tblStylePr>
     <w:tblStylePr w:type="lastRow">
       <w:rPr>
+        <w:rFonts w:eastAsia="黑体"/>
         <w:b/>
         <w:bCs/>
         <w:color w:themeColor="text1" w:val="000000"/>
@@ -10932,6 +11407,7 @@
     </w:tblStylePr>
     <w:tblStylePr w:type="firstCol">
       <w:rPr>
+        <w:rFonts w:eastAsia="黑体"/>
         <w:b/>
         <w:bCs/>
         <w:color w:themeColor="text1" w:val="000000"/>
@@ -10951,6 +11427,7 @@
     </w:tblStylePr>
     <w:tblStylePr w:type="lastCol">
       <w:rPr>
+        <w:rFonts w:eastAsia="黑体"/>
         <w:b w:val="0"/>
         <w:bCs w:val="0"/>
         <w:color w:themeColor="text1" w:val="000000"/>
@@ -11000,7 +11477,7 @@
       <w:spacing w:after="0" w:line="240" w:lineRule="auto"/>
     </w:pPr>
     <w:rPr>
-      <w:rFonts w:asciiTheme="majorHAnsi" w:cstheme="majorBidi" w:eastAsiaTheme="majorEastAsia" w:hAnsiTheme="majorHAnsi"/>
+      <w:rFonts w:asciiTheme="majorHAnsi" w:cstheme="majorBidi" w:hAnsiTheme="majorHAnsi" w:eastAsia="黑体"/>
       <w:color w:themeColor="text1" w:val="000000"/>
     </w:rPr>
     <w:tblPr>
@@ -11027,6 +11504,7 @@
     </w:tcPr>
     <w:tblStylePr w:type="firstRow">
       <w:rPr>
+        <w:rFonts w:eastAsia="黑体"/>
         <w:b/>
         <w:bCs/>
         <w:color w:themeColor="text1" w:val="000000"/>
@@ -11038,6 +11516,7 @@
     </w:tblStylePr>
     <w:tblStylePr w:type="lastRow">
       <w:rPr>
+        <w:rFonts w:eastAsia="黑体"/>
         <w:b/>
         <w:bCs/>
         <w:color w:themeColor="text1" w:val="000000"/>
@@ -11057,6 +11536,7 @@
     </w:tblStylePr>
     <w:tblStylePr w:type="firstCol">
       <w:rPr>
+        <w:rFonts w:eastAsia="黑体"/>
         <w:b/>
         <w:bCs/>
         <w:color w:themeColor="text1" w:val="000000"/>
@@ -11076,6 +11556,7 @@
     </w:tblStylePr>
     <w:tblStylePr w:type="lastCol">
       <w:rPr>
+        <w:rFonts w:eastAsia="黑体"/>
         <w:b w:val="0"/>
         <w:bCs w:val="0"/>
         <w:color w:themeColor="text1" w:val="000000"/>
@@ -11125,7 +11606,7 @@
       <w:spacing w:after="0" w:line="240" w:lineRule="auto"/>
     </w:pPr>
     <w:rPr>
-      <w:rFonts w:asciiTheme="majorHAnsi" w:cstheme="majorBidi" w:eastAsiaTheme="majorEastAsia" w:hAnsiTheme="majorHAnsi"/>
+      <w:rFonts w:asciiTheme="majorHAnsi" w:cstheme="majorBidi" w:hAnsiTheme="majorHAnsi" w:eastAsia="黑体"/>
       <w:color w:themeColor="text1" w:val="000000"/>
     </w:rPr>
     <w:tblPr>
@@ -11152,6 +11633,7 @@
     </w:tcPr>
     <w:tblStylePr w:type="firstRow">
       <w:rPr>
+        <w:rFonts w:eastAsia="黑体"/>
         <w:b/>
         <w:bCs/>
         <w:color w:themeColor="text1" w:val="000000"/>
@@ -11163,6 +11645,7 @@
     </w:tblStylePr>
     <w:tblStylePr w:type="lastRow">
       <w:rPr>
+        <w:rFonts w:eastAsia="黑体"/>
         <w:b/>
         <w:bCs/>
         <w:color w:themeColor="text1" w:val="000000"/>
@@ -11182,6 +11665,7 @@
     </w:tblStylePr>
     <w:tblStylePr w:type="firstCol">
       <w:rPr>
+        <w:rFonts w:eastAsia="黑体"/>
         <w:b/>
         <w:bCs/>
         <w:color w:themeColor="text1" w:val="000000"/>
@@ -11201,6 +11685,7 @@
     </w:tblStylePr>
     <w:tblStylePr w:type="lastCol">
       <w:rPr>
+        <w:rFonts w:eastAsia="黑体"/>
         <w:b w:val="0"/>
         <w:bCs w:val="0"/>
         <w:color w:themeColor="text1" w:val="000000"/>
@@ -11250,7 +11735,7 @@
       <w:spacing w:after="0" w:line="240" w:lineRule="auto"/>
     </w:pPr>
     <w:rPr>
-      <w:rFonts w:asciiTheme="majorHAnsi" w:cstheme="majorBidi" w:eastAsiaTheme="majorEastAsia" w:hAnsiTheme="majorHAnsi"/>
+      <w:rFonts w:asciiTheme="majorHAnsi" w:cstheme="majorBidi" w:hAnsiTheme="majorHAnsi" w:eastAsia="黑体"/>
       <w:color w:themeColor="text1" w:val="000000"/>
     </w:rPr>
     <w:tblPr>
@@ -11277,6 +11762,7 @@
     </w:tcPr>
     <w:tblStylePr w:type="firstRow">
       <w:rPr>
+        <w:rFonts w:eastAsia="黑体"/>
         <w:b/>
         <w:bCs/>
         <w:color w:themeColor="text1" w:val="000000"/>
@@ -11288,6 +11774,7 @@
     </w:tblStylePr>
     <w:tblStylePr w:type="lastRow">
       <w:rPr>
+        <w:rFonts w:eastAsia="黑体"/>
         <w:b/>
         <w:bCs/>
         <w:color w:themeColor="text1" w:val="000000"/>
@@ -11307,6 +11794,7 @@
     </w:tblStylePr>
     <w:tblStylePr w:type="firstCol">
       <w:rPr>
+        <w:rFonts w:eastAsia="黑体"/>
         <w:b/>
         <w:bCs/>
         <w:color w:themeColor="text1" w:val="000000"/>
@@ -11326,6 +11814,7 @@
     </w:tblStylePr>
     <w:tblStylePr w:type="lastCol">
       <w:rPr>
+        <w:rFonts w:eastAsia="黑体"/>
         <w:b w:val="0"/>
         <w:bCs w:val="0"/>
         <w:color w:themeColor="text1" w:val="000000"/>
@@ -11375,7 +11864,7 @@
       <w:spacing w:after="0" w:line="240" w:lineRule="auto"/>
     </w:pPr>
     <w:rPr>
-      <w:rFonts w:asciiTheme="majorHAnsi" w:cstheme="majorBidi" w:eastAsiaTheme="majorEastAsia" w:hAnsiTheme="majorHAnsi"/>
+      <w:rFonts w:asciiTheme="majorHAnsi" w:cstheme="majorBidi" w:hAnsiTheme="majorHAnsi" w:eastAsia="黑体"/>
       <w:color w:themeColor="text1" w:val="000000"/>
     </w:rPr>
     <w:tblPr>
@@ -11402,6 +11891,7 @@
     </w:tcPr>
     <w:tblStylePr w:type="firstRow">
       <w:rPr>
+        <w:rFonts w:eastAsia="黑体"/>
         <w:b/>
         <w:bCs/>
         <w:color w:themeColor="text1" w:val="000000"/>
@@ -11413,6 +11903,7 @@
     </w:tblStylePr>
     <w:tblStylePr w:type="lastRow">
       <w:rPr>
+        <w:rFonts w:eastAsia="黑体"/>
         <w:b/>
         <w:bCs/>
         <w:color w:themeColor="text1" w:val="000000"/>
@@ -11432,6 +11923,7 @@
     </w:tblStylePr>
     <w:tblStylePr w:type="firstCol">
       <w:rPr>
+        <w:rFonts w:eastAsia="黑体"/>
         <w:b/>
         <w:bCs/>
         <w:color w:themeColor="text1" w:val="000000"/>
@@ -11451,6 +11943,7 @@
     </w:tblStylePr>
     <w:tblStylePr w:type="lastCol">
       <w:rPr>
+        <w:rFonts w:eastAsia="黑体"/>
         <w:b w:val="0"/>
         <w:bCs w:val="0"/>
         <w:color w:themeColor="text1" w:val="000000"/>
@@ -11523,6 +12016,7 @@
     </w:tcPr>
     <w:tblStylePr w:type="firstRow">
       <w:rPr>
+        <w:rFonts w:eastAsia="黑体"/>
         <w:b/>
         <w:bCs/>
         <w:i w:val="0"/>
@@ -11544,6 +12038,7 @@
     </w:tblStylePr>
     <w:tblStylePr w:type="lastRow">
       <w:rPr>
+        <w:rFonts w:eastAsia="黑体"/>
         <w:b/>
         <w:bCs/>
         <w:i w:val="0"/>
@@ -11565,6 +12060,7 @@
     </w:tblStylePr>
     <w:tblStylePr w:type="firstCol">
       <w:rPr>
+        <w:rFonts w:eastAsia="黑体"/>
         <w:b/>
         <w:bCs/>
         <w:i w:val="0"/>
@@ -11584,6 +12080,7 @@
     </w:tblStylePr>
     <w:tblStylePr w:type="lastCol">
       <w:rPr>
+        <w:rFonts w:eastAsia="黑体"/>
         <w:b/>
         <w:bCs/>
         <w:i w:val="0"/>
@@ -11664,6 +12161,7 @@
     </w:tcPr>
     <w:tblStylePr w:type="firstRow">
       <w:rPr>
+        <w:rFonts w:eastAsia="黑体"/>
         <w:b/>
         <w:bCs/>
         <w:i w:val="0"/>
@@ -11685,6 +12183,7 @@
     </w:tblStylePr>
     <w:tblStylePr w:type="lastRow">
       <w:rPr>
+        <w:rFonts w:eastAsia="黑体"/>
         <w:b/>
         <w:bCs/>
         <w:i w:val="0"/>
@@ -11706,6 +12205,7 @@
     </w:tblStylePr>
     <w:tblStylePr w:type="firstCol">
       <w:rPr>
+        <w:rFonts w:eastAsia="黑体"/>
         <w:b/>
         <w:bCs/>
         <w:i w:val="0"/>
@@ -11725,6 +12225,7 @@
     </w:tblStylePr>
     <w:tblStylePr w:type="lastCol">
       <w:rPr>
+        <w:rFonts w:eastAsia="黑体"/>
         <w:b/>
         <w:bCs/>
         <w:i w:val="0"/>
@@ -11805,6 +12306,7 @@
     </w:tcPr>
     <w:tblStylePr w:type="firstRow">
       <w:rPr>
+        <w:rFonts w:eastAsia="黑体"/>
         <w:b/>
         <w:bCs/>
         <w:i w:val="0"/>
@@ -11826,6 +12328,7 @@
     </w:tblStylePr>
     <w:tblStylePr w:type="lastRow">
       <w:rPr>
+        <w:rFonts w:eastAsia="黑体"/>
         <w:b/>
         <w:bCs/>
         <w:i w:val="0"/>
@@ -11847,6 +12350,7 @@
     </w:tblStylePr>
     <w:tblStylePr w:type="firstCol">
       <w:rPr>
+        <w:rFonts w:eastAsia="黑体"/>
         <w:b/>
         <w:bCs/>
         <w:i w:val="0"/>
@@ -11866,6 +12370,7 @@
     </w:tblStylePr>
     <w:tblStylePr w:type="lastCol">
       <w:rPr>
+        <w:rFonts w:eastAsia="黑体"/>
         <w:b/>
         <w:bCs/>
         <w:i w:val="0"/>
@@ -11946,6 +12451,7 @@
     </w:tcPr>
     <w:tblStylePr w:type="firstRow">
       <w:rPr>
+        <w:rFonts w:eastAsia="黑体"/>
         <w:b/>
         <w:bCs/>
         <w:i w:val="0"/>
@@ -11967,6 +12473,7 @@
     </w:tblStylePr>
     <w:tblStylePr w:type="lastRow">
       <w:rPr>
+        <w:rFonts w:eastAsia="黑体"/>
         <w:b/>
         <w:bCs/>
         <w:i w:val="0"/>
@@ -11988,6 +12495,7 @@
     </w:tblStylePr>
     <w:tblStylePr w:type="firstCol">
       <w:rPr>
+        <w:rFonts w:eastAsia="黑体"/>
         <w:b/>
         <w:bCs/>
         <w:i w:val="0"/>
@@ -12007,6 +12515,7 @@
     </w:tblStylePr>
     <w:tblStylePr w:type="lastCol">
       <w:rPr>
+        <w:rFonts w:eastAsia="黑体"/>
         <w:b/>
         <w:bCs/>
         <w:i w:val="0"/>
@@ -12087,6 +12596,7 @@
     </w:tcPr>
     <w:tblStylePr w:type="firstRow">
       <w:rPr>
+        <w:rFonts w:eastAsia="黑体"/>
         <w:b/>
         <w:bCs/>
         <w:i w:val="0"/>
@@ -12108,6 +12618,7 @@
     </w:tblStylePr>
     <w:tblStylePr w:type="lastRow">
       <w:rPr>
+        <w:rFonts w:eastAsia="黑体"/>
         <w:b/>
         <w:bCs/>
         <w:i w:val="0"/>
@@ -12129,6 +12640,7 @@
     </w:tblStylePr>
     <w:tblStylePr w:type="firstCol">
       <w:rPr>
+        <w:rFonts w:eastAsia="黑体"/>
         <w:b/>
         <w:bCs/>
         <w:i w:val="0"/>
@@ -12148,6 +12660,7 @@
     </w:tblStylePr>
     <w:tblStylePr w:type="lastCol">
       <w:rPr>
+        <w:rFonts w:eastAsia="黑体"/>
         <w:b/>
         <w:bCs/>
         <w:i w:val="0"/>
@@ -12228,6 +12741,7 @@
     </w:tcPr>
     <w:tblStylePr w:type="firstRow">
       <w:rPr>
+        <w:rFonts w:eastAsia="黑体"/>
         <w:b/>
         <w:bCs/>
         <w:i w:val="0"/>
@@ -12249,6 +12763,7 @@
     </w:tblStylePr>
     <w:tblStylePr w:type="lastRow">
       <w:rPr>
+        <w:rFonts w:eastAsia="黑体"/>
         <w:b/>
         <w:bCs/>
         <w:i w:val="0"/>
@@ -12270,6 +12785,7 @@
     </w:tblStylePr>
     <w:tblStylePr w:type="firstCol">
       <w:rPr>
+        <w:rFonts w:eastAsia="黑体"/>
         <w:b/>
         <w:bCs/>
         <w:i w:val="0"/>
@@ -12289,6 +12805,7 @@
     </w:tblStylePr>
     <w:tblStylePr w:type="lastCol">
       <w:rPr>
+        <w:rFonts w:eastAsia="黑体"/>
         <w:b/>
         <w:bCs/>
         <w:i w:val="0"/>
@@ -12369,6 +12886,7 @@
     </w:tcPr>
     <w:tblStylePr w:type="firstRow">
       <w:rPr>
+        <w:rFonts w:eastAsia="黑体"/>
         <w:b/>
         <w:bCs/>
         <w:i w:val="0"/>
@@ -12390,6 +12908,7 @@
     </w:tblStylePr>
     <w:tblStylePr w:type="lastRow">
       <w:rPr>
+        <w:rFonts w:eastAsia="黑体"/>
         <w:b/>
         <w:bCs/>
         <w:i w:val="0"/>
@@ -12411,6 +12930,7 @@
     </w:tblStylePr>
     <w:tblStylePr w:type="firstCol">
       <w:rPr>
+        <w:rFonts w:eastAsia="黑体"/>
         <w:b/>
         <w:bCs/>
         <w:i w:val="0"/>
@@ -12430,6 +12950,7 @@
     </w:tblStylePr>
     <w:tblStylePr w:type="lastCol">
       <w:rPr>
+        <w:rFonts w:eastAsia="黑体"/>
         <w:b/>
         <w:bCs/>
         <w:i w:val="0"/>
@@ -12487,6 +13008,7 @@
       <w:spacing w:after="0" w:line="240" w:lineRule="auto"/>
     </w:pPr>
     <w:rPr>
+      <w:rFonts w:eastAsia="黑体"/>
       <w:color w:themeColor="background1" w:val="FFFFFF"/>
     </w:rPr>
     <w:tblPr>
@@ -12505,6 +13027,7 @@
     </w:tcPr>
     <w:tblStylePr w:type="firstRow">
       <w:rPr>
+        <w:rFonts w:eastAsia="黑体"/>
         <w:b/>
         <w:bCs/>
       </w:rPr>
@@ -12601,6 +13124,7 @@
       <w:spacing w:after="0" w:line="240" w:lineRule="auto"/>
     </w:pPr>
     <w:rPr>
+      <w:rFonts w:eastAsia="黑体"/>
       <w:color w:themeColor="background1" w:val="FFFFFF"/>
     </w:rPr>
     <w:tblPr>
@@ -12619,6 +13143,7 @@
     </w:tcPr>
     <w:tblStylePr w:type="firstRow">
       <w:rPr>
+        <w:rFonts w:eastAsia="黑体"/>
         <w:b/>
         <w:bCs/>
       </w:rPr>
@@ -12715,6 +13240,7 @@
       <w:spacing w:after="0" w:line="240" w:lineRule="auto"/>
     </w:pPr>
     <w:rPr>
+      <w:rFonts w:eastAsia="黑体"/>
       <w:color w:themeColor="background1" w:val="FFFFFF"/>
     </w:rPr>
     <w:tblPr>
@@ -12733,6 +13259,7 @@
     </w:tcPr>
     <w:tblStylePr w:type="firstRow">
       <w:rPr>
+        <w:rFonts w:eastAsia="黑体"/>
         <w:b/>
         <w:bCs/>
       </w:rPr>
@@ -12829,6 +13356,7 @@
       <w:spacing w:after="0" w:line="240" w:lineRule="auto"/>
     </w:pPr>
     <w:rPr>
+      <w:rFonts w:eastAsia="黑体"/>
       <w:color w:themeColor="background1" w:val="FFFFFF"/>
     </w:rPr>
     <w:tblPr>
@@ -12847,6 +13375,7 @@
     </w:tcPr>
     <w:tblStylePr w:type="firstRow">
       <w:rPr>
+        <w:rFonts w:eastAsia="黑体"/>
         <w:b/>
         <w:bCs/>
       </w:rPr>
@@ -12943,6 +13472,7 @@
       <w:spacing w:after="0" w:line="240" w:lineRule="auto"/>
     </w:pPr>
     <w:rPr>
+      <w:rFonts w:eastAsia="黑体"/>
       <w:color w:themeColor="background1" w:val="FFFFFF"/>
     </w:rPr>
     <w:tblPr>
@@ -12961,6 +13491,7 @@
     </w:tcPr>
     <w:tblStylePr w:type="firstRow">
       <w:rPr>
+        <w:rFonts w:eastAsia="黑体"/>
         <w:b/>
         <w:bCs/>
       </w:rPr>
@@ -13057,6 +13588,7 @@
       <w:spacing w:after="0" w:line="240" w:lineRule="auto"/>
     </w:pPr>
     <w:rPr>
+      <w:rFonts w:eastAsia="黑体"/>
       <w:color w:themeColor="background1" w:val="FFFFFF"/>
     </w:rPr>
     <w:tblPr>
@@ -13075,6 +13607,7 @@
     </w:tcPr>
     <w:tblStylePr w:type="firstRow">
       <w:rPr>
+        <w:rFonts w:eastAsia="黑体"/>
         <w:b/>
         <w:bCs/>
       </w:rPr>
@@ -13171,6 +13704,7 @@
       <w:spacing w:after="0" w:line="240" w:lineRule="auto"/>
     </w:pPr>
     <w:rPr>
+      <w:rFonts w:eastAsia="黑体"/>
       <w:color w:themeColor="background1" w:val="FFFFFF"/>
     </w:rPr>
     <w:tblPr>
@@ -13189,6 +13723,7 @@
     </w:tcPr>
     <w:tblStylePr w:type="firstRow">
       <w:rPr>
+        <w:rFonts w:eastAsia="黑体"/>
         <w:b/>
         <w:bCs/>
       </w:rPr>
@@ -13285,6 +13820,7 @@
       <w:spacing w:after="0" w:line="240" w:lineRule="auto"/>
     </w:pPr>
     <w:rPr>
+      <w:rFonts w:eastAsia="黑体"/>
       <w:color w:themeColor="text1" w:val="000000"/>
     </w:rPr>
     <w:tblPr>
@@ -13311,6 +13847,7 @@
     </w:tcPr>
     <w:tblStylePr w:type="firstRow">
       <w:rPr>
+        <w:rFonts w:eastAsia="黑体"/>
         <w:b/>
         <w:bCs/>
       </w:rPr>
@@ -13329,6 +13866,7 @@
     </w:tblStylePr>
     <w:tblStylePr w:type="lastRow">
       <w:rPr>
+        <w:rFonts w:eastAsia="黑体"/>
         <w:b/>
         <w:bCs/>
         <w:color w:themeColor="background1" w:val="FFFFFF"/>
@@ -13343,6 +13881,7 @@
     </w:tblStylePr>
     <w:tblStylePr w:type="firstCol">
       <w:rPr>
+        <w:rFonts w:eastAsia="黑体"/>
         <w:color w:themeColor="background1" w:val="FFFFFF"/>
       </w:rPr>
       <w:tblPr/>
@@ -13360,6 +13899,7 @@
     </w:tblStylePr>
     <w:tblStylePr w:type="lastCol">
       <w:rPr>
+        <w:rFonts w:eastAsia="黑体"/>
         <w:color w:themeColor="background1" w:val="FFFFFF"/>
       </w:rPr>
       <w:tblPr/>
@@ -13389,11 +13929,13 @@
     </w:tblStylePr>
     <w:tblStylePr w:type="neCell">
       <w:rPr>
+        <w:rFonts w:eastAsia="黑体"/>
         <w:color w:themeColor="text1" w:val="000000"/>
       </w:rPr>
     </w:tblStylePr>
     <w:tblStylePr w:type="nwCell">
       <w:rPr>
+        <w:rFonts w:eastAsia="黑体"/>
         <w:color w:themeColor="text1" w:val="000000"/>
       </w:rPr>
     </w:tblStylePr>
@@ -13407,6 +13949,7 @@
       <w:spacing w:after="0" w:line="240" w:lineRule="auto"/>
     </w:pPr>
     <w:rPr>
+      <w:rFonts w:eastAsia="黑体"/>
       <w:color w:themeColor="text1" w:val="000000"/>
     </w:rPr>
     <w:tblPr>
@@ -13433,6 +13976,7 @@
     </w:tcPr>
     <w:tblStylePr w:type="firstRow">
       <w:rPr>
+        <w:rFonts w:eastAsia="黑体"/>
         <w:b/>
         <w:bCs/>
       </w:rPr>
@@ -13451,6 +13995,7 @@
     </w:tblStylePr>
     <w:tblStylePr w:type="lastRow">
       <w:rPr>
+        <w:rFonts w:eastAsia="黑体"/>
         <w:b/>
         <w:bCs/>
         <w:color w:themeColor="background1" w:val="FFFFFF"/>
@@ -13465,6 +14010,7 @@
     </w:tblStylePr>
     <w:tblStylePr w:type="firstCol">
       <w:rPr>
+        <w:rFonts w:eastAsia="黑体"/>
         <w:color w:themeColor="background1" w:val="FFFFFF"/>
       </w:rPr>
       <w:tblPr/>
@@ -13482,6 +14028,7 @@
     </w:tblStylePr>
     <w:tblStylePr w:type="lastCol">
       <w:rPr>
+        <w:rFonts w:eastAsia="黑体"/>
         <w:color w:themeColor="background1" w:val="FFFFFF"/>
       </w:rPr>
       <w:tblPr/>
@@ -13511,11 +14058,13 @@
     </w:tblStylePr>
     <w:tblStylePr w:type="neCell">
       <w:rPr>
+        <w:rFonts w:eastAsia="黑体"/>
         <w:color w:themeColor="text1" w:val="000000"/>
       </w:rPr>
     </w:tblStylePr>
     <w:tblStylePr w:type="nwCell">
       <w:rPr>
+        <w:rFonts w:eastAsia="黑体"/>
         <w:color w:themeColor="text1" w:val="000000"/>
       </w:rPr>
     </w:tblStylePr>
@@ -13529,6 +14078,7 @@
       <w:spacing w:after="0" w:line="240" w:lineRule="auto"/>
     </w:pPr>
     <w:rPr>
+      <w:rFonts w:eastAsia="黑体"/>
       <w:color w:themeColor="text1" w:val="000000"/>
     </w:rPr>
     <w:tblPr>
@@ -13555,6 +14105,7 @@
     </w:tcPr>
     <w:tblStylePr w:type="firstRow">
       <w:rPr>
+        <w:rFonts w:eastAsia="黑体"/>
         <w:b/>
         <w:bCs/>
       </w:rPr>
@@ -13573,6 +14124,7 @@
     </w:tblStylePr>
     <w:tblStylePr w:type="lastRow">
       <w:rPr>
+        <w:rFonts w:eastAsia="黑体"/>
         <w:b/>
         <w:bCs/>
         <w:color w:themeColor="background1" w:val="FFFFFF"/>
@@ -13587,6 +14139,7 @@
     </w:tblStylePr>
     <w:tblStylePr w:type="firstCol">
       <w:rPr>
+        <w:rFonts w:eastAsia="黑体"/>
         <w:color w:themeColor="background1" w:val="FFFFFF"/>
       </w:rPr>
       <w:tblPr/>
@@ -13604,6 +14157,7 @@
     </w:tblStylePr>
     <w:tblStylePr w:type="lastCol">
       <w:rPr>
+        <w:rFonts w:eastAsia="黑体"/>
         <w:color w:themeColor="background1" w:val="FFFFFF"/>
       </w:rPr>
       <w:tblPr/>
@@ -13633,11 +14187,13 @@
     </w:tblStylePr>
     <w:tblStylePr w:type="neCell">
       <w:rPr>
+        <w:rFonts w:eastAsia="黑体"/>
         <w:color w:themeColor="text1" w:val="000000"/>
       </w:rPr>
     </w:tblStylePr>
     <w:tblStylePr w:type="nwCell">
       <w:rPr>
+        <w:rFonts w:eastAsia="黑体"/>
         <w:color w:themeColor="text1" w:val="000000"/>
       </w:rPr>
     </w:tblStylePr>
@@ -13651,6 +14207,7 @@
       <w:spacing w:after="0" w:line="240" w:lineRule="auto"/>
     </w:pPr>
     <w:rPr>
+      <w:rFonts w:eastAsia="黑体"/>
       <w:color w:themeColor="text1" w:val="000000"/>
     </w:rPr>
     <w:tblPr>
@@ -13677,6 +14234,7 @@
     </w:tcPr>
     <w:tblStylePr w:type="firstRow">
       <w:rPr>
+        <w:rFonts w:eastAsia="黑体"/>
         <w:b/>
         <w:bCs/>
       </w:rPr>
@@ -13695,6 +14253,7 @@
     </w:tblStylePr>
     <w:tblStylePr w:type="lastRow">
       <w:rPr>
+        <w:rFonts w:eastAsia="黑体"/>
         <w:b/>
         <w:bCs/>
         <w:color w:themeColor="background1" w:val="FFFFFF"/>
@@ -13709,6 +14268,7 @@
     </w:tblStylePr>
     <w:tblStylePr w:type="firstCol">
       <w:rPr>
+        <w:rFonts w:eastAsia="黑体"/>
         <w:color w:themeColor="background1" w:val="FFFFFF"/>
       </w:rPr>
       <w:tblPr/>
@@ -13726,6 +14286,7 @@
     </w:tblStylePr>
     <w:tblStylePr w:type="lastCol">
       <w:rPr>
+        <w:rFonts w:eastAsia="黑体"/>
         <w:color w:themeColor="background1" w:val="FFFFFF"/>
       </w:rPr>
       <w:tblPr/>
@@ -13763,6 +14324,7 @@
       <w:spacing w:after="0" w:line="240" w:lineRule="auto"/>
     </w:pPr>
     <w:rPr>
+      <w:rFonts w:eastAsia="黑体"/>
       <w:color w:themeColor="text1" w:val="000000"/>
     </w:rPr>
     <w:tblPr>
@@ -13789,6 +14351,7 @@
     </w:tcPr>
     <w:tblStylePr w:type="firstRow">
       <w:rPr>
+        <w:rFonts w:eastAsia="黑体"/>
         <w:b/>
         <w:bCs/>
       </w:rPr>
@@ -13807,6 +14370,7 @@
     </w:tblStylePr>
     <w:tblStylePr w:type="lastRow">
       <w:rPr>
+        <w:rFonts w:eastAsia="黑体"/>
         <w:b/>
         <w:bCs/>
         <w:color w:themeColor="background1" w:val="FFFFFF"/>
@@ -13821,6 +14385,7 @@
     </w:tblStylePr>
     <w:tblStylePr w:type="firstCol">
       <w:rPr>
+        <w:rFonts w:eastAsia="黑体"/>
         <w:color w:themeColor="background1" w:val="FFFFFF"/>
       </w:rPr>
       <w:tblPr/>
@@ -13838,6 +14403,7 @@
     </w:tblStylePr>
     <w:tblStylePr w:type="lastCol">
       <w:rPr>
+        <w:rFonts w:eastAsia="黑体"/>
         <w:color w:themeColor="background1" w:val="FFFFFF"/>
       </w:rPr>
       <w:tblPr/>
@@ -13867,11 +14433,13 @@
     </w:tblStylePr>
     <w:tblStylePr w:type="neCell">
       <w:rPr>
+        <w:rFonts w:eastAsia="黑体"/>
         <w:color w:themeColor="text1" w:val="000000"/>
       </w:rPr>
     </w:tblStylePr>
     <w:tblStylePr w:type="nwCell">
       <w:rPr>
+        <w:rFonts w:eastAsia="黑体"/>
         <w:color w:themeColor="text1" w:val="000000"/>
       </w:rPr>
     </w:tblStylePr>
@@ -13885,6 +14453,7 @@
       <w:spacing w:after="0" w:line="240" w:lineRule="auto"/>
     </w:pPr>
     <w:rPr>
+      <w:rFonts w:eastAsia="黑体"/>
       <w:color w:themeColor="text1" w:val="000000"/>
     </w:rPr>
     <w:tblPr>
@@ -13911,6 +14480,7 @@
     </w:tcPr>
     <w:tblStylePr w:type="firstRow">
       <w:rPr>
+        <w:rFonts w:eastAsia="黑体"/>
         <w:b/>
         <w:bCs/>
       </w:rPr>
@@ -13929,6 +14499,7 @@
     </w:tblStylePr>
     <w:tblStylePr w:type="lastRow">
       <w:rPr>
+        <w:rFonts w:eastAsia="黑体"/>
         <w:b/>
         <w:bCs/>
         <w:color w:themeColor="background1" w:val="FFFFFF"/>
@@ -13943,6 +14514,7 @@
     </w:tblStylePr>
     <w:tblStylePr w:type="firstCol">
       <w:rPr>
+        <w:rFonts w:eastAsia="黑体"/>
         <w:color w:themeColor="background1" w:val="FFFFFF"/>
       </w:rPr>
       <w:tblPr/>
@@ -13960,6 +14532,7 @@
     </w:tblStylePr>
     <w:tblStylePr w:type="lastCol">
       <w:rPr>
+        <w:rFonts w:eastAsia="黑体"/>
         <w:color w:themeColor="background1" w:val="FFFFFF"/>
       </w:rPr>
       <w:tblPr/>
@@ -13989,11 +14562,13 @@
     </w:tblStylePr>
     <w:tblStylePr w:type="neCell">
       <w:rPr>
+        <w:rFonts w:eastAsia="黑体"/>
         <w:color w:themeColor="text1" w:val="000000"/>
       </w:rPr>
     </w:tblStylePr>
     <w:tblStylePr w:type="nwCell">
       <w:rPr>
+        <w:rFonts w:eastAsia="黑体"/>
         <w:color w:themeColor="text1" w:val="000000"/>
       </w:rPr>
     </w:tblStylePr>
@@ -14007,6 +14582,7 @@
       <w:spacing w:after="0" w:line="240" w:lineRule="auto"/>
     </w:pPr>
     <w:rPr>
+      <w:rFonts w:eastAsia="黑体"/>
       <w:color w:themeColor="text1" w:val="000000"/>
     </w:rPr>
     <w:tblPr>
@@ -14033,6 +14609,7 @@
     </w:tcPr>
     <w:tblStylePr w:type="firstRow">
       <w:rPr>
+        <w:rFonts w:eastAsia="黑体"/>
         <w:b/>
         <w:bCs/>
       </w:rPr>
@@ -14051,6 +14628,7 @@
     </w:tblStylePr>
     <w:tblStylePr w:type="lastRow">
       <w:rPr>
+        <w:rFonts w:eastAsia="黑体"/>
         <w:b/>
         <w:bCs/>
         <w:color w:themeColor="background1" w:val="FFFFFF"/>
@@ -14065,6 +14643,7 @@
     </w:tblStylePr>
     <w:tblStylePr w:type="firstCol">
       <w:rPr>
+        <w:rFonts w:eastAsia="黑体"/>
         <w:color w:themeColor="background1" w:val="FFFFFF"/>
       </w:rPr>
       <w:tblPr/>
@@ -14082,6 +14661,7 @@
     </w:tblStylePr>
     <w:tblStylePr w:type="lastCol">
       <w:rPr>
+        <w:rFonts w:eastAsia="黑体"/>
         <w:color w:themeColor="background1" w:val="FFFFFF"/>
       </w:rPr>
       <w:tblPr/>
@@ -14111,11 +14691,13 @@
     </w:tblStylePr>
     <w:tblStylePr w:type="neCell">
       <w:rPr>
+        <w:rFonts w:eastAsia="黑体"/>
         <w:color w:themeColor="text1" w:val="000000"/>
       </w:rPr>
     </w:tblStylePr>
     <w:tblStylePr w:type="nwCell">
       <w:rPr>
+        <w:rFonts w:eastAsia="黑体"/>
         <w:color w:themeColor="text1" w:val="000000"/>
       </w:rPr>
     </w:tblStylePr>
@@ -14129,6 +14711,7 @@
       <w:spacing w:after="0" w:line="240" w:lineRule="auto"/>
     </w:pPr>
     <w:rPr>
+      <w:rFonts w:eastAsia="黑体"/>
       <w:color w:themeColor="text1" w:val="000000"/>
     </w:rPr>
     <w:tblPr>
@@ -14147,6 +14730,7 @@
     </w:tcPr>
     <w:tblStylePr w:type="firstRow">
       <w:rPr>
+        <w:rFonts w:eastAsia="黑体"/>
         <w:b/>
         <w:bCs/>
         <w:color w:themeColor="background1" w:val="FFFFFF"/>
@@ -14161,6 +14745,7 @@
     </w:tblStylePr>
     <w:tblStylePr w:type="lastRow">
       <w:rPr>
+        <w:rFonts w:eastAsia="黑体"/>
         <w:b/>
         <w:bCs/>
         <w:color w:themeColor="accent2" w:themeShade="CC" w:val="9E3A38"/>
@@ -14175,12 +14760,14 @@
     </w:tblStylePr>
     <w:tblStylePr w:type="firstCol">
       <w:rPr>
+        <w:rFonts w:eastAsia="黑体"/>
         <w:b/>
         <w:bCs/>
       </w:rPr>
     </w:tblStylePr>
     <w:tblStylePr w:type="lastCol">
       <w:rPr>
+        <w:rFonts w:eastAsia="黑体"/>
         <w:b/>
         <w:bCs/>
       </w:rPr>
@@ -14215,6 +14802,7 @@
       <w:spacing w:after="0" w:line="240" w:lineRule="auto"/>
     </w:pPr>
     <w:rPr>
+      <w:rFonts w:eastAsia="黑体"/>
       <w:color w:themeColor="text1" w:val="000000"/>
     </w:rPr>
     <w:tblPr>
@@ -14233,6 +14821,7 @@
     </w:tcPr>
     <w:tblStylePr w:type="firstRow">
       <w:rPr>
+        <w:rFonts w:eastAsia="黑体"/>
         <w:b/>
         <w:bCs/>
         <w:color w:themeColor="background1" w:val="FFFFFF"/>
@@ -14247,6 +14836,7 @@
     </w:tblStylePr>
     <w:tblStylePr w:type="lastRow">
       <w:rPr>
+        <w:rFonts w:eastAsia="黑体"/>
         <w:b/>
         <w:bCs/>
         <w:color w:themeColor="accent2" w:themeShade="CC" w:val="9E3A38"/>
@@ -14261,12 +14851,14 @@
     </w:tblStylePr>
     <w:tblStylePr w:type="firstCol">
       <w:rPr>
+        <w:rFonts w:eastAsia="黑体"/>
         <w:b/>
         <w:bCs/>
       </w:rPr>
     </w:tblStylePr>
     <w:tblStylePr w:type="lastCol">
       <w:rPr>
+        <w:rFonts w:eastAsia="黑体"/>
         <w:b/>
         <w:bCs/>
       </w:rPr>
@@ -14301,6 +14893,7 @@
       <w:spacing w:after="0" w:line="240" w:lineRule="auto"/>
     </w:pPr>
     <w:rPr>
+      <w:rFonts w:eastAsia="黑体"/>
       <w:color w:themeColor="text1" w:val="000000"/>
     </w:rPr>
     <w:tblPr>
@@ -14319,6 +14912,7 @@
     </w:tcPr>
     <w:tblStylePr w:type="firstRow">
       <w:rPr>
+        <w:rFonts w:eastAsia="黑体"/>
         <w:b/>
         <w:bCs/>
         <w:color w:themeColor="background1" w:val="FFFFFF"/>
@@ -14333,6 +14927,7 @@
     </w:tblStylePr>
     <w:tblStylePr w:type="lastRow">
       <w:rPr>
+        <w:rFonts w:eastAsia="黑体"/>
         <w:b/>
         <w:bCs/>
         <w:color w:themeColor="accent2" w:themeShade="CC" w:val="9E3A38"/>
@@ -14347,12 +14942,14 @@
     </w:tblStylePr>
     <w:tblStylePr w:type="firstCol">
       <w:rPr>
+        <w:rFonts w:eastAsia="黑体"/>
         <w:b/>
         <w:bCs/>
       </w:rPr>
     </w:tblStylePr>
     <w:tblStylePr w:type="lastCol">
       <w:rPr>
+        <w:rFonts w:eastAsia="黑体"/>
         <w:b/>
         <w:bCs/>
       </w:rPr>
@@ -14387,6 +14984,7 @@
       <w:spacing w:after="0" w:line="240" w:lineRule="auto"/>
     </w:pPr>
     <w:rPr>
+      <w:rFonts w:eastAsia="黑体"/>
       <w:color w:themeColor="text1" w:val="000000"/>
     </w:rPr>
     <w:tblPr>
@@ -14405,6 +15003,7 @@
     </w:tcPr>
     <w:tblStylePr w:type="firstRow">
       <w:rPr>
+        <w:rFonts w:eastAsia="黑体"/>
         <w:b/>
         <w:bCs/>
         <w:color w:themeColor="background1" w:val="FFFFFF"/>
@@ -14419,6 +15018,7 @@
     </w:tblStylePr>
     <w:tblStylePr w:type="lastRow">
       <w:rPr>
+        <w:rFonts w:eastAsia="黑体"/>
         <w:b/>
         <w:bCs/>
         <w:color w:themeColor="accent4" w:themeShade="CC" w:val="664E82"/>
@@ -14433,12 +15033,14 @@
     </w:tblStylePr>
     <w:tblStylePr w:type="firstCol">
       <w:rPr>
+        <w:rFonts w:eastAsia="黑体"/>
         <w:b/>
         <w:bCs/>
       </w:rPr>
     </w:tblStylePr>
     <w:tblStylePr w:type="lastCol">
       <w:rPr>
+        <w:rFonts w:eastAsia="黑体"/>
         <w:b/>
         <w:bCs/>
       </w:rPr>
@@ -14473,6 +15075,7 @@
       <w:spacing w:after="0" w:line="240" w:lineRule="auto"/>
     </w:pPr>
     <w:rPr>
+      <w:rFonts w:eastAsia="黑体"/>
       <w:color w:themeColor="text1" w:val="000000"/>
     </w:rPr>
     <w:tblPr>
@@ -14491,6 +15094,7 @@
     </w:tcPr>
     <w:tblStylePr w:type="firstRow">
       <w:rPr>
+        <w:rFonts w:eastAsia="黑体"/>
         <w:b/>
         <w:bCs/>
         <w:color w:themeColor="background1" w:val="FFFFFF"/>
@@ -14505,6 +15109,7 @@
     </w:tblStylePr>
     <w:tblStylePr w:type="lastRow">
       <w:rPr>
+        <w:rFonts w:eastAsia="黑体"/>
         <w:b/>
         <w:bCs/>
         <w:color w:themeColor="accent3" w:themeShade="CC" w:val="7E9C40"/>
@@ -14519,12 +15124,14 @@
     </w:tblStylePr>
     <w:tblStylePr w:type="firstCol">
       <w:rPr>
+        <w:rFonts w:eastAsia="黑体"/>
         <w:b/>
         <w:bCs/>
       </w:rPr>
     </w:tblStylePr>
     <w:tblStylePr w:type="lastCol">
       <w:rPr>
+        <w:rFonts w:eastAsia="黑体"/>
         <w:b/>
         <w:bCs/>
       </w:rPr>
@@ -14559,6 +15166,7 @@
       <w:spacing w:after="0" w:line="240" w:lineRule="auto"/>
     </w:pPr>
     <w:rPr>
+      <w:rFonts w:eastAsia="黑体"/>
       <w:color w:themeColor="text1" w:val="000000"/>
     </w:rPr>
     <w:tblPr>
@@ -14577,6 +15185,7 @@
     </w:tcPr>
     <w:tblStylePr w:type="firstRow">
       <w:rPr>
+        <w:rFonts w:eastAsia="黑体"/>
         <w:b/>
         <w:bCs/>
         <w:color w:themeColor="background1" w:val="FFFFFF"/>
@@ -14591,6 +15200,7 @@
     </w:tblStylePr>
     <w:tblStylePr w:type="lastRow">
       <w:rPr>
+        <w:rFonts w:eastAsia="黑体"/>
         <w:b/>
         <w:bCs/>
         <w:color w:themeColor="accent6" w:themeShade="CC" w:val="F2730A"/>
@@ -14605,12 +15215,14 @@
     </w:tblStylePr>
     <w:tblStylePr w:type="firstCol">
       <w:rPr>
+        <w:rFonts w:eastAsia="黑体"/>
         <w:b/>
         <w:bCs/>
       </w:rPr>
     </w:tblStylePr>
     <w:tblStylePr w:type="lastCol">
       <w:rPr>
+        <w:rFonts w:eastAsia="黑体"/>
         <w:b/>
         <w:bCs/>
       </w:rPr>
@@ -14645,6 +15257,7 @@
       <w:spacing w:after="0" w:line="240" w:lineRule="auto"/>
     </w:pPr>
     <w:rPr>
+      <w:rFonts w:eastAsia="黑体"/>
       <w:color w:themeColor="text1" w:val="000000"/>
     </w:rPr>
     <w:tblPr>
@@ -14663,6 +15276,7 @@
     </w:tcPr>
     <w:tblStylePr w:type="firstRow">
       <w:rPr>
+        <w:rFonts w:eastAsia="黑体"/>
         <w:b/>
         <w:bCs/>
         <w:color w:themeColor="background1" w:val="FFFFFF"/>
@@ -14677,6 +15291,7 @@
     </w:tblStylePr>
     <w:tblStylePr w:type="lastRow">
       <w:rPr>
+        <w:rFonts w:eastAsia="黑体"/>
         <w:b/>
         <w:bCs/>
         <w:color w:themeColor="accent5" w:themeShade="CC" w:val="348DA5"/>
@@ -14691,12 +15306,14 @@
     </w:tblStylePr>
     <w:tblStylePr w:type="firstCol">
       <w:rPr>
+        <w:rFonts w:eastAsia="黑体"/>
         <w:b/>
         <w:bCs/>
       </w:rPr>
     </w:tblStylePr>
     <w:tblStylePr w:type="lastCol">
       <w:rPr>
+        <w:rFonts w:eastAsia="黑体"/>
         <w:b/>
         <w:bCs/>
       </w:rPr>
@@ -14731,6 +15348,7 @@
       <w:spacing w:after="0" w:line="240" w:lineRule="auto"/>
     </w:pPr>
     <w:rPr>
+      <w:rFonts w:eastAsia="黑体"/>
       <w:color w:themeColor="text1" w:val="000000"/>
     </w:rPr>
     <w:tblPr>
@@ -14752,6 +15370,7 @@
     </w:tcPr>
     <w:tblStylePr w:type="firstRow">
       <w:rPr>
+        <w:rFonts w:eastAsia="黑体"/>
         <w:b/>
         <w:bCs/>
       </w:rPr>
@@ -14762,6 +15381,7 @@
     </w:tblStylePr>
     <w:tblStylePr w:type="lastRow">
       <w:rPr>
+        <w:rFonts w:eastAsia="黑体"/>
         <w:b/>
         <w:bCs/>
         <w:color w:themeColor="text1" w:val="000000"/>
@@ -14773,6 +15393,7 @@
     </w:tblStylePr>
     <w:tblStylePr w:type="firstCol">
       <w:rPr>
+        <w:rFonts w:eastAsia="黑体"/>
         <w:color w:themeColor="background1" w:val="FFFFFF"/>
       </w:rPr>
       <w:tblPr/>
@@ -14782,6 +15403,7 @@
     </w:tblStylePr>
     <w:tblStylePr w:type="lastCol">
       <w:rPr>
+        <w:rFonts w:eastAsia="黑体"/>
         <w:color w:themeColor="background1" w:val="FFFFFF"/>
       </w:rPr>
       <w:tblPr/>
@@ -14811,6 +15433,7 @@
       <w:spacing w:after="0" w:line="240" w:lineRule="auto"/>
     </w:pPr>
     <w:rPr>
+      <w:rFonts w:eastAsia="黑体"/>
       <w:color w:themeColor="text1" w:val="000000"/>
     </w:rPr>
     <w:tblPr>
@@ -14832,6 +15455,7 @@
     </w:tcPr>
     <w:tblStylePr w:type="firstRow">
       <w:rPr>
+        <w:rFonts w:eastAsia="黑体"/>
         <w:b/>
         <w:bCs/>
       </w:rPr>
@@ -14842,6 +15466,7 @@
     </w:tblStylePr>
     <w:tblStylePr w:type="lastRow">
       <w:rPr>
+        <w:rFonts w:eastAsia="黑体"/>
         <w:b/>
         <w:bCs/>
         <w:color w:themeColor="text1" w:val="000000"/>
@@ -14853,6 +15478,7 @@
     </w:tblStylePr>
     <w:tblStylePr w:type="firstCol">
       <w:rPr>
+        <w:rFonts w:eastAsia="黑体"/>
         <w:color w:themeColor="background1" w:val="FFFFFF"/>
       </w:rPr>
       <w:tblPr/>
@@ -14862,6 +15488,7 @@
     </w:tblStylePr>
     <w:tblStylePr w:type="lastCol">
       <w:rPr>
+        <w:rFonts w:eastAsia="黑体"/>
         <w:color w:themeColor="background1" w:val="FFFFFF"/>
       </w:rPr>
       <w:tblPr/>
@@ -14891,6 +15518,7 @@
       <w:spacing w:after="0" w:line="240" w:lineRule="auto"/>
     </w:pPr>
     <w:rPr>
+      <w:rFonts w:eastAsia="黑体"/>
       <w:color w:themeColor="text1" w:val="000000"/>
     </w:rPr>
     <w:tblPr>
@@ -14912,6 +15540,7 @@
     </w:tcPr>
     <w:tblStylePr w:type="firstRow">
       <w:rPr>
+        <w:rFonts w:eastAsia="黑体"/>
         <w:b/>
         <w:bCs/>
       </w:rPr>
@@ -14922,6 +15551,7 @@
     </w:tblStylePr>
     <w:tblStylePr w:type="lastRow">
       <w:rPr>
+        <w:rFonts w:eastAsia="黑体"/>
         <w:b/>
         <w:bCs/>
         <w:color w:themeColor="text1" w:val="000000"/>
@@ -14933,6 +15563,7 @@
     </w:tblStylePr>
     <w:tblStylePr w:type="firstCol">
       <w:rPr>
+        <w:rFonts w:eastAsia="黑体"/>
         <w:color w:themeColor="background1" w:val="FFFFFF"/>
       </w:rPr>
       <w:tblPr/>
@@ -14942,6 +15573,7 @@
     </w:tblStylePr>
     <w:tblStylePr w:type="lastCol">
       <w:rPr>
+        <w:rFonts w:eastAsia="黑体"/>
         <w:color w:themeColor="background1" w:val="FFFFFF"/>
       </w:rPr>
       <w:tblPr/>
@@ -14971,6 +15603,7 @@
       <w:spacing w:after="0" w:line="240" w:lineRule="auto"/>
     </w:pPr>
     <w:rPr>
+      <w:rFonts w:eastAsia="黑体"/>
       <w:color w:themeColor="text1" w:val="000000"/>
     </w:rPr>
     <w:tblPr>
@@ -14992,6 +15625,7 @@
     </w:tcPr>
     <w:tblStylePr w:type="firstRow">
       <w:rPr>
+        <w:rFonts w:eastAsia="黑体"/>
         <w:b/>
         <w:bCs/>
       </w:rPr>
@@ -15002,6 +15636,7 @@
     </w:tblStylePr>
     <w:tblStylePr w:type="lastRow">
       <w:rPr>
+        <w:rFonts w:eastAsia="黑体"/>
         <w:b/>
         <w:bCs/>
         <w:color w:themeColor="text1" w:val="000000"/>
@@ -15013,6 +15648,7 @@
     </w:tblStylePr>
     <w:tblStylePr w:type="firstCol">
       <w:rPr>
+        <w:rFonts w:eastAsia="黑体"/>
         <w:color w:themeColor="background1" w:val="FFFFFF"/>
       </w:rPr>
       <w:tblPr/>
@@ -15022,6 +15658,7 @@
     </w:tblStylePr>
     <w:tblStylePr w:type="lastCol">
       <w:rPr>
+        <w:rFonts w:eastAsia="黑体"/>
         <w:color w:themeColor="background1" w:val="FFFFFF"/>
       </w:rPr>
       <w:tblPr/>
@@ -15051,6 +15688,7 @@
       <w:spacing w:after="0" w:line="240" w:lineRule="auto"/>
     </w:pPr>
     <w:rPr>
+      <w:rFonts w:eastAsia="黑体"/>
       <w:color w:themeColor="text1" w:val="000000"/>
     </w:rPr>
     <w:tblPr>
@@ -15072,6 +15710,7 @@
     </w:tcPr>
     <w:tblStylePr w:type="firstRow">
       <w:rPr>
+        <w:rFonts w:eastAsia="黑体"/>
         <w:b/>
         <w:bCs/>
       </w:rPr>
@@ -15082,6 +15721,7 @@
     </w:tblStylePr>
     <w:tblStylePr w:type="lastRow">
       <w:rPr>
+        <w:rFonts w:eastAsia="黑体"/>
         <w:b/>
         <w:bCs/>
         <w:color w:themeColor="text1" w:val="000000"/>
@@ -15093,6 +15733,7 @@
     </w:tblStylePr>
     <w:tblStylePr w:type="firstCol">
       <w:rPr>
+        <w:rFonts w:eastAsia="黑体"/>
         <w:color w:themeColor="background1" w:val="FFFFFF"/>
       </w:rPr>
       <w:tblPr/>
@@ -15102,6 +15743,7 @@
     </w:tblStylePr>
     <w:tblStylePr w:type="lastCol">
       <w:rPr>
+        <w:rFonts w:eastAsia="黑体"/>
         <w:color w:themeColor="background1" w:val="FFFFFF"/>
       </w:rPr>
       <w:tblPr/>
@@ -15131,6 +15773,7 @@
       <w:spacing w:after="0" w:line="240" w:lineRule="auto"/>
     </w:pPr>
     <w:rPr>
+      <w:rFonts w:eastAsia="黑体"/>
       <w:color w:themeColor="text1" w:val="000000"/>
     </w:rPr>
     <w:tblPr>
@@ -15152,6 +15795,7 @@
     </w:tcPr>
     <w:tblStylePr w:type="firstRow">
       <w:rPr>
+        <w:rFonts w:eastAsia="黑体"/>
         <w:b/>
         <w:bCs/>
       </w:rPr>
@@ -15162,6 +15806,7 @@
     </w:tblStylePr>
     <w:tblStylePr w:type="lastRow">
       <w:rPr>
+        <w:rFonts w:eastAsia="黑体"/>
         <w:b/>
         <w:bCs/>
         <w:color w:themeColor="text1" w:val="000000"/>
@@ -15173,6 +15818,7 @@
     </w:tblStylePr>
     <w:tblStylePr w:type="firstCol">
       <w:rPr>
+        <w:rFonts w:eastAsia="黑体"/>
         <w:color w:themeColor="background1" w:val="FFFFFF"/>
       </w:rPr>
       <w:tblPr/>
@@ -15182,6 +15828,7 @@
     </w:tblStylePr>
     <w:tblStylePr w:type="lastCol">
       <w:rPr>
+        <w:rFonts w:eastAsia="黑体"/>
         <w:color w:themeColor="background1" w:val="FFFFFF"/>
       </w:rPr>
       <w:tblPr/>
@@ -15211,6 +15858,7 @@
       <w:spacing w:after="0" w:line="240" w:lineRule="auto"/>
     </w:pPr>
     <w:rPr>
+      <w:rFonts w:eastAsia="黑体"/>
       <w:color w:themeColor="text1" w:val="000000"/>
     </w:rPr>
     <w:tblPr>
@@ -15232,6 +15880,7 @@
     </w:tcPr>
     <w:tblStylePr w:type="firstRow">
       <w:rPr>
+        <w:rFonts w:eastAsia="黑体"/>
         <w:b/>
         <w:bCs/>
       </w:rPr>
@@ -15242,6 +15891,7 @@
     </w:tblStylePr>
     <w:tblStylePr w:type="lastRow">
       <w:rPr>
+        <w:rFonts w:eastAsia="黑体"/>
         <w:b/>
         <w:bCs/>
         <w:color w:themeColor="text1" w:val="000000"/>
@@ -15253,6 +15903,7 @@
     </w:tblStylePr>
     <w:tblStylePr w:type="firstCol">
       <w:rPr>
+        <w:rFonts w:eastAsia="黑体"/>
         <w:color w:themeColor="background1" w:val="FFFFFF"/>
       </w:rPr>
       <w:tblPr/>
@@ -15262,6 +15913,7 @@
     </w:tblStylePr>
     <w:tblStylePr w:type="lastCol">
       <w:rPr>
+        <w:rFonts w:eastAsia="黑体"/>
         <w:color w:themeColor="background1" w:val="FFFFFF"/>
       </w:rPr>
       <w:tblPr/>
@@ -15294,6 +15946,7 @@
     <w:name w:val="KeywordTok"/>
     <w:basedOn w:val="VerbatimChar"/>
     <w:rPr>
+      <w:rFonts w:eastAsia="黑体"/>
       <w:b/>
       <w:color w:val="007020"/>
     </w:rPr>
@@ -15302,6 +15955,7 @@
     <w:name w:val="DataTypeTok"/>
     <w:basedOn w:val="VerbatimChar"/>
     <w:rPr>
+      <w:rFonts w:eastAsia="黑体"/>
       <w:color w:val="902000"/>
     </w:rPr>
   </w:style>
@@ -15309,6 +15963,7 @@
     <w:name w:val="DecValTok"/>
     <w:basedOn w:val="VerbatimChar"/>
     <w:rPr>
+      <w:rFonts w:eastAsia="黑体"/>
       <w:color w:val="40a070"/>
     </w:rPr>
   </w:style>
@@ -15316,6 +15971,7 @@
     <w:name w:val="BaseNTok"/>
     <w:basedOn w:val="VerbatimChar"/>
     <w:rPr>
+      <w:rFonts w:eastAsia="黑体"/>
       <w:color w:val="40a070"/>
     </w:rPr>
   </w:style>
@@ -15323,6 +15979,7 @@
     <w:name w:val="FloatTok"/>
     <w:basedOn w:val="VerbatimChar"/>
     <w:rPr>
+      <w:rFonts w:eastAsia="黑体"/>
       <w:color w:val="40a070"/>
     </w:rPr>
   </w:style>
@@ -15330,6 +15987,7 @@
     <w:name w:val="ConstantTok"/>
     <w:basedOn w:val="VerbatimChar"/>
     <w:rPr>
+      <w:rFonts w:eastAsia="黑体"/>
       <w:color w:val="880000"/>
     </w:rPr>
   </w:style>
@@ -15337,6 +15995,7 @@
     <w:name w:val="CharTok"/>
     <w:basedOn w:val="VerbatimChar"/>
     <w:rPr>
+      <w:rFonts w:eastAsia="黑体"/>
       <w:color w:val="4070a0"/>
     </w:rPr>
   </w:style>
@@ -15344,6 +16003,7 @@
     <w:name w:val="SpecialCharTok"/>
     <w:basedOn w:val="VerbatimChar"/>
     <w:rPr>
+      <w:rFonts w:eastAsia="黑体"/>
       <w:color w:val="4070a0"/>
     </w:rPr>
   </w:style>
@@ -15351,6 +16011,7 @@
     <w:name w:val="StringTok"/>
     <w:basedOn w:val="VerbatimChar"/>
     <w:rPr>
+      <w:rFonts w:eastAsia="黑体"/>
       <w:color w:val="4070a0"/>
     </w:rPr>
   </w:style>
@@ -15358,6 +16019,7 @@
     <w:name w:val="VerbatimStringTok"/>
     <w:basedOn w:val="VerbatimChar"/>
     <w:rPr>
+      <w:rFonts w:eastAsia="黑体"/>
       <w:color w:val="4070a0"/>
     </w:rPr>
   </w:style>
@@ -15365,6 +16027,7 @@
     <w:name w:val="SpecialStringTok"/>
     <w:basedOn w:val="VerbatimChar"/>
     <w:rPr>
+      <w:rFonts w:eastAsia="黑体"/>
       <w:color w:val="bb6688"/>
     </w:rPr>
   </w:style>
@@ -15372,6 +16035,7 @@
     <w:name w:val="ImportTok"/>
     <w:basedOn w:val="VerbatimChar"/>
     <w:rPr>
+      <w:rFonts w:eastAsia="黑体"/>
       <w:b/>
       <w:color w:val="008000"/>
     </w:rPr>
@@ -15380,6 +16044,7 @@
     <w:name w:val="CommentTok"/>
     <w:basedOn w:val="VerbatimChar"/>
     <w:rPr>
+      <w:rFonts w:eastAsia="黑体"/>
       <w:i/>
       <w:color w:val="60a0b0"/>
     </w:rPr>
@@ -15388,6 +16053,7 @@
     <w:name w:val="DocumentationTok"/>
     <w:basedOn w:val="VerbatimChar"/>
     <w:rPr>
+      <w:rFonts w:eastAsia="黑体"/>
       <w:i/>
       <w:color w:val="ba2121"/>
     </w:rPr>
@@ -15396,6 +16062,7 @@
     <w:name w:val="AnnotationTok"/>
     <w:basedOn w:val="VerbatimChar"/>
     <w:rPr>
+      <w:rFonts w:eastAsia="黑体"/>
       <w:b/>
       <w:i/>
       <w:color w:val="60a0b0"/>
@@ -15405,6 +16072,7 @@
     <w:name w:val="CommentVarTok"/>
     <w:basedOn w:val="VerbatimChar"/>
     <w:rPr>
+      <w:rFonts w:eastAsia="黑体"/>
       <w:b/>
       <w:i/>
       <w:color w:val="60a0b0"/>
@@ -15414,6 +16082,7 @@
     <w:name w:val="OtherTok"/>
     <w:basedOn w:val="VerbatimChar"/>
     <w:rPr>
+      <w:rFonts w:eastAsia="黑体"/>
       <w:color w:val="007020"/>
     </w:rPr>
   </w:style>
@@ -15421,6 +16090,7 @@
     <w:name w:val="FunctionTok"/>
     <w:basedOn w:val="VerbatimChar"/>
     <w:rPr>
+      <w:rFonts w:eastAsia="黑体"/>
       <w:color w:val="06287e"/>
     </w:rPr>
   </w:style>
@@ -15428,6 +16098,7 @@
     <w:name w:val="VariableTok"/>
     <w:basedOn w:val="VerbatimChar"/>
     <w:rPr>
+      <w:rFonts w:eastAsia="黑体"/>
       <w:color w:val="19177c"/>
     </w:rPr>
   </w:style>
@@ -15435,6 +16106,7 @@
     <w:name w:val="ControlFlowTok"/>
     <w:basedOn w:val="VerbatimChar"/>
     <w:rPr>
+      <w:rFonts w:eastAsia="黑体"/>
       <w:b/>
       <w:color w:val="007020"/>
     </w:rPr>
@@ -15443,6 +16115,7 @@
     <w:name w:val="OperatorTok"/>
     <w:basedOn w:val="VerbatimChar"/>
     <w:rPr>
+      <w:rFonts w:eastAsia="黑体"/>
       <w:color w:val="666666"/>
     </w:rPr>
   </w:style>
@@ -15450,18 +16123,22 @@
     <w:name w:val="BuiltInTok"/>
     <w:basedOn w:val="VerbatimChar"/>
     <w:rPr>
+      <w:rFonts w:eastAsia="黑体"/>
       <w:color w:val="008000"/>
     </w:rPr>
   </w:style>
   <w:style w:type="character" w:customStyle="1" w:styleId="ExtensionTok">
     <w:name w:val="ExtensionTok"/>
     <w:basedOn w:val="VerbatimChar"/>
-    <w:rPr/>
+    <w:rPr>
+      <w:rFonts w:eastAsia="黑体"/>
+    </w:rPr>
   </w:style>
   <w:style w:type="character" w:customStyle="1" w:styleId="PreprocessorTok">
     <w:name w:val="PreprocessorTok"/>
     <w:basedOn w:val="VerbatimChar"/>
     <w:rPr>
+      <w:rFonts w:eastAsia="黑体"/>
       <w:color w:val="bc7a00"/>
     </w:rPr>
   </w:style>
@@ -15469,18 +16146,22 @@
     <w:name w:val="AttributeTok"/>
     <w:basedOn w:val="VerbatimChar"/>
     <w:rPr>
+      <w:rFonts w:eastAsia="黑体"/>
       <w:color w:val="7d9029"/>
     </w:rPr>
   </w:style>
   <w:style w:type="character" w:customStyle="1" w:styleId="RegionMarkerTok">
     <w:name w:val="RegionMarkerTok"/>
     <w:basedOn w:val="VerbatimChar"/>
-    <w:rPr/>
+    <w:rPr>
+      <w:rFonts w:eastAsia="黑体"/>
+    </w:rPr>
   </w:style>
   <w:style w:type="character" w:customStyle="1" w:styleId="InformationTok">
     <w:name w:val="InformationTok"/>
     <w:basedOn w:val="VerbatimChar"/>
     <w:rPr>
+      <w:rFonts w:eastAsia="黑体"/>
       <w:b/>
       <w:i/>
       <w:color w:val="60a0b0"/>
@@ -15490,6 +16171,7 @@
     <w:name w:val="WarningTok"/>
     <w:basedOn w:val="VerbatimChar"/>
     <w:rPr>
+      <w:rFonts w:eastAsia="黑体"/>
       <w:b/>
       <w:i/>
       <w:color w:val="60a0b0"/>
@@ -15499,6 +16181,7 @@
     <w:name w:val="AlertTok"/>
     <w:basedOn w:val="VerbatimChar"/>
     <w:rPr>
+      <w:rFonts w:eastAsia="黑体"/>
       <w:b/>
       <w:color w:val="ff0000"/>
     </w:rPr>
@@ -15507,6 +16190,7 @@
     <w:name w:val="ErrorTok"/>
     <w:basedOn w:val="VerbatimChar"/>
     <w:rPr>
+      <w:rFonts w:eastAsia="黑体"/>
       <w:b/>
       <w:color w:val="ff0000"/>
     </w:rPr>
@@ -15514,7 +16198,9 @@
   <w:style w:type="character" w:customStyle="1" w:styleId="NormalTok">
     <w:name w:val="NormalTok"/>
     <w:basedOn w:val="VerbatimChar"/>
-    <w:rPr/>
+    <w:rPr>
+      <w:rFonts w:eastAsia="黑体"/>
+    </w:rPr>
   </w:style>
 </w:styles>
 </file>
@@ -15563,12 +16249,12 @@
     <a:fontScheme name="Office">
       <a:majorFont>
         <a:latin typeface="Calibri"/>
-        <a:ea typeface=""/>
+        <a:ea typeface="黑体"/>
         <a:cs typeface=""/>
         <a:font script="Jpan" typeface="ＭＳ ゴシック"/>
         <a:font script="Hang" typeface="맑은 고딕"/>
-        <a:font script="Hans" typeface="宋体"/>
-        <a:font script="Hant" typeface="新細明體"/>
+        <a:font script="Hans" typeface="黑体"/>
+        <a:font script="Hant" typeface="黑体"/>
         <a:font script="Arab" typeface="Times New Roman"/>
         <a:font script="Hebr" typeface="Times New Roman"/>
         <a:font script="Thai" typeface="Angsana New"/>
@@ -15598,12 +16284,12 @@
       </a:majorFont>
       <a:minorFont>
         <a:latin typeface="Cambria"/>
-        <a:ea typeface=""/>
+        <a:ea typeface="黑体"/>
         <a:cs typeface=""/>
         <a:font script="Jpan" typeface="ＭＳ 明朝"/>
         <a:font script="Hang" typeface="맑은 고딕"/>
-        <a:font script="Hans" typeface="宋体"/>
-        <a:font script="Hant" typeface="新細明體"/>
+        <a:font script="Hans" typeface="黑体"/>
+        <a:font script="Hant" typeface="黑体"/>
         <a:font script="Arab" typeface="Arial"/>
         <a:font script="Hebr" typeface="Arial"/>
         <a:font script="Thai" typeface="Cordia New"/>

--- a/11-变流电路/01-整流电路/倍压整流电路/倍压整流电路.docx
+++ b/11-变流电路/01-整流电路/倍压整流电路/倍压整流电路.docx
@@ -3178,7 +3178,7 @@
           <w:color w:val="555555"/>
           <w:sz w:val="21"/>
         </w:rPr>
-        <w:t>材料收集者：杜文杰，WX手机：19519196569，QQ:3478827729</w:t>
+        <w:t>材料收集者：杜文杰，微信/手机：19519196569，QQ:3478827729</w:t>
       </w:r>
     </w:p>
     <w:sectPr>
